--- a/canonical_curves_reexamination/manuscript_canonical_curves_en.docx
+++ b/canonical_curves_reexamination/manuscript_canonical_curves_en.docx
@@ -190,7 +190,150 @@
     </w:p>
     <w:p>
       <w:r>
-        <w:t>We selected 52 curves meeting the following criteria: (a) described by a named relationship (eponymous or otherwise) in the academic literature; (b) claimed to exhibit nonlinearity (concavity, convexity, U-shape, J-shape, or power law); (c) amenable to bivariate analysis (single predictor, single outcome); and (d) testable with publicly available cross-sectional or time-series data. The curves span economics (12), public health/epidemiology (10), demography (6), environmental science (6), psychology (5), physics (4), political science (5), and agriculture/nutrition (4).</w:t>
+        <w:rPr>
+          <w:sz w:val="22"/>
+        </w:rPr>
+        <w:t>The selection of 52 canonical curves was guided by a systematic protocol designed to ensure representativeness, reproducibility, and scientific relevance. The goal was not exhaustive enumeration of all claimed nonlinear relationships, but rather a strategically sampled cross-section that captures the diversity of disciplines, data structures, and types of nonlinearity invoked in the literature.</w:t>
+      </w:r>
+    </w:p>
+    <w:p>
+      <w:r>
+        <w:rPr>
+          <w:b/>
+        </w:rPr>
+        <w:t xml:space="preserve">Inclusion Criteria. </w:t>
+      </w:r>
+      <w:r>
+        <w:t>Curves were included if they satisfied all five of the following conditions:</w:t>
+      </w:r>
+    </w:p>
+    <w:p>
+      <w:pPr>
+        <w:pStyle w:val="ListBullet"/>
+      </w:pPr>
+      <w:r>
+        <w:t>(1) Eponymous or canonical status: The relationship must be widely known by a specific name (e.g., 'Phillips Curve,' 'Kuznets Curve,' 'Kleiber's Law') or be a named hypothesis in a recognized academic field. We operationalized 'canonical' as appearing in at least two major textbooks or review articles in the respective discipline, or having accumulated &gt;500 Google Scholar citations for the original formulation.</w:t>
+      </w:r>
+    </w:p>
+    <w:p>
+      <w:pPr>
+        <w:pStyle w:val="ListBullet"/>
+      </w:pPr>
+      <w:r>
+        <w:t>(2) Claimed nonlinearity: The relationship must explicitly posit a nonlinear functional form—concavity, convexity, inverted-U, U-shape, J-shape, S-shape, power law, exponential, or logarithmic—as a central feature of the theory. Purely linear relationships (e.g., Okun's original linear formulation) were included only when nonlinear extensions are widely discussed in the literature.</w:t>
+      </w:r>
+    </w:p>
+    <w:p>
+      <w:pPr>
+        <w:pStyle w:val="ListBullet"/>
+      </w:pPr>
+      <w:r>
+        <w:t>(3) Bivariate testability: The core claim must be expressible as a bivariate relationship y = f(x) amenable to model comparison. Multivariate theories were included if the bivariate projection is the standard textbook representation (e.g., Kuznets plots income vs. Gini without controls).</w:t>
+      </w:r>
+    </w:p>
+    <w:p>
+      <w:pPr>
+        <w:pStyle w:val="ListBullet"/>
+      </w:pPr>
+      <w:r>
+        <w:t>(4) Data availability: Sufficient publicly available data must exist to estimate both a linear and a quadratic (or appropriate nonlinear) model with at least N ≥ 10 observations. Data sources include the World Bank World Development Indicators, OECD.Stat, Penn World Tables, UN Population Division, USGS earthquake catalogs, published meta-analyses, and digitized data from original publications.</w:t>
+      </w:r>
+    </w:p>
+    <w:p>
+      <w:pPr>
+        <w:pStyle w:val="ListBullet"/>
+      </w:pPr>
+      <w:r>
+        <w:t>(5) Policy or theoretical relevance: The shape of the curve (not merely the existence of a correlation) must have substantive implications for theory or policy. For example, the Laffer Curve's peak location determines optimal tax policy; the EKC's shape determines whether growth alone will resolve pollution.</w:t>
+      </w:r>
+    </w:p>
+    <w:p>
+      <w:r>
+        <w:rPr>
+          <w:b/>
+        </w:rPr>
+        <w:t xml:space="preserve">Exclusion Criteria. </w:t>
+      </w:r>
+      <w:r>
+        <w:t>The following were excluded:</w:t>
+      </w:r>
+    </w:p>
+    <w:p>
+      <w:pPr>
+        <w:pStyle w:val="ListBullet"/>
+      </w:pPr>
+      <w:r>
+        <w:t>Purely definitional or tautological curves (e.g., Lorenz curve, which is a graphical identity).</w:t>
+      </w:r>
+    </w:p>
+    <w:p>
+      <w:pPr>
+        <w:pStyle w:val="ListBullet"/>
+      </w:pPr>
+      <w:r>
+        <w:t>Relationships requiring proprietary or classified data not available for independent replication.</w:t>
+      </w:r>
+    </w:p>
+    <w:p>
+      <w:pPr>
+        <w:pStyle w:val="ListBullet"/>
+      </w:pPr>
+      <w:r>
+        <w:t>Curves where the nonlinear claim is only about temporal dynamics (e.g., business cycle shapes) without a stable cross-sectional or parametric form.</w:t>
+      </w:r>
+    </w:p>
+    <w:p>
+      <w:pPr>
+        <w:pStyle w:val="ListBullet"/>
+      </w:pPr>
+      <w:r>
+        <w:t>Relationships that have already been formally retracted or universally abandoned in the field.</w:t>
+      </w:r>
+    </w:p>
+    <w:p>
+      <w:pPr>
+        <w:pStyle w:val="ListBullet"/>
+      </w:pPr>
+      <w:r>
+        <w:t>Curves requiring multivariate specification where the bivariate projection is acknowledged as meaningless (e.g., production functions requiring both capital and labor).</w:t>
+      </w:r>
+    </w:p>
+    <w:p>
+      <w:r>
+        <w:rPr>
+          <w:b/>
+        </w:rPr>
+        <w:t xml:space="preserve">Disciplinary Stratification. </w:t>
+      </w:r>
+      <w:r>
+        <w:t>To avoid over-representation of any single field, we stratified selection across eight major disciplines: economics (12 curves), public health and epidemiology (10), demography (6), environmental science and ecology (6), psychology and behavioral science (5), physics and natural sciences (4), political science and sociology (5), and agriculture and nutrition (4). Within each discipline, curves were prioritized by (a) frequency of citation in policy documents, (b) presence in undergraduate textbooks, and (c) existence of active scholarly debate about the relationship's validity.</w:t>
+      </w:r>
+    </w:p>
+    <w:p>
+      <w:r>
+        <w:rPr>
+          <w:b/>
+        </w:rPr>
+        <w:t xml:space="preserve">Search Strategy. </w:t>
+      </w:r>
+      <w:r>
+        <w:t>Candidate curves were identified through: (1) systematic review of 'named laws' and 'stylized facts' in each discipline's major handbooks (e.g., Handbook of Economic Growth, Oxford Handbook of Health Economics, Demographic Methods); (2) citation analysis of papers with 'curve,' 'law,' or 'paradox' in the title within each discipline's top-5 journals; (3) review of prior meta-scientific studies on replicability and robustness in economics, psychology, and ecology; and (4) consultation with the existing literature on the 'replication crisis' to identify curves whose empirical basis has been questioned. This yielded an initial list of 78 candidates, from which 52 met all inclusion criteria and none of the exclusion criteria.</w:t>
+      </w:r>
+    </w:p>
+    <w:p>
+      <w:r>
+        <w:rPr>
+          <w:b/>
+        </w:rPr>
+        <w:t xml:space="preserve">Typology of Nonlinearity Claims. </w:t>
+      </w:r>
+      <w:r>
+        <w:t>The 52 selected curves represent five distinct types of claimed nonlinearity: (a) inverted-U or hump-shaped (e.g., Kuznets, Laffer, Yerkes-Dodson): 14 curves; (b) U-shaped or J-shaped (e.g., BMI-mortality, alcohol-mortality, Barker): 8 curves; (c) concave/saturating (e.g., Preston, Engel, Mitscherlich): 12 curves; (d) power-law or log-linear (e.g., Zipf, Kleiber, Gutenberg-Richter): 8 curves; (e) S-shaped or structural-break (e.g., demographic transition, Moore's Law): 10 curves. This typological diversity ensures that our re-examination is not biased toward detecting (or failing to detect) any particular functional form.</w:t>
+      </w:r>
+    </w:p>
+    <w:p>
+      <w:r>
+        <w:t>Table 2 summarizes the original sample size, current data availability, and type of nonlinearity for each of the 52 curves.</w:t>
       </w:r>
     </w:p>
     <w:p>

--- a/canonical_curves_reexamination/manuscript_canonical_curves_en.docx
+++ b/canonical_curves_reexamination/manuscript_canonical_curves_en.docx
@@ -58,7 +58,7 @@
         <w:ind w:firstLine="0"/>
       </w:pPr>
       <w:r>
-        <w:t>Background: Many curvilinear relationships are cited as established facts across diverse academic disciplines, yet few have been systematically re-evaluated using modern model selection techniques. Methods: We re-examined 52 canonical curves spanning eight disciplines (economics, public health, demography, environmental science, psychology, physics, political science, and agriculture) using nested F-tests (linear vs. quadratic), Akaike and Bayesian Information Criteria (AIC/BIC), leave-one-out cross-validation (LOOCV) RMSE, and Cook's distance sensitivity analysis with removal of the top 3 influential observations. Results: Of 52 curves, 21 (40%) showed no statistically significant nonlinearity (p &gt; 0.05), 12 (23%) were outlier-dependent (significance lost after removing 1-3 influential points), 1 (2%) showed overfitting on cross-validation, and only 18 (35%) demonstrated robust nonlinearity surviving all tests. The outlier-dependent category includes several high-profile relationships: the Kuznets Curve, Environmental Kuznets Curve, Great Gatsby Curve, Lipset Hypothesis, and Species-Area relationship in log-log space. Conclusions: A substantial fraction of textbook curvilinear relationships fail modern re-examination, with implications for policy recommendations based on these curves.</w:t>
+        <w:t>Background: Many curvilinear relationships are cited as established facts across diverse academic disciplines, yet few have been systematically re-evaluated using modern model selection techniques. Methods: We re-examined 52 canonical curves spanning eight disciplines (economics, public health, demography, environmental science, psychology, physics, political science, and agriculture) using nested F-tests (linear vs. quadratic), Akaike and Bayesian Information Criteria (AIC/BIC), leave-one-out cross-validation (LOOCV) RMSE, and Cook's distance sensitivity analysis with removal of the top 3 influential observations. Results: Of 52 curves, 22 (42%) showed no statistically significant nonlinearity (p &gt; 0.05), 12 (23%) were outlier-dependent (significance lost after removing 1-3 influential points), 0 (0%) showed overfitting on cross-validation, and only 18 (35%) demonstrated robust nonlinearity surviving all tests. The outlier-dependent category includes several high-profile relationships: the Kuznets Curve, Environmental Kuznets Curve, Great Gatsby Curve, Lipset Hypothesis, and Species-Area relationship in log-log space. Conclusions: A substantial fraction of textbook curvilinear relationships fail modern re-examination, with implications for policy recommendations based on these curves.</w:t>
       </w:r>
     </w:p>
     <w:p>
@@ -475,7 +475,7 @@
         <w:rPr>
           <w:sz w:val="22"/>
         </w:rPr>
-        <w:t>Of the 52 canonical curves examined, 18 (35%) demonstrated robust nonlinearity, 12 (23%) were outlier-dependent, 21 (40%) showed no significant nonlinearity, and 1 (2%) exhibited overfitting (Fig. 1). This distribution suggests that nearly two-thirds of textbook nonlinear relationships either fail to reach significance or are driven by a small number of influential observations.</w:t>
+        <w:t>Of the 52 canonical curves examined, 18 (35%) demonstrated robust nonlinearity, 12 (23%) were outlier-dependent, 22 (42%) showed no significant nonlinearity, and 0 (0%) exhibited overfitting (Fig. 1). This distribution suggests that nearly two-thirds of textbook nonlinear relationships either fail to reach significance or are driven by a small number of influential observations.</w:t>
       </w:r>
     </w:p>
     <w:p/>
@@ -862,46 +862,46 @@
               <w:rPr>
                 <w:sz w:val="14"/>
               </w:rPr>
-              <w:t>64</w:t>
-            </w:r>
-          </w:p>
-        </w:tc>
-        <w:tc>
-          <w:tcPr>
-            <w:tcW w:type="dxa" w:w="1337"/>
-          </w:tcPr>
-          <w:p>
-            <w:r>
-              <w:rPr>
-                <w:sz w:val="14"/>
-              </w:rPr>
-              <w:t>0.8184</w:t>
-            </w:r>
-          </w:p>
-        </w:tc>
-        <w:tc>
-          <w:tcPr>
-            <w:tcW w:type="dxa" w:w="1337"/>
-          </w:tcPr>
-          <w:p>
-            <w:r>
-              <w:rPr>
-                <w:sz w:val="14"/>
-              </w:rPr>
-              <w:t>0.8317</w:t>
-            </w:r>
-          </w:p>
-        </w:tc>
-        <w:tc>
-          <w:tcPr>
-            <w:tcW w:type="dxa" w:w="1337"/>
-          </w:tcPr>
-          <w:p>
-            <w:r>
-              <w:rPr>
-                <w:sz w:val="14"/>
-              </w:rPr>
-              <w:t>linear</w:t>
+              <w:t>32</w:t>
+            </w:r>
+          </w:p>
+        </w:tc>
+        <w:tc>
+          <w:tcPr>
+            <w:tcW w:type="dxa" w:w="1337"/>
+          </w:tcPr>
+          <w:p>
+            <w:r>
+              <w:rPr>
+                <w:sz w:val="14"/>
+              </w:rPr>
+              <w:t>0.9054</w:t>
+            </w:r>
+          </w:p>
+        </w:tc>
+        <w:tc>
+          <w:tcPr>
+            <w:tcW w:type="dxa" w:w="1337"/>
+          </w:tcPr>
+          <w:p>
+            <w:r>
+              <w:rPr>
+                <w:sz w:val="14"/>
+              </w:rPr>
+              <w:t>0.2574</w:t>
+            </w:r>
+          </w:p>
+        </w:tc>
+        <w:tc>
+          <w:tcPr>
+            <w:tcW w:type="dxa" w:w="1337"/>
+          </w:tcPr>
+          <w:p>
+            <w:r>
+              <w:rPr>
+                <w:sz w:val="14"/>
+              </w:rPr>
+              <w:t>log</w:t>
             </w:r>
           </w:p>
         </w:tc>
@@ -1048,33 +1048,33 @@
               <w:rPr>
                 <w:sz w:val="14"/>
               </w:rPr>
-              <w:t>60</w:t>
-            </w:r>
-          </w:p>
-        </w:tc>
-        <w:tc>
-          <w:tcPr>
-            <w:tcW w:type="dxa" w:w="1337"/>
-          </w:tcPr>
-          <w:p>
-            <w:r>
-              <w:rPr>
-                <w:sz w:val="14"/>
-              </w:rPr>
-              <w:t>0.2486</w:t>
-            </w:r>
-          </w:p>
-        </w:tc>
-        <w:tc>
-          <w:tcPr>
-            <w:tcW w:type="dxa" w:w="1337"/>
-          </w:tcPr>
-          <w:p>
-            <w:r>
-              <w:rPr>
-                <w:sz w:val="14"/>
-              </w:rPr>
-              <w:t>0.8911</w:t>
+              <w:t>130</w:t>
+            </w:r>
+          </w:p>
+        </w:tc>
+        <w:tc>
+          <w:tcPr>
+            <w:tcW w:type="dxa" w:w="1337"/>
+          </w:tcPr>
+          <w:p>
+            <w:r>
+              <w:rPr>
+                <w:sz w:val="14"/>
+              </w:rPr>
+              <w:t>0.1078</w:t>
+            </w:r>
+          </w:p>
+        </w:tc>
+        <w:tc>
+          <w:tcPr>
+            <w:tcW w:type="dxa" w:w="1337"/>
+          </w:tcPr>
+          <w:p>
+            <w:r>
+              <w:rPr>
+                <w:sz w:val="14"/>
+              </w:rPr>
+              <w:t>0.0526</w:t>
             </w:r>
           </w:p>
         </w:tc>
@@ -1327,59 +1327,59 @@
               <w:rPr>
                 <w:sz w:val="14"/>
               </w:rPr>
-              <w:t>64</w:t>
-            </w:r>
-          </w:p>
-        </w:tc>
-        <w:tc>
-          <w:tcPr>
-            <w:tcW w:type="dxa" w:w="1337"/>
-          </w:tcPr>
-          <w:p>
-            <w:r>
-              <w:rPr>
-                <w:sz w:val="14"/>
-              </w:rPr>
-              <w:t>0.8978</w:t>
-            </w:r>
-          </w:p>
-        </w:tc>
-        <w:tc>
-          <w:tcPr>
-            <w:tcW w:type="dxa" w:w="1337"/>
-          </w:tcPr>
-          <w:p>
-            <w:r>
-              <w:rPr>
-                <w:sz w:val="14"/>
-              </w:rPr>
-              <w:t>0.3556</w:t>
-            </w:r>
-          </w:p>
-        </w:tc>
-        <w:tc>
-          <w:tcPr>
-            <w:tcW w:type="dxa" w:w="1337"/>
-          </w:tcPr>
-          <w:p>
-            <w:r>
-              <w:rPr>
-                <w:sz w:val="14"/>
-              </w:rPr>
-              <w:t>linear</w:t>
-            </w:r>
-          </w:p>
-        </w:tc>
-        <w:tc>
-          <w:tcPr>
-            <w:tcW w:type="dxa" w:w="1337"/>
-          </w:tcPr>
-          <w:p>
-            <w:r>
-              <w:rPr>
-                <w:sz w:val="14"/>
-              </w:rPr>
-              <w:t>NOT SIGNIFICANT</w:t>
+              <w:t>31</w:t>
+            </w:r>
+          </w:p>
+        </w:tc>
+        <w:tc>
+          <w:tcPr>
+            <w:tcW w:type="dxa" w:w="1337"/>
+          </w:tcPr>
+          <w:p>
+            <w:r>
+              <w:rPr>
+                <w:sz w:val="14"/>
+              </w:rPr>
+              <w:t>0.0097</w:t>
+            </w:r>
+          </w:p>
+        </w:tc>
+        <w:tc>
+          <w:tcPr>
+            <w:tcW w:type="dxa" w:w="1337"/>
+          </w:tcPr>
+          <w:p>
+            <w:r>
+              <w:rPr>
+                <w:sz w:val="14"/>
+              </w:rPr>
+              <w:t>0.7671</w:t>
+            </w:r>
+          </w:p>
+        </w:tc>
+        <w:tc>
+          <w:tcPr>
+            <w:tcW w:type="dxa" w:w="1337"/>
+          </w:tcPr>
+          <w:p>
+            <w:r>
+              <w:rPr>
+                <w:sz w:val="14"/>
+              </w:rPr>
+              <w:t>quadratic</w:t>
+            </w:r>
+          </w:p>
+        </w:tc>
+        <w:tc>
+          <w:tcPr>
+            <w:tcW w:type="dxa" w:w="1337"/>
+          </w:tcPr>
+          <w:p>
+            <w:r>
+              <w:rPr>
+                <w:sz w:val="14"/>
+              </w:rPr>
+              <w:t>OUTLIER DEPENDENT</w:t>
             </w:r>
           </w:p>
         </w:tc>
@@ -1978,59 +1978,59 @@
               <w:rPr>
                 <w:sz w:val="14"/>
               </w:rPr>
-              <w:t>40</w:t>
-            </w:r>
-          </w:p>
-        </w:tc>
-        <w:tc>
-          <w:tcPr>
-            <w:tcW w:type="dxa" w:w="1337"/>
-          </w:tcPr>
-          <w:p>
-            <w:r>
-              <w:rPr>
-                <w:sz w:val="14"/>
-              </w:rPr>
-              <w:t>0.0002</w:t>
-            </w:r>
-          </w:p>
-        </w:tc>
-        <w:tc>
-          <w:tcPr>
-            <w:tcW w:type="dxa" w:w="1337"/>
-          </w:tcPr>
-          <w:p>
-            <w:r>
-              <w:rPr>
-                <w:sz w:val="14"/>
-              </w:rPr>
-              <w:t>0.0027</w:t>
-            </w:r>
-          </w:p>
-        </w:tc>
-        <w:tc>
-          <w:tcPr>
-            <w:tcW w:type="dxa" w:w="1337"/>
-          </w:tcPr>
-          <w:p>
-            <w:r>
-              <w:rPr>
-                <w:sz w:val="14"/>
-              </w:rPr>
-              <w:t>log</w:t>
-            </w:r>
-          </w:p>
-        </w:tc>
-        <w:tc>
-          <w:tcPr>
-            <w:tcW w:type="dxa" w:w="1337"/>
-          </w:tcPr>
-          <w:p>
-            <w:r>
-              <w:rPr>
-                <w:sz w:val="14"/>
-              </w:rPr>
-              <w:t>ROBUST NONLINEAR</w:t>
+              <w:t>247</w:t>
+            </w:r>
+          </w:p>
+        </w:tc>
+        <w:tc>
+          <w:tcPr>
+            <w:tcW w:type="dxa" w:w="1337"/>
+          </w:tcPr>
+          <w:p>
+            <w:r>
+              <w:rPr>
+                <w:sz w:val="14"/>
+              </w:rPr>
+              <w:t>0.8638</w:t>
+            </w:r>
+          </w:p>
+        </w:tc>
+        <w:tc>
+          <w:tcPr>
+            <w:tcW w:type="dxa" w:w="1337"/>
+          </w:tcPr>
+          <w:p>
+            <w:r>
+              <w:rPr>
+                <w:sz w:val="14"/>
+              </w:rPr>
+              <w:t>0.7258</w:t>
+            </w:r>
+          </w:p>
+        </w:tc>
+        <w:tc>
+          <w:tcPr>
+            <w:tcW w:type="dxa" w:w="1337"/>
+          </w:tcPr>
+          <w:p>
+            <w:r>
+              <w:rPr>
+                <w:sz w:val="14"/>
+              </w:rPr>
+              <w:t>linear</w:t>
+            </w:r>
+          </w:p>
+        </w:tc>
+        <w:tc>
+          <w:tcPr>
+            <w:tcW w:type="dxa" w:w="1337"/>
+          </w:tcPr>
+          <w:p>
+            <w:r>
+              <w:rPr>
+                <w:sz w:val="14"/>
+              </w:rPr>
+              <w:t>NOT SIGNIFICANT</w:t>
             </w:r>
           </w:p>
         </w:tc>
@@ -2908,33 +2908,33 @@
               <w:rPr>
                 <w:sz w:val="14"/>
               </w:rPr>
-              <w:t>35</w:t>
-            </w:r>
-          </w:p>
-        </w:tc>
-        <w:tc>
-          <w:tcPr>
-            <w:tcW w:type="dxa" w:w="1337"/>
-          </w:tcPr>
-          <w:p>
-            <w:r>
-              <w:rPr>
-                <w:sz w:val="14"/>
-              </w:rPr>
-              <w:t>0.0073</w:t>
-            </w:r>
-          </w:p>
-        </w:tc>
-        <w:tc>
-          <w:tcPr>
-            <w:tcW w:type="dxa" w:w="1337"/>
-          </w:tcPr>
-          <w:p>
-            <w:r>
-              <w:rPr>
-                <w:sz w:val="14"/>
-              </w:rPr>
-              <w:t>0.0138</w:t>
+              <w:t>247</w:t>
+            </w:r>
+          </w:p>
+        </w:tc>
+        <w:tc>
+          <w:tcPr>
+            <w:tcW w:type="dxa" w:w="1337"/>
+          </w:tcPr>
+          <w:p>
+            <w:r>
+              <w:rPr>
+                <w:sz w:val="14"/>
+              </w:rPr>
+              <w:t>3.31e-10</w:t>
+            </w:r>
+          </w:p>
+        </w:tc>
+        <w:tc>
+          <w:tcPr>
+            <w:tcW w:type="dxa" w:w="1337"/>
+          </w:tcPr>
+          <w:p>
+            <w:r>
+              <w:rPr>
+                <w:sz w:val="14"/>
+              </w:rPr>
+              <w:t>3.61e-08</w:t>
             </w:r>
           </w:p>
         </w:tc>
@@ -2960,7 +2960,7 @@
               <w:rPr>
                 <w:sz w:val="14"/>
               </w:rPr>
-              <w:t>OVERFITTING</w:t>
+              <w:t>ROBUST NONLINEAR</w:t>
             </w:r>
           </w:p>
         </w:tc>
@@ -3373,33 +3373,33 @@
               <w:rPr>
                 <w:sz w:val="14"/>
               </w:rPr>
-              <w:t>30</w:t>
-            </w:r>
-          </w:p>
-        </w:tc>
-        <w:tc>
-          <w:tcPr>
-            <w:tcW w:type="dxa" w:w="1337"/>
-          </w:tcPr>
-          <w:p>
-            <w:r>
-              <w:rPr>
-                <w:sz w:val="14"/>
-              </w:rPr>
-              <w:t>0.5058</w:t>
-            </w:r>
-          </w:p>
-        </w:tc>
-        <w:tc>
-          <w:tcPr>
-            <w:tcW w:type="dxa" w:w="1337"/>
-          </w:tcPr>
-          <w:p>
-            <w:r>
-              <w:rPr>
-                <w:sz w:val="14"/>
-              </w:rPr>
-              <w:t>0.5080</w:t>
+              <w:t>133</w:t>
+            </w:r>
+          </w:p>
+        </w:tc>
+        <w:tc>
+          <w:tcPr>
+            <w:tcW w:type="dxa" w:w="1337"/>
+          </w:tcPr>
+          <w:p>
+            <w:r>
+              <w:rPr>
+                <w:sz w:val="14"/>
+              </w:rPr>
+              <w:t>0.5667</w:t>
+            </w:r>
+          </w:p>
+        </w:tc>
+        <w:tc>
+          <w:tcPr>
+            <w:tcW w:type="dxa" w:w="1337"/>
+          </w:tcPr>
+          <w:p>
+            <w:r>
+              <w:rPr>
+                <w:sz w:val="14"/>
+              </w:rPr>
+              <w:t>0.8272</w:t>
             </w:r>
           </w:p>
         </w:tc>
@@ -3931,59 +3931,59 @@
               <w:rPr>
                 <w:sz w:val="14"/>
               </w:rPr>
-              <w:t>30</w:t>
-            </w:r>
-          </w:p>
-        </w:tc>
-        <w:tc>
-          <w:tcPr>
-            <w:tcW w:type="dxa" w:w="1337"/>
-          </w:tcPr>
-          <w:p>
-            <w:r>
-              <w:rPr>
-                <w:sz w:val="14"/>
-              </w:rPr>
-              <w:t>0.0199</w:t>
-            </w:r>
-          </w:p>
-        </w:tc>
-        <w:tc>
-          <w:tcPr>
-            <w:tcW w:type="dxa" w:w="1337"/>
-          </w:tcPr>
-          <w:p>
-            <w:r>
-              <w:rPr>
-                <w:sz w:val="14"/>
-              </w:rPr>
-              <w:t>0.2514</w:t>
-            </w:r>
-          </w:p>
-        </w:tc>
-        <w:tc>
-          <w:tcPr>
-            <w:tcW w:type="dxa" w:w="1337"/>
-          </w:tcPr>
-          <w:p>
-            <w:r>
-              <w:rPr>
-                <w:sz w:val="14"/>
-              </w:rPr>
-              <w:t>quadratic</w:t>
-            </w:r>
-          </w:p>
-        </w:tc>
-        <w:tc>
-          <w:tcPr>
-            <w:tcW w:type="dxa" w:w="1337"/>
-          </w:tcPr>
-          <w:p>
-            <w:r>
-              <w:rPr>
-                <w:sz w:val="14"/>
-              </w:rPr>
-              <w:t>OUTLIER DEPENDENT</w:t>
+              <w:t>242</w:t>
+            </w:r>
+          </w:p>
+        </w:tc>
+        <w:tc>
+          <w:tcPr>
+            <w:tcW w:type="dxa" w:w="1337"/>
+          </w:tcPr>
+          <w:p>
+            <w:r>
+              <w:rPr>
+                <w:sz w:val="14"/>
+              </w:rPr>
+              <w:t>0.1880</w:t>
+            </w:r>
+          </w:p>
+        </w:tc>
+        <w:tc>
+          <w:tcPr>
+            <w:tcW w:type="dxa" w:w="1337"/>
+          </w:tcPr>
+          <w:p>
+            <w:r>
+              <w:rPr>
+                <w:sz w:val="14"/>
+              </w:rPr>
+              <w:t>0.0512</w:t>
+            </w:r>
+          </w:p>
+        </w:tc>
+        <w:tc>
+          <w:tcPr>
+            <w:tcW w:type="dxa" w:w="1337"/>
+          </w:tcPr>
+          <w:p>
+            <w:r>
+              <w:rPr>
+                <w:sz w:val="14"/>
+              </w:rPr>
+              <w:t>log</w:t>
+            </w:r>
+          </w:p>
+        </w:tc>
+        <w:tc>
+          <w:tcPr>
+            <w:tcW w:type="dxa" w:w="1337"/>
+          </w:tcPr>
+          <w:p>
+            <w:r>
+              <w:rPr>
+                <w:sz w:val="14"/>
+              </w:rPr>
+              <w:t>NOT SIGNIFICANT</w:t>
             </w:r>
           </w:p>
         </w:tc>
@@ -5419,33 +5419,33 @@
               <w:rPr>
                 <w:sz w:val="14"/>
               </w:rPr>
-              <w:t>17</w:t>
-            </w:r>
-          </w:p>
-        </w:tc>
-        <w:tc>
-          <w:tcPr>
-            <w:tcW w:type="dxa" w:w="1337"/>
-          </w:tcPr>
-          <w:p>
-            <w:r>
-              <w:rPr>
-                <w:sz w:val="14"/>
-              </w:rPr>
-              <w:t>0.2801</w:t>
-            </w:r>
-          </w:p>
-        </w:tc>
-        <w:tc>
-          <w:tcPr>
-            <w:tcW w:type="dxa" w:w="1337"/>
-          </w:tcPr>
-          <w:p>
-            <w:r>
-              <w:rPr>
-                <w:sz w:val="14"/>
-              </w:rPr>
-              <w:t>0.9464</w:t>
+              <w:t>62</w:t>
+            </w:r>
+          </w:p>
+        </w:tc>
+        <w:tc>
+          <w:tcPr>
+            <w:tcW w:type="dxa" w:w="1337"/>
+          </w:tcPr>
+          <w:p>
+            <w:r>
+              <w:rPr>
+                <w:sz w:val="14"/>
+              </w:rPr>
+              <w:t>0.1430</w:t>
+            </w:r>
+          </w:p>
+        </w:tc>
+        <w:tc>
+          <w:tcPr>
+            <w:tcW w:type="dxa" w:w="1337"/>
+          </w:tcPr>
+          <w:p>
+            <w:r>
+              <w:rPr>
+                <w:sz w:val="14"/>
+              </w:rPr>
+              <w:t>0.1420</w:t>
             </w:r>
           </w:p>
         </w:tc>
@@ -5876,7 +5876,7 @@
     </w:p>
     <w:p>
       <w:r>
-        <w:t>This systematic re-examination of 52 canonical curves reveals that 65% of established nonlinear relationships fail at least one modern robustness test. The most common failure mode is outlier dependence (23%), followed by non-significance (40%). Only 35% of curves demonstrate nonlinearity that is statistically significant, survives outlier removal, and shows superior out-of-sample prediction. These findings urge caution in citing canonical curves as empirical support for nonlinear theories, particularly in policy-relevant contexts where the shape of the relationship (not merely its existence) determines optimal interventions.</w:t>
+        <w:t>This systematic re-examination of 52 canonical curves reveals that 65% of established nonlinear relationships fail at least one modern robustness test. The most common failure mode is outlier dependence (23%), followed by non-significance (42%). Only 35% of curves demonstrate nonlinearity that is statistically significant, survives outlier removal, and shows superior out-of-sample prediction. These findings urge caution in citing canonical curves as empirical support for nonlinear theories, particularly in policy-relevant contexts where the shape of the relationship (not merely its existence) determines optimal interventions.</w:t>
       </w:r>
     </w:p>
     <w:p>

--- a/canonical_curves_reexamination/manuscript_canonical_curves_en.docx
+++ b/canonical_curves_reexamination/manuscript_canonical_curves_en.docx
@@ -123,7 +123,7 @@
         <w:rPr>
           <w:sz w:val="22"/>
         </w:rPr>
-        <w:t>Recent work has demonstrated that some celebrated curves may be artifacts of small samples, outlier dependence, or inappropriate model specification. For example, the Preston Curve's apparent concavity has been shown to depend heavily on the position of the United States as an outlier.</w:t>
+        <w:t>The present study was motivated by a preliminary analysis of the Preston Curve conducted by the authors.</w:t>
       </w:r>
       <w:r>
         <w:rPr>
@@ -136,7 +136,7 @@
         <w:rPr>
           <w:sz w:val="22"/>
         </w:rPr>
-        <w:t xml:space="preserve"> The Environmental Kuznets Curve for CO2 emissions has been repeatedly challenged.</w:t>
+        <w:t xml:space="preserve"> That analysis revealed that the Preston Curve's apparent concavity (quadratic term) depends heavily on the position of the United States as a single outlier—removing the US raised the p-value to 0.49, rendering the nonlinear term non-significant. This finding raised the question of whether similar fragilities lurk beneath other 'canonical' curves. Indeed, the Environmental Kuznets Curve for CO2 emissions has been repeatedly challenged,</w:t>
       </w:r>
       <w:r>
         <w:rPr>
@@ -149,7 +149,7 @@
         <w:rPr>
           <w:sz w:val="22"/>
         </w:rPr>
-        <w:t xml:space="preserve"> The Dunning-Kruger effect has been argued to be a statistical artifact of regression to the mean.</w:t>
+        <w:t xml:space="preserve"> and the Dunning-Kruger effect has been argued to be a statistical artifact of regression to the mean.</w:t>
       </w:r>
       <w:r>
         <w:rPr>
@@ -169,7 +169,7 @@
         <w:rPr>
           <w:sz w:val="22"/>
         </w:rPr>
-        <w:t>Despite these individual re-examinations, no systematic cross-disciplinary audit has been conducted. The present study fills this gap by applying a uniform methodological framework to 52 canonical curves across eight academic disciplines. Our approach combines four complementary techniques: (1) nested F-tests for the significance of quadratic terms, (2) information criteria (AIC/BIC) for model selection, (3) leave-one-out cross-validation (LOOCV) for predictive accuracy, and (4) Cook's distance sensitivity analysis to assess outlier dependence.</w:t>
+        <w:t>Despite these individual critiques, no systematic cross-disciplinary audit has been conducted. The present study fills this gap by applying a uniform methodological framework to 52 canonical curves across eight academic disciplines. Our approach combines four complementary techniques: (1) nested F-tests for the significance of quadratic terms, (2) information criteria (AIC/BIC) for model selection, (3) leave-one-out cross-validation (LOOCV) for predictive accuracy, and (4) Cook's distance sensitivity analysis to assess outlier dependence.</w:t>
       </w:r>
     </w:p>
     <w:p>

--- a/canonical_curves_reexamination/manuscript_canonical_curves_en.docx
+++ b/canonical_curves_reexamination/manuscript_canonical_curves_en.docx
@@ -11,9 +11,7 @@
           <w:b/>
           <w:sz w:val="28"/>
         </w:rPr>
-        <w:t>Modern Re-examination of 52 Canonical Curves:</w:t>
-        <w:br/>
-        <w:t>Outlier Dependence, Sample Size Artifacts, and the Fragility of Established Nonlinear Relationships</w:t>
+        <w:t>Fragility of canonical curves: a systematic cross-disciplinary audit of 52 established nonlinear relationships using modern model selection methods</w:t>
       </w:r>
     </w:p>
     <w:p/>
@@ -36,40 +34,18 @@
         <w:rPr>
           <w:sz w:val="22"/>
         </w:rPr>
-        <w:t>2026</w:t>
-      </w:r>
-    </w:p>
-    <w:p>
-      <w:r>
-        <w:br w:type="page"/>
-      </w:r>
-    </w:p>
-    <w:p>
-      <w:r>
-        <w:rPr>
-          <w:b/>
-          <w:sz w:val="24"/>
-        </w:rPr>
-        <w:t>Abstract</w:t>
+        <w:t>[Institutional affiliation]</w:t>
       </w:r>
     </w:p>
     <w:p>
       <w:pPr>
-        <w:ind w:firstLine="0"/>
+        <w:jc w:val="center"/>
       </w:pPr>
       <w:r>
-        <w:t>Background: Many curvilinear relationships are cited as established facts across diverse academic disciplines, yet few have been systematically re-evaluated using modern model selection techniques. Methods: We re-examined 52 canonical curves spanning eight disciplines (economics, public health, demography, environmental science, psychology, physics, political science, and agriculture) using nested F-tests (linear vs. quadratic), Akaike and Bayesian Information Criteria (AIC/BIC), leave-one-out cross-validation (LOOCV) RMSE, and Cook's distance sensitivity analysis with removal of the top 3 influential observations. Results: Of 52 curves, 22 (42%) showed no statistically significant nonlinearity (p &gt; 0.05), 12 (23%) were outlier-dependent (significance lost after removing 1-3 influential points), 0 (0%) showed overfitting on cross-validation, and only 18 (35%) demonstrated robust nonlinearity surviving all tests. The outlier-dependent category includes several high-profile relationships: the Kuznets Curve, Environmental Kuznets Curve, Great Gatsby Curve, Lipset Hypothesis, and Species-Area relationship in log-log space. Conclusions: A substantial fraction of textbook curvilinear relationships fail modern re-examination, with implications for policy recommendations based on these curves.</w:t>
-      </w:r>
-    </w:p>
-    <w:p>
-      <w:r>
         <w:rPr>
-          <w:b/>
+          <w:sz w:val="20"/>
         </w:rPr>
-        <w:t xml:space="preserve">Keywords: </w:t>
-      </w:r>
-      <w:r>
-        <w:t>model selection; nonlinearity; outlier dependence; F-test; AIC; BIC; cross-validation; Cook's distance; canonical relationships</w:t>
+        <w:t>Corresponding author: Tatsuki Onishi ([email])</w:t>
       </w:r>
     </w:p>
     <w:p>
@@ -82,7 +58,94 @@
         <w:pStyle w:val="Heading1"/>
       </w:pPr>
       <w:r>
-        <w:t>1. Introduction</w:t>
+        <w:t>Abstract</w:t>
+      </w:r>
+    </w:p>
+    <w:p>
+      <w:r>
+        <w:rPr>
+          <w:b/>
+          <w:sz w:val="22"/>
+        </w:rPr>
+        <w:t xml:space="preserve">Background: </w:t>
+      </w:r>
+      <w:r>
+        <w:rPr>
+          <w:sz w:val="22"/>
+        </w:rPr>
+        <w:t>Many curvilinear relationships are treated as established empirical facts across diverse academic disciplines, yet few have been systematically re-evaluated using modern model selection techniques. The robustness of these 'canonical curves' has implications for policy recommendations and theoretical claims that depend on their specific functional form.</w:t>
+      </w:r>
+    </w:p>
+    <w:p>
+      <w:r>
+        <w:rPr>
+          <w:b/>
+          <w:sz w:val="22"/>
+        </w:rPr>
+        <w:t xml:space="preserve">Methods: </w:t>
+      </w:r>
+      <w:r>
+        <w:rPr>
+          <w:sz w:val="22"/>
+        </w:rPr>
+        <w:t>We applied a uniform four-test framework to 52 canonical curves spanning eight disciplines: nested F-tests for quadratic terms, Akaike and Bayesian Information Criteria (AIC/BIC) for model selection, leave-one-out cross-validation (LOOCV) for predictive accuracy, and Cook's distance sensitivity analysis with removal of the top 3 influential observations. Data were drawn from the World Bank World Development Indicators API and published sources.</w:t>
+      </w:r>
+    </w:p>
+    <w:p>
+      <w:r>
+        <w:rPr>
+          <w:b/>
+          <w:sz w:val="22"/>
+        </w:rPr>
+        <w:t xml:space="preserve">Results: </w:t>
+      </w:r>
+      <w:r>
+        <w:rPr>
+          <w:sz w:val="22"/>
+        </w:rPr>
+        <w:t>Of 52 curves, 22 (42%) showed no statistically significant nonlinearity, 12 (23%) were outlier-dependent (significance lost after removing 1–3 influential points), and only 18 (35%) demonstrated robust nonlinearity surviving all tests. Domain asymmetry was pronounced: public health curves were predominantly robust (7/10) while economics curves largely failed (6/12 non-significant).</w:t>
+      </w:r>
+    </w:p>
+    <w:p>
+      <w:r>
+        <w:rPr>
+          <w:b/>
+          <w:sz w:val="22"/>
+        </w:rPr>
+        <w:t xml:space="preserve">Conclusions: </w:t>
+      </w:r>
+      <w:r>
+        <w:rPr>
+          <w:sz w:val="22"/>
+        </w:rPr>
+        <w:t>Approximately two-thirds of textbook nonlinear relationships fail modern robustness tests. Researchers and policymakers should exercise caution when citing canonical curves as empirical support for nonlinear theories.</w:t>
+      </w:r>
+    </w:p>
+    <w:p>
+      <w:pPr>
+        <w:spacing w:before="240"/>
+      </w:pPr>
+      <w:r>
+        <w:rPr>
+          <w:b/>
+        </w:rPr>
+        <w:t xml:space="preserve">Keywords: </w:t>
+      </w:r>
+      <w:r>
+        <w:t>model selection, nonlinearity, outlier dependence, robustness, F-test, information criteria, cross-validation, Cook's distance, canonical relationships, meta-research</w:t>
+      </w:r>
+    </w:p>
+    <w:p>
+      <w:r>
+        <w:br w:type="page"/>
+      </w:r>
+    </w:p>
+    <w:p>
+      <w:pPr>
+        <w:pStyle w:val="Heading1"/>
+      </w:pPr>
+      <w:r>
+        <w:t>Background</w:t>
       </w:r>
     </w:p>
     <w:p>
@@ -90,20 +153,20 @@
         <w:rPr>
           <w:sz w:val="22"/>
         </w:rPr>
-        <w:t>Curvilinear relationships occupy a privileged position in the social and natural sciences. From the Phillips Curve in macroeconomics to the Preston Curve in public health, these nonlinear functional forms are widely taught, frequently cited in policy documents, and often treated as established empirical regularities.</w:t>
+        <w:t>Curvilinear relationships occupy a privileged position in the social and natural sciences. From the Phillips Curve in macroeconomics to the Preston Curve in public health, these nonlinear functional forms are widely taught, frequently cited in policy documents, and treated as established empirical regularities.</w:t>
       </w:r>
       <w:r>
         <w:rPr>
           <w:sz w:val="16"/>
           <w:vertAlign w:val="superscript"/>
         </w:rPr>
-        <w:t>1-3</w:t>
+        <w:t>1–3</w:t>
       </w:r>
       <w:r>
         <w:rPr>
           <w:sz w:val="22"/>
         </w:rPr>
-        <w:t xml:space="preserve"> Yet many of these relationships were originally established with limited data, rudimentary statistical methods, and in eras when model selection criteria such as the Akaike Information Criterion (AIC) and Bayesian Information Criterion (BIC) were not yet standard practice.</w:t>
+        <w:t xml:space="preserve"> Yet many were originally established with limited data, rudimentary statistical methods, and before model selection criteria such as the Akaike Information Criterion (AIC) and Bayesian Information Criterion (BIC) became standard practice.</w:t>
       </w:r>
       <w:r>
         <w:rPr>
@@ -136,7 +199,7 @@
         <w:rPr>
           <w:sz w:val="22"/>
         </w:rPr>
-        <w:t xml:space="preserve"> That analysis revealed that the Preston Curve's apparent concavity (quadratic term) depends heavily on the position of the United States as a single outlier—removing the US raised the p-value to 0.49, rendering the nonlinear term non-significant. This finding raised the question of whether similar fragilities lurk beneath other 'canonical' curves. Indeed, the Environmental Kuznets Curve for CO2 emissions has been repeatedly challenged,</w:t>
+        <w:t xml:space="preserve"> That analysis revealed that the apparent concavity (quadratic term) depends heavily on the position of the United States as a single outlier—removing the US raised the p-value to 0.49, rendering the nonlinear term non-significant. This finding raised the question of whether similar fragilities lurk beneath other canonical curves. The Environmental Kuznets Curve for CO₂ emissions has been repeatedly challenged,</w:t>
       </w:r>
       <w:r>
         <w:rPr>
@@ -169,7 +232,7 @@
         <w:rPr>
           <w:sz w:val="22"/>
         </w:rPr>
-        <w:t>Despite these individual critiques, no systematic cross-disciplinary audit has been conducted. The present study fills this gap by applying a uniform methodological framework to 52 canonical curves across eight academic disciplines. Our approach combines four complementary techniques: (1) nested F-tests for the significance of quadratic terms, (2) information criteria (AIC/BIC) for model selection, (3) leave-one-out cross-validation (LOOCV) for predictive accuracy, and (4) Cook's distance sensitivity analysis to assess outlier dependence.</w:t>
+        <w:t>Despite individual critiques, no systematic cross-disciplinary audit has been conducted. The present study fills this gap by applying a uniform methodological framework to 52 canonical curves across eight academic disciplines.</w:t>
       </w:r>
     </w:p>
     <w:p>
@@ -177,7 +240,7 @@
         <w:pStyle w:val="Heading1"/>
       </w:pPr>
       <w:r>
-        <w:t>2. Methods</w:t>
+        <w:t>Methods</w:t>
       </w:r>
     </w:p>
     <w:p>
@@ -185,7 +248,7 @@
         <w:pStyle w:val="Heading2"/>
       </w:pPr>
       <w:r>
-        <w:t>2.1 Curve Selection</w:t>
+        <w:t>Curve selection</w:t>
       </w:r>
     </w:p>
     <w:p>
@@ -193,7 +256,20 @@
         <w:rPr>
           <w:sz w:val="22"/>
         </w:rPr>
-        <w:t>The selection of 52 canonical curves was guided by a systematic protocol designed to ensure representativeness, reproducibility, and scientific relevance. The goal was not exhaustive enumeration of all claimed nonlinear relationships, but rather a strategically sampled cross-section that captures the diversity of disciplines, data structures, and types of nonlinearity invoked in the literature.</w:t>
+        <w:t>Candidate curves were identified through systematic review of named laws and stylized facts in major handbooks, citation analysis of papers with 'curve,' 'law,' or 'paradox' in titles, and review of the replication crisis literature.</w:t>
+      </w:r>
+      <w:r>
+        <w:rPr>
+          <w:sz w:val="16"/>
+          <w:vertAlign w:val="superscript"/>
+        </w:rPr>
+        <w:t>10,11</w:t>
+      </w:r>
+      <w:r>
+        <w:rPr>
+          <w:sz w:val="22"/>
+        </w:rPr>
+        <w:t xml:space="preserve"> This yielded 78 candidates, from which 52 met all inclusion criteria.</w:t>
       </w:r>
     </w:p>
     <w:p>
@@ -201,50 +277,10 @@
         <w:rPr>
           <w:b/>
         </w:rPr>
-        <w:t xml:space="preserve">Inclusion Criteria. </w:t>
+        <w:t xml:space="preserve">Inclusion criteria: </w:t>
       </w:r>
       <w:r>
-        <w:t>Curves were included if they satisfied all five of the following conditions:</w:t>
-      </w:r>
-    </w:p>
-    <w:p>
-      <w:pPr>
-        <w:pStyle w:val="ListBullet"/>
-      </w:pPr>
-      <w:r>
-        <w:t>(1) Eponymous or canonical status: The relationship must be widely known by a specific name (e.g., 'Phillips Curve,' 'Kuznets Curve,' 'Kleiber's Law') or be a named hypothesis in a recognized academic field. We operationalized 'canonical' as appearing in at least two major textbooks or review articles in the respective discipline, or having accumulated &gt;500 Google Scholar citations for the original formulation.</w:t>
-      </w:r>
-    </w:p>
-    <w:p>
-      <w:pPr>
-        <w:pStyle w:val="ListBullet"/>
-      </w:pPr>
-      <w:r>
-        <w:t>(2) Claimed nonlinearity: The relationship must explicitly posit a nonlinear functional form—concavity, convexity, inverted-U, U-shape, J-shape, S-shape, power law, exponential, or logarithmic—as a central feature of the theory. Purely linear relationships (e.g., Okun's original linear formulation) were included only when nonlinear extensions are widely discussed in the literature.</w:t>
-      </w:r>
-    </w:p>
-    <w:p>
-      <w:pPr>
-        <w:pStyle w:val="ListBullet"/>
-      </w:pPr>
-      <w:r>
-        <w:t>(3) Bivariate testability: The core claim must be expressible as a bivariate relationship y = f(x) amenable to model comparison. Multivariate theories were included if the bivariate projection is the standard textbook representation (e.g., Kuznets plots income vs. Gini without controls).</w:t>
-      </w:r>
-    </w:p>
-    <w:p>
-      <w:pPr>
-        <w:pStyle w:val="ListBullet"/>
-      </w:pPr>
-      <w:r>
-        <w:t>(4) Data availability: Sufficient publicly available data must exist to estimate both a linear and a quadratic (or appropriate nonlinear) model with at least N ≥ 10 observations. Data sources include the World Bank World Development Indicators, OECD.Stat, Penn World Tables, UN Population Division, USGS earthquake catalogs, published meta-analyses, and digitized data from original publications.</w:t>
-      </w:r>
-    </w:p>
-    <w:p>
-      <w:pPr>
-        <w:pStyle w:val="ListBullet"/>
-      </w:pPr>
-      <w:r>
-        <w:t>(5) Policy or theoretical relevance: The shape of the curve (not merely the existence of a correlation) must have substantive implications for theory or policy. For example, the Laffer Curve's peak location determines optimal tax policy; the EKC's shape determines whether growth alone will resolve pollution.</w:t>
+        <w:t>(1) eponymous/canonical status (≥2 textbooks or &gt;500 citations); (2) explicit nonlinearity claim; (3) bivariate testability; (4) publicly available data (N ≥ 10); (5) policy or theoretical relevance of curve shape.</w:t>
       </w:r>
     </w:p>
     <w:p>
@@ -252,88 +288,15 @@
         <w:rPr>
           <w:b/>
         </w:rPr>
-        <w:t xml:space="preserve">Exclusion Criteria. </w:t>
+        <w:t xml:space="preserve">Exclusion criteria: </w:t>
       </w:r>
       <w:r>
-        <w:t>The following were excluded:</w:t>
-      </w:r>
-    </w:p>
-    <w:p>
-      <w:pPr>
-        <w:pStyle w:val="ListBullet"/>
-      </w:pPr>
-      <w:r>
-        <w:t>Purely definitional or tautological curves (e.g., Lorenz curve, which is a graphical identity).</w:t>
-      </w:r>
-    </w:p>
-    <w:p>
-      <w:pPr>
-        <w:pStyle w:val="ListBullet"/>
-      </w:pPr>
-      <w:r>
-        <w:t>Relationships requiring proprietary or classified data not available for independent replication.</w:t>
-      </w:r>
-    </w:p>
-    <w:p>
-      <w:pPr>
-        <w:pStyle w:val="ListBullet"/>
-      </w:pPr>
-      <w:r>
-        <w:t>Curves where the nonlinear claim is only about temporal dynamics (e.g., business cycle shapes) without a stable cross-sectional or parametric form.</w:t>
-      </w:r>
-    </w:p>
-    <w:p>
-      <w:pPr>
-        <w:pStyle w:val="ListBullet"/>
-      </w:pPr>
-      <w:r>
-        <w:t>Relationships that have already been formally retracted or universally abandoned in the field.</w:t>
-      </w:r>
-    </w:p>
-    <w:p>
-      <w:pPr>
-        <w:pStyle w:val="ListBullet"/>
-      </w:pPr>
-      <w:r>
-        <w:t>Curves requiring multivariate specification where the bivariate projection is acknowledged as meaningless (e.g., production functions requiring both capital and labor).</w:t>
+        <w:t>definitional/tautological curves; proprietary data requirements; purely temporal dynamics; formally retracted relationships; curves requiring multivariate specification.</w:t>
       </w:r>
     </w:p>
     <w:p>
       <w:r>
-        <w:rPr>
-          <w:b/>
-        </w:rPr>
-        <w:t xml:space="preserve">Disciplinary Stratification. </w:t>
-      </w:r>
-      <w:r>
-        <w:t>To avoid over-representation of any single field, we stratified selection across eight major disciplines: economics (12 curves), public health and epidemiology (10), demography (6), environmental science and ecology (6), psychology and behavioral science (5), physics and natural sciences (4), political science and sociology (5), and agriculture and nutrition (4). Within each discipline, curves were prioritized by (a) frequency of citation in policy documents, (b) presence in undergraduate textbooks, and (c) existence of active scholarly debate about the relationship's validity.</w:t>
-      </w:r>
-    </w:p>
-    <w:p>
-      <w:r>
-        <w:rPr>
-          <w:b/>
-        </w:rPr>
-        <w:t xml:space="preserve">Search Strategy. </w:t>
-      </w:r>
-      <w:r>
-        <w:t>Candidate curves were identified through: (1) systematic review of 'named laws' and 'stylized facts' in each discipline's major handbooks (e.g., Handbook of Economic Growth, Oxford Handbook of Health Economics, Demographic Methods); (2) citation analysis of papers with 'curve,' 'law,' or 'paradox' in the title within each discipline's top-5 journals; (3) review of prior meta-scientific studies on replicability and robustness in economics, psychology, and ecology; and (4) consultation with the existing literature on the 'replication crisis' to identify curves whose empirical basis has been questioned. This yielded an initial list of 78 candidates, from which 52 met all inclusion criteria and none of the exclusion criteria.</w:t>
-      </w:r>
-    </w:p>
-    <w:p>
-      <w:r>
-        <w:rPr>
-          <w:b/>
-        </w:rPr>
-        <w:t xml:space="preserve">Typology of Nonlinearity Claims. </w:t>
-      </w:r>
-      <w:r>
-        <w:t>The 52 selected curves represent five distinct types of claimed nonlinearity: (a) inverted-U or hump-shaped (e.g., Kuznets, Laffer, Yerkes-Dodson): 14 curves; (b) U-shaped or J-shaped (e.g., BMI-mortality, alcohol-mortality, Barker): 8 curves; (c) concave/saturating (e.g., Preston, Engel, Mitscherlich): 12 curves; (d) power-law or log-linear (e.g., Zipf, Kleiber, Gutenberg-Richter): 8 curves; (e) S-shaped or structural-break (e.g., demographic transition, Moore's Law): 10 curves. This typological diversity ensures that our re-examination is not biased toward detecting (or failing to detect) any particular functional form.</w:t>
-      </w:r>
-    </w:p>
-    <w:p>
-      <w:r>
-        <w:t>Table 2 summarizes the original sample size, current data availability, and type of nonlinearity for each of the 52 curves.</w:t>
+        <w:t>Curves were stratified across eight disciplines: economics (12), public health (10), demography (6), environmental science (6), psychology (5), physics (4), political science (5), and agriculture (4). Five types of claimed nonlinearity were represented: inverted-U (14), U/J-shaped (8), concave/saturating (12), power-law (8), and S-shaped/structural-break (10).</w:t>
       </w:r>
     </w:p>
     <w:p>
@@ -341,12 +304,12 @@
         <w:pStyle w:val="Heading2"/>
       </w:pPr>
       <w:r>
-        <w:t>2.2 Data Sources</w:t>
+        <w:t>Data sources</w:t>
       </w:r>
     </w:p>
     <w:p>
       <w:r>
-        <w:t>Data were drawn from the World Bank World Development Indicators, OECD statistics, Penn World Tables, UN Population Division, published meta-analyses, and original study data where available. For each curve, we used the most recent available cross-sectional data (typically 2019-2023) or the longest available time series. Sample sizes ranged from N=11 (Fries Compression of Morbidity) to N=74 (Lee-Carter Mortality Model).</w:t>
+        <w:t>Data were drawn primarily from the World Bank World Development Indicators (WDI) API for cross-country curves (GDP per capita PPP, life expectancy, Gini coefficient, total fertility rate, forest area), with US macroeconomic time series (unemployment, inflation, GDP growth) also obtained via WDI. Additional sources included OECD.Stat, published meta-analyses, USGS earthquake catalogs, and digitized original publication data. The complete data source table for all 52 curves is provided in Additional file 1.</w:t>
       </w:r>
     </w:p>
     <w:p>
@@ -354,7 +317,7 @@
         <w:pStyle w:val="Heading2"/>
       </w:pPr>
       <w:r>
-        <w:t>2.3 Statistical Framework</w:t>
+        <w:t>Statistical framework</w:t>
       </w:r>
     </w:p>
     <w:p>
@@ -365,7 +328,7 @@
         <w:t xml:space="preserve">Nested F-test. </w:t>
       </w:r>
       <w:r>
-        <w:t>For each curve, we fitted a restricted (linear: y = a + bx) and unrestricted (quadratic: y = a + bx + cx²) model via ordinary least squares. The F-statistic for the additional quadratic parameter was computed as F = [(RSS_r - RSS_u)/p] / [RSS_u/df_u], where p = 1 is the number of additional parameters.</w:t>
+        <w:t>For each curve, restricted (linear: y = a + bx) and unrestricted (quadratic: y = a + bx + cx²) models were fitted via ordinary least squares. The F-statistic tested the significance of the additional parameter.</w:t>
       </w:r>
     </w:p>
     <w:p>
@@ -373,10 +336,10 @@
         <w:rPr>
           <w:b/>
         </w:rPr>
-        <w:t xml:space="preserve">Information Criteria. </w:t>
+        <w:t xml:space="preserve">Information criteria. </w:t>
       </w:r>
       <w:r>
-        <w:t>AIC and BIC were computed for linear, quadratic, and logarithmic (where x &gt; 0) models. The model with the lowest AIC (or BIC) was selected as the preferred functional form.</w:t>
+        <w:t>AIC and BIC were computed for linear, quadratic, and logarithmic models. The model with lowest criterion value was selected.</w:t>
       </w:r>
     </w:p>
     <w:p>
@@ -384,10 +347,10 @@
         <w:rPr>
           <w:b/>
         </w:rPr>
-        <w:t xml:space="preserve">Leave-One-Out Cross-Validation. </w:t>
+        <w:t xml:space="preserve">Leave-one-out cross-validation. </w:t>
       </w:r>
       <w:r>
-        <w:t>LOOCV root mean squared error (RMSE) was computed for both linear and quadratic models to assess out-of-sample predictive accuracy.</w:t>
+        <w:t>LOOCV root mean squared error (RMSE) was computed for linear and quadratic models to assess out-of-sample predictive accuracy.</w:t>
       </w:r>
     </w:p>
     <w:p>
@@ -395,10 +358,10 @@
         <w:rPr>
           <w:b/>
         </w:rPr>
-        <w:t xml:space="preserve">Cook's Distance Sensitivity Analysis. </w:t>
+        <w:t xml:space="preserve">Cook's distance sensitivity analysis. </w:t>
       </w:r>
       <w:r>
-        <w:t>Cook's distance was computed for the linear model, and the top 3 most influential observations were removed. The F-test was then repeated on the reduced dataset. A curve was classified as 'outlier-dependent' if the nonlinear term was significant (p &lt; 0.05) with full data but not significant (p &gt; 0.05) after removing the top 3 influential observations.</w:t>
+        <w:t>The top 3 most influential observations (by Cook's distance) were removed and the F-test repeated. A curve was classified as outlier-dependent if significance (p &lt; 0.05) was lost after removal.</w:t>
       </w:r>
     </w:p>
     <w:p>
@@ -406,12 +369,12 @@
         <w:pStyle w:val="Heading2"/>
       </w:pPr>
       <w:r>
-        <w:t>2.4 Verdict Classification</w:t>
+        <w:t>Verdict classification</w:t>
       </w:r>
     </w:p>
     <w:p>
       <w:r>
-        <w:t>Each curve was assigned one of five verdicts:</w:t>
+        <w:t>Each curve received one of four verdicts:</w:t>
       </w:r>
     </w:p>
     <w:p>
@@ -419,7 +382,7 @@
         <w:pStyle w:val="ListBullet"/>
       </w:pPr>
       <w:r>
-        <w:t>ROBUST_NONLINEAR: F-test significant (p &lt; 0.05) with full data AND after outlier removal, quadratic LOOCV RMSE lower than linear.</w:t>
+        <w:t>ROBUST_NONLINEAR: significant with full data AND after outlier removal, with quadratic LOOCV RMSE ≤ linear RMSE.</w:t>
       </w:r>
     </w:p>
     <w:p>
@@ -427,7 +390,7 @@
         <w:pStyle w:val="ListBullet"/>
       </w:pPr>
       <w:r>
-        <w:t>OUTLIER_DEPENDENT: F-test significant with full data but NOT after removing top 3 influential points.</w:t>
+        <w:t>OUTLIER_DEPENDENT: significant with full data but non-significant after removing top 3 influential points.</w:t>
       </w:r>
     </w:p>
     <w:p>
@@ -435,7 +398,7 @@
         <w:pStyle w:val="ListBullet"/>
       </w:pPr>
       <w:r>
-        <w:t>NOT_SIGNIFICANT: F-test not significant even with full data (p ≥ 0.05).</w:t>
+        <w:t>NOT_SIGNIFICANT: non-significant even with full data (p ≥ 0.05).</w:t>
       </w:r>
     </w:p>
     <w:p>
@@ -443,15 +406,20 @@
         <w:pStyle w:val="ListBullet"/>
       </w:pPr>
       <w:r>
-        <w:t>OVERFITTING: F-test significant but LOOCV RMSE is worse for the quadratic model.</w:t>
+        <w:t>OVERFITTING: significant but LOOCV RMSE is worse for the quadratic model.</w:t>
       </w:r>
     </w:p>
     <w:p>
       <w:pPr>
-        <w:pStyle w:val="ListBullet"/>
+        <w:pStyle w:val="Heading2"/>
       </w:pPr>
       <w:r>
-        <w:t>BIC_PREFERS_LINEAR: F-test significant but BIC selects the linear model.</w:t>
+        <w:t>Software</w:t>
+      </w:r>
+    </w:p>
+    <w:p>
+      <w:r>
+        <w:t>All analyses were conducted in Python 3.12 using statsmodels (OLS regression), NumPy, and pandas. World Bank data were fetched via the wbgapi library. Code and data are publicly available (see Availability of data and materials).</w:t>
       </w:r>
     </w:p>
     <w:p>
@@ -459,7 +427,7 @@
         <w:pStyle w:val="Heading1"/>
       </w:pPr>
       <w:r>
-        <w:t>3. Results</w:t>
+        <w:t>Results</w:t>
       </w:r>
     </w:p>
     <w:p>
@@ -467,7 +435,7 @@
         <w:pStyle w:val="Heading2"/>
       </w:pPr>
       <w:r>
-        <w:t>3.1 Overall Distribution of Verdicts</w:t>
+        <w:t>Overall distribution of verdicts</w:t>
       </w:r>
     </w:p>
     <w:p>
@@ -475,7 +443,7 @@
         <w:rPr>
           <w:sz w:val="22"/>
         </w:rPr>
-        <w:t>Of the 52 canonical curves examined, 18 (35%) demonstrated robust nonlinearity, 12 (23%) were outlier-dependent, 22 (42%) showed no significant nonlinearity, and 0 (0%) exhibited overfitting (Fig. 1). This distribution suggests that nearly two-thirds of textbook nonlinear relationships either fail to reach significance or are driven by a small number of influential observations.</w:t>
+        <w:t>Of 52 canonical curves, 18 (35%) demonstrated robust nonlinearity, 12 (23%) were outlier-dependent, 22 (42%) showed no significant nonlinearity, and 0 (0%) exhibited overfitting (Fig. 1). Approximately two-thirds of textbook nonlinear relationships either failed to reach significance or were driven by a small number of influential observations.</w:t>
       </w:r>
     </w:p>
     <w:p/>
@@ -483,7 +451,7 @@
       <w:r>
         <w:drawing>
           <wp:inline xmlns:a="http://schemas.openxmlformats.org/drawingml/2006/main" xmlns:pic="http://schemas.openxmlformats.org/drawingml/2006/picture">
-            <wp:extent cx="5486400" cy="2361377"/>
+            <wp:extent cx="5029200" cy="2164596"/>
             <wp:docPr id="1" name="Picture 1"/>
             <wp:cNvGraphicFramePr>
               <a:graphicFrameLocks noChangeAspect="1"/>
@@ -504,7 +472,7 @@
                   <pic:spPr>
                     <a:xfrm>
                       <a:off x="0" y="0"/>
-                      <a:ext cx="5486400" cy="2361377"/>
+                      <a:ext cx="5029200" cy="2164596"/>
                     </a:xfrm>
                     <a:prstGeom prst="rect"/>
                   </pic:spPr>
@@ -523,10 +491,10 @@
         <w:rPr>
           <w:b/>
         </w:rPr>
-        <w:t xml:space="preserve">Figure 1. </w:t>
+        <w:t xml:space="preserve">Fig. 1 </w:t>
       </w:r>
       <w:r>
-        <w:t>Distribution of verdicts across 52 canonical curves. (A) Overall pie chart. (B) Verdicts stratified by academic domain.</w:t>
+        <w:t>Distribution of verdicts across 52 canonical curves, stratified by domain.</w:t>
       </w:r>
     </w:p>
     <w:p>
@@ -534,12 +502,95 @@
         <w:pStyle w:val="Heading2"/>
       </w:pPr>
       <w:r>
-        <w:t>3.2 Economics</w:t>
+        <w:t>Results by domain</w:t>
       </w:r>
     </w:p>
     <w:p>
       <w:r>
-        <w:t>Of the 12 economics curves examined, 7 showed no significant nonlinearity, 4 were outlier-dependent, and only 1 (J-Curve for trade) demonstrated robust nonlinearity. Notable findings include: (a) the Phillips Curve shows no significant nonlinearity in US data 1960-2023 (F=0.05, p=0.82); (b) the Kuznets Curve's inverted-U is not statistically significant with 60 countries (p=0.25); (c) the Environmental Kuznets Curve for CO2 is significant (p=0.003) but becomes non-significant after removing 3 high-income high-emission countries (p=0.11); (d) the Laffer Curve and Great Gatsby Curve are similarly outlier-dependent.</w:t>
+        <w:rPr>
+          <w:b/>
+        </w:rPr>
+        <w:t xml:space="preserve">Economics. </w:t>
+      </w:r>
+      <w:r>
+        <w:t>Of 12 curves, 6 were non-significant, 5 were outlier-dependent, and 1 demonstrated robust nonlinearity. The Phillips Curve showed no significant nonlinearity (p=0.905). The Kuznets Curve's inverted-U was not significant with 130 countries (p=0.108). The Environmental Kuznets Curve (CO₂), Laffer Curve, and Great Gatsby Curve were all outlier-dependent.</w:t>
+      </w:r>
+    </w:p>
+    <w:p>
+      <w:r>
+        <w:rPr>
+          <w:b/>
+        </w:rPr>
+        <w:t xml:space="preserve">Public health. </w:t>
+      </w:r>
+      <w:r>
+        <w:t>Public health curves showed the highest robustness rate (7/10 robust). The BMI-Mortality J-curve, Alcohol-Mortality J-curve, and Barker Hypothesis U-shape all survived rigorous testing. The Preston Curve with real World Bank data (N=247) showed no significant nonlinearity (p=0.864), consistent with a log-linear relationship.</w:t>
+      </w:r>
+    </w:p>
+    <w:p>
+      <w:r>
+        <w:rPr>
+          <w:b/>
+        </w:rPr>
+        <w:t xml:space="preserve">Demography. </w:t>
+      </w:r>
+      <w:r>
+        <w:t>Of 6 curves, 3 showed robust nonlinearity, 2 were non-significant, and 1 were outlier-dependent. The Demographic Transition model (N=247) was classified as robust nonlinear (p=3.3e-10). The Lee-Carter mortality model and Coale-Trussell fertility schedule demonstrated robust nonlinearity.</w:t>
+      </w:r>
+    </w:p>
+    <w:p>
+      <w:r>
+        <w:rPr>
+          <w:b/>
+        </w:rPr>
+        <w:t xml:space="preserve">Environmental science. </w:t>
+      </w:r>
+      <w:r>
+        <w:t>Of 6 curves, 1 showed robust nonlinearity (Keeling Curve), 4 were non-significant, and 1 were outlier-dependent. The Forest Transition Curve with real data (N=242) was non-significant (p=0.188).</w:t>
+      </w:r>
+    </w:p>
+    <w:p>
+      <w:r>
+        <w:rPr>
+          <w:b/>
+        </w:rPr>
+        <w:t xml:space="preserve">Psychology. </w:t>
+      </w:r>
+      <w:r>
+        <w:t>Psychology showed high robustness: 4/5 curves were robust (Yerkes-Dodson, Ebbinghaus, Dunning-Kruger, Happiness U-Curve). Only the Weber-Fechner Law was non-significant.</w:t>
+      </w:r>
+    </w:p>
+    <w:p>
+      <w:r>
+        <w:rPr>
+          <w:b/>
+        </w:rPr>
+        <w:t xml:space="preserve">Physics. </w:t>
+      </w:r>
+      <w:r>
+        <w:t>All 4 physics curves failed: 2 non-significant, 2 outlier-dependent. Hubble's Law and Gutenberg-Richter were outlier-dependent; Kleiber's Law and Moore's Law were non-significant in log space.</w:t>
+      </w:r>
+    </w:p>
+    <w:p>
+      <w:r>
+        <w:rPr>
+          <w:b/>
+        </w:rPr>
+        <w:t xml:space="preserve">Political science. </w:t>
+      </w:r>
+      <w:r>
+        <w:t>The Lipset Hypothesis was outlier-dependent (p=0.000 full, p=0.372 after removal of Gulf oil states). 3/5 were non-significant.</w:t>
+      </w:r>
+    </w:p>
+    <w:p>
+      <w:r>
+        <w:rPr>
+          <w:b/>
+        </w:rPr>
+        <w:t xml:space="preserve">Agriculture. </w:t>
+      </w:r>
+      <w:r>
+        <w:t>2/4 robust (Mitscherlich yield, Micronutrient U-shape); 2/4 non-significant.</w:t>
       </w:r>
     </w:p>
     <w:p>
@@ -547,103 +598,12 @@
         <w:pStyle w:val="Heading2"/>
       </w:pPr>
       <w:r>
-        <w:t>3.3 Public Health and Epidemiology</w:t>
+        <w:t>Sensitivity analysis</w:t>
       </w:r>
     </w:p>
     <w:p>
       <w:r>
-        <w:t>Public health curves showed the highest rate of robust nonlinearity (8 of 10). The BMI-Mortality J-curve, Alcohol-Mortality J-curve, Barker Hypothesis U-shape, and LNT dose-response all survived rigorous testing. The Preston Curve maintained significance after outlier removal (p=0.003), though the log model is strongly preferred over quadratic by BIC. The Wilkinson Curve (inequality vs. health) showed no significant relationship (p=0.75), and the Fries Compression of Morbidity was outlier-dependent.</w:t>
-      </w:r>
-    </w:p>
-    <w:p>
-      <w:pPr>
-        <w:pStyle w:val="Heading2"/>
-      </w:pPr>
-      <w:r>
-        <w:t>3.4 Demography</w:t>
-      </w:r>
-    </w:p>
-    <w:p>
-      <w:r>
-        <w:t>The demographic domain showed mixed results. The Lee-Carter mortality decline and Coale-Trussell fertility schedule demonstrated robust nonlinearity, while the Bongaarts-Feeney tempo effect and Second Demographic Transition showed no significant nonlinearity. The Demographic Transition model was classified as overfitting: the quadratic term is significant but LOOCV favors the linear model, suggesting that the apparent curvature does not improve out-of-sample prediction.</w:t>
-      </w:r>
-    </w:p>
-    <w:p>
-      <w:pPr>
-        <w:pStyle w:val="Heading2"/>
-      </w:pPr>
-      <w:r>
-        <w:t>3.5 Environmental Science</w:t>
-      </w:r>
-    </w:p>
-    <w:p>
-      <w:r>
-        <w:t>Environmental curves showed the most heterogeneous results. The Keeling Curve's acceleration is robustly nonlinear (p &lt; 10⁻¹⁵), as expected for an exponentially increasing trend. However, the Species-Area Curve in log-log space is outlier-dependent (p=0.009 full, p=0.38 after removal), suggesting that the power-law exponent z ≈ 0.25 may be driven by a few extreme island sizes. The Hubbert Peak Oil curve for the US shows no significant quadratic trend (p=0.90) due to the shale revolution creating a second peak.</w:t>
-      </w:r>
-    </w:p>
-    <w:p>
-      <w:pPr>
-        <w:pStyle w:val="Heading2"/>
-      </w:pPr>
-      <w:r>
-        <w:t>3.6 Psychology</w:t>
-      </w:r>
-    </w:p>
-    <w:p>
-      <w:r>
-        <w:t>Four of five psychology curves showed robust nonlinearity: Yerkes-Dodson, Ebbinghaus forgetting, Dunning-Kruger, and the Happiness U-Curve. However, the Weber-Fechner Law (in log-transformed space) did not show significant departure from linearity (p=0.07), consistent with Stevens' Power Law being a better descriptor. The Dunning-Kruger result is notable: despite criticisms of the effect as a statistical artifact, the quadratic relationship between actual and self-assessed performance remains highly significant (p &lt; 10⁻¹⁴) and survives outlier removal.</w:t>
-      </w:r>
-    </w:p>
-    <w:p>
-      <w:pPr>
-        <w:pStyle w:val="Heading2"/>
-      </w:pPr>
-      <w:r>
-        <w:t>3.7 Physics and Natural Sciences</w:t>
-      </w:r>
-    </w:p>
-    <w:p>
-      <w:r>
-        <w:t>Physics curves showed surprising fragility. Hubble's Law, while linear by theoretical expectation, shows marginal nonlinearity (p=0.035) that becomes non-significant after outlier removal (p=0.085), consistent with the known influence of peculiar velocities for nearby galaxies. Kleiber's Law in log-log space shows no significant departure from linearity (p=0.36), confirming the power-law relationship. The Gutenberg-Richter law is outlier-dependent in log-linear space (p=0.004 full, p=0.056 clean), driven by the rarest mega-earthquakes. Moore's Law shows no significant quadratic deceleration in log space (p=0.71).</w:t>
-      </w:r>
-    </w:p>
-    <w:p>
-      <w:pPr>
-        <w:pStyle w:val="Heading2"/>
-      </w:pPr>
-      <w:r>
-        <w:t>3.8 Political Science</w:t>
-      </w:r>
-    </w:p>
-    <w:p>
-      <w:r>
-        <w:t>The Lipset Hypothesis (income vs. democracy) is the most dramatic outlier-dependent case: highly significant with full data (p=0.0001) but completely non-significant after removing Gulf oil states (p=0.37). Duverger's Law shows no significant nonlinearity (p=0.45), nor does Zipf's Law for US cities (p=0.15). The Crime-Temperature curve is outlier-dependent, with the apparent downturn at extreme temperatures driven by a few data points.</w:t>
-      </w:r>
-    </w:p>
-    <w:p>
-      <w:pPr>
-        <w:pStyle w:val="Heading2"/>
-      </w:pPr>
-      <w:r>
-        <w:t>3.9 Agriculture</w:t>
-      </w:r>
-    </w:p>
-    <w:p>
-      <w:r>
-        <w:t>The Mitscherlich yield response curve shows robust nonlinearity (p &lt; 10⁻⁹), confirming the well-established diminishing returns to fertilizer application. The Micronutrient U-shape for Vitamin D is also robust. However, the Green Revolution yield curve does not show significant nonlinear deceleration (p=0.28) in global data, and the Body Weight Set-Point shows predominantly linear calorie-weight relationship (p=0.74).</w:t>
-      </w:r>
-    </w:p>
-    <w:p>
-      <w:pPr>
-        <w:pStyle w:val="Heading2"/>
-      </w:pPr>
-      <w:r>
-        <w:t>3.10 Sensitivity Analysis</w:t>
-      </w:r>
-    </w:p>
-    <w:p>
-      <w:r>
-        <w:t>Figure 2 displays the relationship between p-values from the full dataset and after outlier removal. Points in the upper-left quadrant (significant with full data, non-significant after removal) represent outlier-dependent curves. The concentration of points in this region, particularly from economics and political science, highlights the vulnerability of cross-country nonlinear relationships to influential observations (Fig. 2).</w:t>
+        <w:t>Fig. 2 displays p-values before and after outlier removal. Points in the upper-left quadrant (significant full data, non-significant after removal) represent outlier-dependent curves, concentrated in economics and political science.</w:t>
       </w:r>
     </w:p>
     <w:p/>
@@ -651,7 +611,7 @@
       <w:r>
         <w:drawing>
           <wp:inline xmlns:a="http://schemas.openxmlformats.org/drawingml/2006/main" xmlns:pic="http://schemas.openxmlformats.org/drawingml/2006/picture">
-            <wp:extent cx="5029200" cy="3994573"/>
+            <wp:extent cx="4572000" cy="3631430"/>
             <wp:docPr id="2" name="Picture 2"/>
             <wp:cNvGraphicFramePr>
               <a:graphicFrameLocks noChangeAspect="1"/>
@@ -672,7 +632,7 @@
                   <pic:spPr>
                     <a:xfrm>
                       <a:off x="0" y="0"/>
-                      <a:ext cx="5029200" cy="3994573"/>
+                      <a:ext cx="4572000" cy="3631430"/>
                     </a:xfrm>
                     <a:prstGeom prst="rect"/>
                   </pic:spPr>
@@ -691,10 +651,10 @@
         <w:rPr>
           <w:b/>
         </w:rPr>
-        <w:t xml:space="preserve">Figure 2. </w:t>
+        <w:t xml:space="preserve">Fig. 2 </w:t>
       </w:r>
       <w:r>
-        <w:t>Sensitivity of F-test p-values to outlier removal. Each point represents one curve. Points above the horizontal dashed line (p=0.05) lost significance after removing top 3 influential observations.</w:t>
+        <w:t>Sensitivity of F-test p-values to outlier removal (Cook's distance top 3).</w:t>
       </w:r>
     </w:p>
     <w:p>
@@ -702,12 +662,12 @@
         <w:pStyle w:val="Heading2"/>
       </w:pPr>
       <w:r>
-        <w:t>3.11 Summary Table</w:t>
+        <w:t>Summary of all results</w:t>
       </w:r>
     </w:p>
     <w:p>
       <w:r>
-        <w:t>Table 1 presents the complete results for all 52 curves, organized by discipline.</w:t>
+        <w:t>Table 1 presents complete results for all 52 curves.</w:t>
       </w:r>
     </w:p>
     <w:tbl>
@@ -807,7 +767,7 @@
                 <w:b/>
                 <w:sz w:val="16"/>
               </w:rPr>
-              <w:t>Best BIC</w:t>
+              <w:t>BIC best</w:t>
             </w:r>
           </w:p>
         </w:tc>
@@ -1128,7 +1088,7 @@
               <w:rPr>
                 <w:sz w:val="14"/>
               </w:rPr>
-              <w:t>Environmental Kuznets Curve (C</w:t>
+              <w:t xml:space="preserve">Environmental Kuznets Curve </w:t>
             </w:r>
           </w:p>
         </w:tc>
@@ -1539,7 +1499,7 @@
               <w:rPr>
                 <w:sz w:val="14"/>
               </w:rPr>
-              <w:t>4.37e-05</w:t>
+              <w:t>4.4e-05</w:t>
             </w:r>
           </w:p>
         </w:tc>
@@ -2084,7 +2044,7 @@
               <w:rPr>
                 <w:sz w:val="14"/>
               </w:rPr>
-              <w:t>2.83e-05</w:t>
+              <w:t>2.8e-05</w:t>
             </w:r>
           </w:p>
         </w:tc>
@@ -2151,7 +2111,7 @@
               <w:rPr>
                 <w:sz w:val="14"/>
               </w:rPr>
-              <w:t>McKeown Thesis (TB Mortality)</w:t>
+              <w:t>McKeown Thesis (TB Mortality</w:t>
             </w:r>
           </w:p>
         </w:tc>
@@ -2177,7 +2137,7 @@
               <w:rPr>
                 <w:sz w:val="14"/>
               </w:rPr>
-              <w:t>1.18e-05</w:t>
+              <w:t>1.2e-05</w:t>
             </w:r>
           </w:p>
         </w:tc>
@@ -2270,20 +2230,20 @@
               <w:rPr>
                 <w:sz w:val="14"/>
               </w:rPr>
-              <w:t>7.09e-12</w:t>
-            </w:r>
-          </w:p>
-        </w:tc>
-        <w:tc>
-          <w:tcPr>
-            <w:tcW w:type="dxa" w:w="1337"/>
-          </w:tcPr>
-          <w:p>
-            <w:r>
-              <w:rPr>
-                <w:sz w:val="14"/>
-              </w:rPr>
-              <w:t>8.71e-10</w:t>
+              <w:t>7.1e-12</w:t>
+            </w:r>
+          </w:p>
+        </w:tc>
+        <w:tc>
+          <w:tcPr>
+            <w:tcW w:type="dxa" w:w="1337"/>
+          </w:tcPr>
+          <w:p>
+            <w:r>
+              <w:rPr>
+                <w:sz w:val="14"/>
+              </w:rPr>
+              <w:t>8.7e-10</w:t>
             </w:r>
           </w:p>
         </w:tc>
@@ -2337,7 +2297,7 @@
               <w:rPr>
                 <w:sz w:val="14"/>
               </w:rPr>
-              <w:t>Fries Compression of Morbidity</w:t>
+              <w:t>Fries Compression of Morbidi</w:t>
             </w:r>
           </w:p>
         </w:tc>
@@ -2456,20 +2416,20 @@
               <w:rPr>
                 <w:sz w:val="14"/>
               </w:rPr>
-              <w:t>4.40e-09</w:t>
-            </w:r>
-          </w:p>
-        </w:tc>
-        <w:tc>
-          <w:tcPr>
-            <w:tcW w:type="dxa" w:w="1337"/>
-          </w:tcPr>
-          <w:p>
-            <w:r>
-              <w:rPr>
-                <w:sz w:val="14"/>
-              </w:rPr>
-              <w:t>4.32e-06</w:t>
+              <w:t>4.4e-09</w:t>
+            </w:r>
+          </w:p>
+        </w:tc>
+        <w:tc>
+          <w:tcPr>
+            <w:tcW w:type="dxa" w:w="1337"/>
+          </w:tcPr>
+          <w:p>
+            <w:r>
+              <w:rPr>
+                <w:sz w:val="14"/>
+              </w:rPr>
+              <w:t>4.3e-06</w:t>
             </w:r>
           </w:p>
         </w:tc>
@@ -2523,7 +2483,7 @@
               <w:rPr>
                 <w:sz w:val="14"/>
               </w:rPr>
-              <w:t>Omran Epidemiological Transiti</w:t>
+              <w:t>Omran Epidemiological Transi</w:t>
             </w:r>
           </w:p>
         </w:tc>
@@ -2562,7 +2522,7 @@
               <w:rPr>
                 <w:sz w:val="14"/>
               </w:rPr>
-              <w:t>5.55e-05</w:t>
+              <w:t>5.5e-05</w:t>
             </w:r>
           </w:p>
         </w:tc>
@@ -2735,20 +2695,20 @@
               <w:rPr>
                 <w:sz w:val="14"/>
               </w:rPr>
-              <w:t>9.13e-12</w:t>
-            </w:r>
-          </w:p>
-        </w:tc>
-        <w:tc>
-          <w:tcPr>
-            <w:tcW w:type="dxa" w:w="1337"/>
-          </w:tcPr>
-          <w:p>
-            <w:r>
-              <w:rPr>
-                <w:sz w:val="14"/>
-              </w:rPr>
-              <w:t>2.88e-11</w:t>
+              <w:t>9.1e-12</w:t>
+            </w:r>
+          </w:p>
+        </w:tc>
+        <w:tc>
+          <w:tcPr>
+            <w:tcW w:type="dxa" w:w="1337"/>
+          </w:tcPr>
+          <w:p>
+            <w:r>
+              <w:rPr>
+                <w:sz w:val="14"/>
+              </w:rPr>
+              <w:t>2.9e-11</w:t>
             </w:r>
           </w:p>
         </w:tc>
@@ -2828,20 +2788,20 @@
               <w:rPr>
                 <w:sz w:val="14"/>
               </w:rPr>
-              <w:t>4.43e-05</w:t>
-            </w:r>
-          </w:p>
-        </w:tc>
-        <w:tc>
-          <w:tcPr>
-            <w:tcW w:type="dxa" w:w="1337"/>
-          </w:tcPr>
-          <w:p>
-            <w:r>
-              <w:rPr>
-                <w:sz w:val="14"/>
-              </w:rPr>
-              <w:t>6.82e-05</w:t>
+              <w:t>4.4e-05</w:t>
+            </w:r>
+          </w:p>
+        </w:tc>
+        <w:tc>
+          <w:tcPr>
+            <w:tcW w:type="dxa" w:w="1337"/>
+          </w:tcPr>
+          <w:p>
+            <w:r>
+              <w:rPr>
+                <w:sz w:val="14"/>
+              </w:rPr>
+              <w:t>6.8e-05</w:t>
             </w:r>
           </w:p>
         </w:tc>
@@ -2921,20 +2881,20 @@
               <w:rPr>
                 <w:sz w:val="14"/>
               </w:rPr>
-              <w:t>3.31e-10</w:t>
-            </w:r>
-          </w:p>
-        </w:tc>
-        <w:tc>
-          <w:tcPr>
-            <w:tcW w:type="dxa" w:w="1337"/>
-          </w:tcPr>
-          <w:p>
-            <w:r>
-              <w:rPr>
-                <w:sz w:val="14"/>
-              </w:rPr>
-              <w:t>3.61e-08</w:t>
+              <w:t>3.3e-10</w:t>
+            </w:r>
+          </w:p>
+        </w:tc>
+        <w:tc>
+          <w:tcPr>
+            <w:tcW w:type="dxa" w:w="1337"/>
+          </w:tcPr>
+          <w:p>
+            <w:r>
+              <w:rPr>
+                <w:sz w:val="14"/>
+              </w:rPr>
+              <w:t>3.6e-08</w:t>
             </w:r>
           </w:p>
         </w:tc>
@@ -2988,7 +2948,7 @@
               <w:rPr>
                 <w:sz w:val="14"/>
               </w:rPr>
-              <w:t>Bongaarts-Feeney Tempo Effect</w:t>
+              <w:t>Bongaarts-Feeney Tempo Effec</w:t>
             </w:r>
           </w:p>
         </w:tc>
@@ -3107,20 +3067,20 @@
               <w:rPr>
                 <w:sz w:val="14"/>
               </w:rPr>
-              <w:t>0.00e+00</w:t>
-            </w:r>
-          </w:p>
-        </w:tc>
-        <w:tc>
-          <w:tcPr>
-            <w:tcW w:type="dxa" w:w="1337"/>
-          </w:tcPr>
-          <w:p>
-            <w:r>
-              <w:rPr>
-                <w:sz w:val="14"/>
-              </w:rPr>
-              <w:t>0.00e+00</w:t>
+              <w:t>0.0e+00</w:t>
+            </w:r>
+          </w:p>
+        </w:tc>
+        <w:tc>
+          <w:tcPr>
+            <w:tcW w:type="dxa" w:w="1337"/>
+          </w:tcPr>
+          <w:p>
+            <w:r>
+              <w:rPr>
+                <w:sz w:val="14"/>
+              </w:rPr>
+              <w:t>0.0e+00</w:t>
             </w:r>
           </w:p>
         </w:tc>
@@ -3174,7 +3134,7 @@
               <w:rPr>
                 <w:sz w:val="14"/>
               </w:rPr>
-              <w:t>Coale-Trussell Fertility Sched</w:t>
+              <w:t>Coale-Trussell Fertility Sch</w:t>
             </w:r>
           </w:p>
         </w:tc>
@@ -3360,7 +3320,7 @@
               <w:rPr>
                 <w:sz w:val="14"/>
               </w:rPr>
-              <w:t>Second Demographic Transition</w:t>
+              <w:t>Second Demographic Transitio</w:t>
             </w:r>
           </w:p>
         </w:tc>
@@ -3665,20 +3625,20 @@
               <w:rPr>
                 <w:sz w:val="14"/>
               </w:rPr>
-              <w:t>2.00e-15</w:t>
-            </w:r>
-          </w:p>
-        </w:tc>
-        <w:tc>
-          <w:tcPr>
-            <w:tcW w:type="dxa" w:w="1337"/>
-          </w:tcPr>
-          <w:p>
-            <w:r>
-              <w:rPr>
-                <w:sz w:val="14"/>
-              </w:rPr>
-              <w:t>1.04e-10</w:t>
+              <w:t>2.0e-15</w:t>
+            </w:r>
+          </w:p>
+        </w:tc>
+        <w:tc>
+          <w:tcPr>
+            <w:tcW w:type="dxa" w:w="1337"/>
+          </w:tcPr>
+          <w:p>
+            <w:r>
+              <w:rPr>
+                <w:sz w:val="14"/>
+              </w:rPr>
+              <w:t>1.0e-10</w:t>
             </w:r>
           </w:p>
         </w:tc>
@@ -4037,20 +3997,20 @@
               <w:rPr>
                 <w:sz w:val="14"/>
               </w:rPr>
-              <w:t>2.48e-10</w:t>
-            </w:r>
-          </w:p>
-        </w:tc>
-        <w:tc>
-          <w:tcPr>
-            <w:tcW w:type="dxa" w:w="1337"/>
-          </w:tcPr>
-          <w:p>
-            <w:r>
-              <w:rPr>
-                <w:sz w:val="14"/>
-              </w:rPr>
-              <w:t>1.28e-07</w:t>
+              <w:t>2.5e-10</w:t>
+            </w:r>
+          </w:p>
+        </w:tc>
+        <w:tc>
+          <w:tcPr>
+            <w:tcW w:type="dxa" w:w="1337"/>
+          </w:tcPr>
+          <w:p>
+            <w:r>
+              <w:rPr>
+                <w:sz w:val="14"/>
+              </w:rPr>
+              <w:t>1.3e-07</w:t>
             </w:r>
           </w:p>
         </w:tc>
@@ -4130,20 +4090,20 @@
               <w:rPr>
                 <w:sz w:val="14"/>
               </w:rPr>
-              <w:t>3.46e-09</w:t>
-            </w:r>
-          </w:p>
-        </w:tc>
-        <w:tc>
-          <w:tcPr>
-            <w:tcW w:type="dxa" w:w="1337"/>
-          </w:tcPr>
-          <w:p>
-            <w:r>
-              <w:rPr>
-                <w:sz w:val="14"/>
-              </w:rPr>
-              <w:t>2.18e-10</w:t>
+              <w:t>3.5e-09</w:t>
+            </w:r>
+          </w:p>
+        </w:tc>
+        <w:tc>
+          <w:tcPr>
+            <w:tcW w:type="dxa" w:w="1337"/>
+          </w:tcPr>
+          <w:p>
+            <w:r>
+              <w:rPr>
+                <w:sz w:val="14"/>
+              </w:rPr>
+              <w:t>2.2e-10</w:t>
             </w:r>
           </w:p>
         </w:tc>
@@ -4316,20 +4276,20 @@
               <w:rPr>
                 <w:sz w:val="14"/>
               </w:rPr>
-              <w:t>1.02e-14</w:t>
-            </w:r>
-          </w:p>
-        </w:tc>
-        <w:tc>
-          <w:tcPr>
-            <w:tcW w:type="dxa" w:w="1337"/>
-          </w:tcPr>
-          <w:p>
-            <w:r>
-              <w:rPr>
-                <w:sz w:val="14"/>
-              </w:rPr>
-              <w:t>1.20e-10</w:t>
+              <w:t>1.0e-14</w:t>
+            </w:r>
+          </w:p>
+        </w:tc>
+        <w:tc>
+          <w:tcPr>
+            <w:tcW w:type="dxa" w:w="1337"/>
+          </w:tcPr>
+          <w:p>
+            <w:r>
+              <w:rPr>
+                <w:sz w:val="14"/>
+              </w:rPr>
+              <w:t>1.2e-10</w:t>
             </w:r>
           </w:p>
         </w:tc>
@@ -4409,20 +4369,20 @@
               <w:rPr>
                 <w:sz w:val="14"/>
               </w:rPr>
-              <w:t>2.37e-10</w:t>
-            </w:r>
-          </w:p>
-        </w:tc>
-        <w:tc>
-          <w:tcPr>
-            <w:tcW w:type="dxa" w:w="1337"/>
-          </w:tcPr>
-          <w:p>
-            <w:r>
-              <w:rPr>
-                <w:sz w:val="14"/>
-              </w:rPr>
-              <w:t>1.52e-07</w:t>
+              <w:t>2.4e-10</w:t>
+            </w:r>
+          </w:p>
+        </w:tc>
+        <w:tc>
+          <w:tcPr>
+            <w:tcW w:type="dxa" w:w="1337"/>
+          </w:tcPr>
+          <w:p>
+            <w:r>
+              <w:rPr>
+                <w:sz w:val="14"/>
+              </w:rPr>
+              <w:t>1.5e-07</w:t>
             </w:r>
           </w:p>
         </w:tc>
@@ -5339,20 +5299,20 @@
               <w:rPr>
                 <w:sz w:val="14"/>
               </w:rPr>
-              <w:t>2.35e-09</w:t>
-            </w:r>
-          </w:p>
-        </w:tc>
-        <w:tc>
-          <w:tcPr>
-            <w:tcW w:type="dxa" w:w="1337"/>
-          </w:tcPr>
-          <w:p>
-            <w:r>
-              <w:rPr>
-                <w:sz w:val="14"/>
-              </w:rPr>
-              <w:t>2.48e-08</w:t>
+              <w:t>2.3e-09</w:t>
+            </w:r>
+          </w:p>
+        </w:tc>
+        <w:tc>
+          <w:tcPr>
+            <w:tcW w:type="dxa" w:w="1337"/>
+          </w:tcPr>
+          <w:p>
+            <w:r>
+              <w:rPr>
+                <w:sz w:val="14"/>
+              </w:rPr>
+              <w:t>2.5e-08</w:t>
             </w:r>
           </w:p>
         </w:tc>
@@ -5499,7 +5459,7 @@
               <w:rPr>
                 <w:sz w:val="14"/>
               </w:rPr>
-              <w:t>Micronutrient U-shape (Vitamin</w:t>
+              <w:t>Micronutrient U-shape (Vitam</w:t>
             </w:r>
           </w:p>
         </w:tc>
@@ -5538,7 +5498,7 @@
               <w:rPr>
                 <w:sz w:val="14"/>
               </w:rPr>
-              <w:t>5.67e-05</w:t>
+              <w:t>5.7e-05</w:t>
             </w:r>
           </w:p>
         </w:tc>
@@ -5665,67 +5625,16 @@
     </w:tbl>
     <w:p>
       <w:pPr>
-        <w:spacing w:before="240"/>
+        <w:spacing w:before="160"/>
       </w:pPr>
       <w:r>
         <w:rPr>
           <w:b/>
         </w:rPr>
-        <w:t xml:space="preserve">Table 1. </w:t>
+        <w:t xml:space="preserve">Table 1 </w:t>
       </w:r>
       <w:r>
-        <w:t>Summary of re-examination results for 52 canonical curves. p (full) = F-test p-value with all data; p (clean) = after removing top 3 Cook's distance points; Best BIC = model preferred by Bayesian Information Criterion.</w:t>
-      </w:r>
-    </w:p>
-    <w:p/>
-    <w:p>
-      <w:r>
-        <w:drawing>
-          <wp:inline xmlns:a="http://schemas.openxmlformats.org/drawingml/2006/main" xmlns:pic="http://schemas.openxmlformats.org/drawingml/2006/picture">
-            <wp:extent cx="5029200" cy="2069438"/>
-            <wp:docPr id="3" name="Picture 3"/>
-            <wp:cNvGraphicFramePr>
-              <a:graphicFrameLocks noChangeAspect="1"/>
-            </wp:cNvGraphicFramePr>
-            <a:graphic>
-              <a:graphicData uri="http://schemas.openxmlformats.org/drawingml/2006/picture">
-                <pic:pic>
-                  <pic:nvPicPr>
-                    <pic:cNvPr id="0" name="fig3_model_comparison.png"/>
-                    <pic:cNvPicPr/>
-                  </pic:nvPicPr>
-                  <pic:blipFill>
-                    <a:blip r:embed="rId11"/>
-                    <a:stretch>
-                      <a:fillRect/>
-                    </a:stretch>
-                  </pic:blipFill>
-                  <pic:spPr>
-                    <a:xfrm>
-                      <a:off x="0" y="0"/>
-                      <a:ext cx="5029200" cy="2069438"/>
-                    </a:xfrm>
-                    <a:prstGeom prst="rect"/>
-                  </pic:spPr>
-                </pic:pic>
-              </a:graphicData>
-            </a:graphic>
-          </wp:inline>
-        </w:drawing>
-      </w:r>
-    </w:p>
-    <w:p>
-      <w:pPr>
-        <w:spacing w:before="120"/>
-      </w:pPr>
-      <w:r>
-        <w:rPr>
-          <w:b/>
-        </w:rPr>
-        <w:t xml:space="preserve">Figure 3. </w:t>
-      </w:r>
-      <w:r>
-        <w:t>Model preference by AIC (left) and BIC (right). BIC more strongly penalizes complexity and thus favors parsimony.</w:t>
+        <w:t>Summary of re-examination results. p (full) = nested F-test with all data; p (clean) = after removing top 3 Cook's distance points.</w:t>
       </w:r>
     </w:p>
     <w:p>
@@ -5733,7 +5642,246 @@
         <w:pStyle w:val="Heading1"/>
       </w:pPr>
       <w:r>
-        <w:t>4. Discussion</w:t>
+        <w:t>Discussion</w:t>
+      </w:r>
+    </w:p>
+    <w:p>
+      <w:r>
+        <w:t>This systematic audit reveals that 65% of established nonlinear relationships fail at least one modern robustness test. Five cross-cutting patterns emerge:</w:t>
+      </w:r>
+    </w:p>
+    <w:p>
+      <w:r>
+        <w:t>1. Outlier-driven nonlinearity: the most common failure mode. In cross-country analyses, 1–3 geopolitically distinctive nations (oil states, the US) drive curvature.</w:t>
+      </w:r>
+    </w:p>
+    <w:p>
+      <w:r>
+        <w:t>2. Domain asymmetry: public health and psychology curves are substantially more robust than economics or political science curves, likely reflecting mechanistic versus contingent relationships.</w:t>
+      </w:r>
+    </w:p>
+    <w:p>
+      <w:r>
+        <w:t>3. Time-series vs. cross-section: time-series curves are more robust, likely because they are less vulnerable to compositional effects.</w:t>
+      </w:r>
+    </w:p>
+    <w:p>
+      <w:r>
+        <w:t>4. Log transformation resolves apparent nonlinearity: in many cases a simple log transformation produces a linear relationship, suggesting the 'canonical curve' is linear on the wrong scale.</w:t>
+      </w:r>
+    </w:p>
+    <w:p>
+      <w:r>
+        <w:t>5. BIC is more conservative than AIC: BIC selects the linear model more frequently, reflecting stronger complexity penalties.</w:t>
+      </w:r>
+    </w:p>
+    <w:p>
+      <w:r>
+        <w:t>Several outlier-dependent curves have direct policy implications. The Laffer Curve is used to justify tax reductions; the Environmental Kuznets Curve is cited to argue that growth resolves pollution; the Lipset Hypothesis underpins modernization theory. Our findings suggest that the empirical bases of these policy-relevant claims are more fragile than commonly assumed.</w:t>
+      </w:r>
+    </w:p>
+    <w:p>
+      <w:pPr>
+        <w:pStyle w:val="Heading1"/>
+      </w:pPr>
+      <w:r>
+        <w:t>Limitations</w:t>
+      </w:r>
+    </w:p>
+    <w:p>
+      <w:r>
+        <w:t>First, our analysis is restricted to bivariate relationships; many canonical curves may be better specified in multivariate settings.</w:t>
+      </w:r>
+    </w:p>
+    <w:p>
+      <w:r>
+        <w:t>Second, we use a uniform quadratic alternative, whereas some curves posit specific functional forms (power laws, logistic functions).</w:t>
+      </w:r>
+    </w:p>
+    <w:p>
+      <w:r>
+        <w:t>Third, although 8 curves use real World Bank API data (N=31–247), the remaining 44 curves use representative or published data with smaller sample sizes.</w:t>
+      </w:r>
+    </w:p>
+    <w:p>
+      <w:r>
+        <w:t>Fourth, we test only the significance of curvature, not the existence of any relationship. A curve classified as non-significant may still have a significant linear component.</w:t>
+      </w:r>
+    </w:p>
+    <w:p>
+      <w:r>
+        <w:t>Finally, for some curves (psychology, demography), we rely on aggregate or meta-analytic data rather than individual-level microdata.</w:t>
+      </w:r>
+    </w:p>
+    <w:p>
+      <w:pPr>
+        <w:pStyle w:val="Heading1"/>
+      </w:pPr>
+      <w:r>
+        <w:t>Conclusions</w:t>
+      </w:r>
+    </w:p>
+    <w:p>
+      <w:r>
+        <w:t>This systematic re-examination of 52 canonical curves reveals that only 35% demonstrate nonlinearity that is statistically significant, survives outlier removal, and shows superior out-of-sample prediction. Researchers should routinely report sensitivity analyses and model comparison criteria when invoking canonical curves. Policymakers should be cautious about interventions premised on specific curve shapes—particularly the Laffer Curve, Environmental Kuznets Curve, and Lipset Hypothesis—whose empirical bases are outlier-dependent.</w:t>
+      </w:r>
+    </w:p>
+    <w:p>
+      <w:r>
+        <w:br w:type="page"/>
+      </w:r>
+    </w:p>
+    <w:p>
+      <w:pPr>
+        <w:pStyle w:val="Heading1"/>
+      </w:pPr>
+      <w:r>
+        <w:t>List of abbreviations</w:t>
+      </w:r>
+    </w:p>
+    <w:p>
+      <w:r>
+        <w:rPr>
+          <w:b/>
+        </w:rPr>
+        <w:t xml:space="preserve">AIC: </w:t>
+      </w:r>
+      <w:r>
+        <w:t>Akaike Information Criterion</w:t>
+      </w:r>
+    </w:p>
+    <w:p>
+      <w:r>
+        <w:rPr>
+          <w:b/>
+        </w:rPr>
+        <w:t xml:space="preserve">BIC: </w:t>
+      </w:r>
+      <w:r>
+        <w:t>Bayesian Information Criterion</w:t>
+      </w:r>
+    </w:p>
+    <w:p>
+      <w:r>
+        <w:rPr>
+          <w:b/>
+        </w:rPr>
+        <w:t xml:space="preserve">CO₂: </w:t>
+      </w:r>
+      <w:r>
+        <w:t>Carbon dioxide</w:t>
+      </w:r>
+    </w:p>
+    <w:p>
+      <w:r>
+        <w:rPr>
+          <w:b/>
+        </w:rPr>
+        <w:t xml:space="preserve">EKC: </w:t>
+      </w:r>
+      <w:r>
+        <w:t>Environmental Kuznets Curve</w:t>
+      </w:r>
+    </w:p>
+    <w:p>
+      <w:r>
+        <w:rPr>
+          <w:b/>
+        </w:rPr>
+        <w:t xml:space="preserve">GDP: </w:t>
+      </w:r>
+      <w:r>
+        <w:t>Gross Domestic Product</w:t>
+      </w:r>
+    </w:p>
+    <w:p>
+      <w:r>
+        <w:rPr>
+          <w:b/>
+        </w:rPr>
+        <w:t xml:space="preserve">LOOCV: </w:t>
+      </w:r>
+      <w:r>
+        <w:t>Leave-one-out cross-validation</w:t>
+      </w:r>
+    </w:p>
+    <w:p>
+      <w:r>
+        <w:rPr>
+          <w:b/>
+        </w:rPr>
+        <w:t xml:space="preserve">LNT: </w:t>
+      </w:r>
+      <w:r>
+        <w:t>Linear No-Threshold</w:t>
+      </w:r>
+    </w:p>
+    <w:p>
+      <w:r>
+        <w:rPr>
+          <w:b/>
+        </w:rPr>
+        <w:t xml:space="preserve">OLS: </w:t>
+      </w:r>
+      <w:r>
+        <w:t>Ordinary least squares</w:t>
+      </w:r>
+    </w:p>
+    <w:p>
+      <w:r>
+        <w:rPr>
+          <w:b/>
+        </w:rPr>
+        <w:t xml:space="preserve">PPP: </w:t>
+      </w:r>
+      <w:r>
+        <w:t>Purchasing power parity</w:t>
+      </w:r>
+    </w:p>
+    <w:p>
+      <w:r>
+        <w:rPr>
+          <w:b/>
+        </w:rPr>
+        <w:t xml:space="preserve">RMSE: </w:t>
+      </w:r>
+      <w:r>
+        <w:t>Root mean squared error</w:t>
+      </w:r>
+    </w:p>
+    <w:p>
+      <w:r>
+        <w:rPr>
+          <w:b/>
+        </w:rPr>
+        <w:t xml:space="preserve">TFR: </w:t>
+      </w:r>
+      <w:r>
+        <w:t>Total fertility rate</w:t>
+      </w:r>
+    </w:p>
+    <w:p>
+      <w:r>
+        <w:rPr>
+          <w:b/>
+        </w:rPr>
+        <w:t xml:space="preserve">WDI: </w:t>
+      </w:r>
+      <w:r>
+        <w:t>World Development Indicators</w:t>
+      </w:r>
+    </w:p>
+    <w:p>
+      <w:r>
+        <w:br w:type="page"/>
+      </w:r>
+    </w:p>
+    <w:p>
+      <w:pPr>
+        <w:pStyle w:val="Heading1"/>
+      </w:pPr>
+      <w:r>
+        <w:t>Declarations</w:t>
       </w:r>
     </w:p>
     <w:p>
@@ -5741,55 +5889,12 @@
         <w:pStyle w:val="Heading2"/>
       </w:pPr>
       <w:r>
-        <w:t>4.1 Cross-Cutting Patterns</w:t>
+        <w:t>Ethics approval and consent to participate</w:t>
       </w:r>
     </w:p>
     <w:p>
       <w:r>
-        <w:rPr>
-          <w:sz w:val="22"/>
-        </w:rPr>
-        <w:t>Our analysis reveals five cross-cutting patterns in the fragility of canonical curves:</w:t>
-      </w:r>
-    </w:p>
-    <w:p>
-      <w:pPr>
-        <w:pStyle w:val="ListNumber"/>
-      </w:pPr>
-      <w:r>
-        <w:t>Outlier-driven nonlinearity (23% of curves): The most common failure mode involves 1-3 observations that drive the curvature. In cross-country analyses, these are often geopolitically distinctive nations (oil states for Lipset, the US for Great Gatsby and Preston, Nigeria for Engel).</w:t>
-      </w:r>
-    </w:p>
-    <w:p>
-      <w:pPr>
-        <w:pStyle w:val="ListNumber"/>
-      </w:pPr>
-      <w:r>
-        <w:t>Domain asymmetry: Public health and psychology curves are substantially more robust (80% and 80% passing) than economics curves (8% passing). This likely reflects the mechanistic basis of dose-response and psychophysical relationships versus the contingent nature of macroeconomic regularities.</w:t>
-      </w:r>
-    </w:p>
-    <w:p>
-      <w:pPr>
-        <w:pStyle w:val="ListNumber"/>
-      </w:pPr>
-      <w:r>
-        <w:t>Time-series vs. cross-section: Time-series curves (Lee-Carter, Keeling, Ebbinghaus) are more robust than cross-sectional ones (Kuznets, Lipset, Wilkinson), likely because time-series data are less vulnerable to compositional effects and unmeasured confounders.</w:t>
-      </w:r>
-    </w:p>
-    <w:p>
-      <w:pPr>
-        <w:pStyle w:val="ListNumber"/>
-      </w:pPr>
-      <w:r>
-        <w:t>Log transformation resolves apparent nonlinearity: In many cases (Preston, Engel, Balassa-Samuelson), a simple log transformation of the predictor produces a linear relationship, suggesting that the 'canonical curve' is merely a linear relationship on the wrong scale.</w:t>
-      </w:r>
-    </w:p>
-    <w:p>
-      <w:pPr>
-        <w:pStyle w:val="ListNumber"/>
-      </w:pPr>
-      <w:r>
-        <w:t>BIC is more conservative: BIC selects the linear model in several cases where AIC prefers the quadratic, reflecting BIC's stronger penalty for complexity. When BIC and AIC disagree, the curve is typically in the borderline zone and should be interpreted cautiously.</w:t>
+        <w:t>Not applicable. This study uses publicly available aggregate data only.</w:t>
       </w:r>
     </w:p>
     <w:p>
@@ -5797,12 +5902,12 @@
         <w:pStyle w:val="Heading2"/>
       </w:pPr>
       <w:r>
-        <w:t>4.2 Implications for Policy</w:t>
+        <w:t>Consent for publication</w:t>
       </w:r>
     </w:p>
     <w:p>
       <w:r>
-        <w:t>Several outlier-dependent curves have direct policy implications. The Laffer Curve is used to justify tax rate reductions; our analysis shows its empirical basis is fragile across OECD nations. The Environmental Kuznets Curve for CO2 is frequently cited to argue that economic growth will eventually resolve emissions problems; this relationship is not robust after removing high-income oil producers. The Lipset Hypothesis underpins modernization theory in political science; its nonlinearity depends almost entirely on Gulf state outliers.</w:t>
+        <w:t>Not applicable.</w:t>
       </w:r>
     </w:p>
     <w:p>
@@ -5810,12 +5915,12 @@
         <w:pStyle w:val="Heading2"/>
       </w:pPr>
       <w:r>
-        <w:t>4.3 Limitations</w:t>
+        <w:t>Availability of data and materials</w:t>
       </w:r>
     </w:p>
     <w:p>
       <w:r>
-        <w:t>Several limitations should be noted. First, our analysis is restricted to bivariate relationships; many canonical curves may be better specified in multivariate settings. Second, we use a uniform quadratic alternative, whereas some curves posit specific functional forms (e.g., power laws, logistic functions). Third, our data are representative but not exhaustive; larger datasets might reveal patterns not visible here. Fourth, we test only concavity/convexity, not the existence of any relationship. A curve classified as 'not significantly nonlinear' may still have a significant linear component. Finally, for some curves (especially in psychology and demography), we rely on representative or meta-analytic data rather than individual-level microdata.</w:t>
+        <w:t>All analysis code, data, and results are publicly available at [GitHub repository URL]. World Bank data were accessed via the wbgapi Python library. The complete source metadata table for all 52 curves is provided in Additional file 1.</w:t>
       </w:r>
     </w:p>
     <w:p>
@@ -5823,60 +5928,51 @@
         <w:pStyle w:val="Heading2"/>
       </w:pPr>
       <w:r>
-        <w:t>4.4 Recommendations for Researchers</w:t>
+        <w:t>Competing interests</w:t>
+      </w:r>
+    </w:p>
+    <w:p>
+      <w:r>
+        <w:t>The author declares no competing interests.</w:t>
       </w:r>
     </w:p>
     <w:p>
       <w:pPr>
-        <w:pStyle w:val="ListNumber"/>
+        <w:pStyle w:val="Heading2"/>
       </w:pPr>
       <w:r>
-        <w:t>Always test whether a log-transformation linearizes the relationship before reporting nonlinearity.</w:t>
+        <w:t>Funding</w:t>
+      </w:r>
+    </w:p>
+    <w:p>
+      <w:r>
+        <w:t>[To be completed]</w:t>
       </w:r>
     </w:p>
     <w:p>
       <w:pPr>
-        <w:pStyle w:val="ListNumber"/>
+        <w:pStyle w:val="Heading2"/>
       </w:pPr>
       <w:r>
-        <w:t>Report Cook's distance analysis and sensitivity to influential observations.</w:t>
+        <w:t>Authors’ contributions</w:t>
+      </w:r>
+    </w:p>
+    <w:p>
+      <w:r>
+        <w:t>TO conceived the study, designed the analytical framework, collected and analyzed data, interpreted results, and wrote the manuscript.</w:t>
       </w:r>
     </w:p>
     <w:p>
       <w:pPr>
-        <w:pStyle w:val="ListNumber"/>
+        <w:pStyle w:val="Heading2"/>
       </w:pPr>
       <w:r>
-        <w:t>Distinguish between statistical significance and practical significance of curvature.</w:t>
-      </w:r>
-    </w:p>
-    <w:p>
-      <w:pPr>
-        <w:pStyle w:val="ListNumber"/>
-      </w:pPr>
-      <w:r>
-        <w:t>Use BIC rather than AIC when the goal is model identification rather than prediction.</w:t>
-      </w:r>
-    </w:p>
-    <w:p>
-      <w:pPr>
-        <w:pStyle w:val="ListNumber"/>
-      </w:pPr>
-      <w:r>
-        <w:t>Report LOOCV alongside in-sample fit to guard against overfitting.</w:t>
-      </w:r>
-    </w:p>
-    <w:p>
-      <w:pPr>
-        <w:pStyle w:val="Heading1"/>
-      </w:pPr>
-      <w:r>
-        <w:t>5. Conclusion</w:t>
+        <w:t>Acknowledgements</w:t>
       </w:r>
     </w:p>
     <w:p>
       <w:r>
-        <w:t>This systematic re-examination of 52 canonical curves reveals that 65% of established nonlinear relationships fail at least one modern robustness test. The most common failure mode is outlier dependence (23%), followed by non-significance (42%). Only 35% of curves demonstrate nonlinearity that is statistically significant, survives outlier removal, and shows superior out-of-sample prediction. These findings urge caution in citing canonical curves as empirical support for nonlinear theories, particularly in policy-relevant contexts where the shape of the relationship (not merely its existence) determines optimal interventions.</w:t>
+        <w:t>[To be completed]</w:t>
       </w:r>
     </w:p>
     <w:p>
@@ -5894,7 +5990,7 @@
     </w:p>
     <w:p>
       <w:pPr>
-        <w:ind w:firstLine="0" w:left="567"/>
+        <w:ind w:left="567"/>
       </w:pPr>
       <w:r>
         <w:rPr>
@@ -5908,7 +6004,7 @@
     </w:p>
     <w:p>
       <w:pPr>
-        <w:ind w:firstLine="0" w:left="567"/>
+        <w:ind w:left="567"/>
       </w:pPr>
       <w:r>
         <w:rPr>
@@ -5922,7 +6018,7 @@
     </w:p>
     <w:p>
       <w:pPr>
-        <w:ind w:firstLine="0" w:left="567"/>
+        <w:ind w:left="567"/>
       </w:pPr>
       <w:r>
         <w:rPr>
@@ -5936,7 +6032,7 @@
     </w:p>
     <w:p>
       <w:pPr>
-        <w:ind w:firstLine="0" w:left="567"/>
+        <w:ind w:left="567"/>
       </w:pPr>
       <w:r>
         <w:rPr>
@@ -5950,7 +6046,7 @@
     </w:p>
     <w:p>
       <w:pPr>
-        <w:ind w:firstLine="0" w:left="567"/>
+        <w:ind w:left="567"/>
       </w:pPr>
       <w:r>
         <w:rPr>
@@ -5964,7 +6060,7 @@
     </w:p>
     <w:p>
       <w:pPr>
-        <w:ind w:firstLine="0" w:left="567"/>
+        <w:ind w:left="567"/>
       </w:pPr>
       <w:r>
         <w:rPr>
@@ -5978,7 +6074,7 @@
     </w:p>
     <w:p>
       <w:pPr>
-        <w:ind w:firstLine="0" w:left="567"/>
+        <w:ind w:left="567"/>
       </w:pPr>
       <w:r>
         <w:rPr>
@@ -5992,7 +6088,7 @@
     </w:p>
     <w:p>
       <w:pPr>
-        <w:ind w:firstLine="0" w:left="567"/>
+        <w:ind w:left="567"/>
       </w:pPr>
       <w:r>
         <w:rPr>
@@ -6006,7 +6102,7 @@
     </w:p>
     <w:p>
       <w:pPr>
-        <w:ind w:firstLine="0" w:left="567"/>
+        <w:ind w:left="567"/>
       </w:pPr>
       <w:r>
         <w:rPr>
@@ -6018,6 +6114,4314 @@
         <w:t>Krueger J, Mueller RA. Unskilled, unaware, or both? The better-than-average heuristic and statistical regression predict errors in estimates of own performance. J Pers Soc Psychol. 2002;82(2):180-188.</w:t>
       </w:r>
     </w:p>
+    <w:p>
+      <w:pPr>
+        <w:ind w:left="567"/>
+      </w:pPr>
+      <w:r>
+        <w:rPr>
+          <w:b/>
+        </w:rPr>
+        <w:t xml:space="preserve">10. </w:t>
+      </w:r>
+      <w:r>
+        <w:t>Open Science Collaboration. Estimating the reproducibility of psychological science. Science. 2015;349(6251):aac4716.</w:t>
+      </w:r>
+    </w:p>
+    <w:p>
+      <w:pPr>
+        <w:ind w:left="567"/>
+      </w:pPr>
+      <w:r>
+        <w:rPr>
+          <w:b/>
+        </w:rPr>
+        <w:t xml:space="preserve">11. </w:t>
+      </w:r>
+      <w:r>
+        <w:t>Ioannidis JPA. Why most published research findings are false. PLoS Med. 2005;2(8):e124.</w:t>
+      </w:r>
+    </w:p>
+    <w:p>
+      <w:r>
+        <w:br w:type="page"/>
+      </w:r>
+    </w:p>
+    <w:p>
+      <w:pPr>
+        <w:pStyle w:val="Heading1"/>
+      </w:pPr>
+      <w:r>
+        <w:t>Additional file 1: Source metadata table</w:t>
+      </w:r>
+    </w:p>
+    <w:p>
+      <w:r>
+        <w:t>Complete data source information for all 52 curves, including original publication, data source, sample size, variable definitions, and claimed functional form.</w:t>
+      </w:r>
+    </w:p>
+    <w:tbl>
+      <w:tblPr>
+        <w:tblStyle w:val="TableGrid"/>
+        <w:tblW w:type="auto" w:w="0"/>
+        <w:jc w:val="center"/>
+        <w:tblLook w:firstColumn="1" w:firstRow="1" w:lastColumn="0" w:lastRow="0" w:noHBand="0" w:noVBand="1" w:val="04A0"/>
+      </w:tblPr>
+      <w:tblGrid>
+        <w:gridCol w:w="1560"/>
+        <w:gridCol w:w="1560"/>
+        <w:gridCol w:w="1560"/>
+        <w:gridCol w:w="1560"/>
+        <w:gridCol w:w="1560"/>
+        <w:gridCol w:w="1560"/>
+      </w:tblGrid>
+      <w:tr>
+        <w:tc>
+          <w:tcPr>
+            <w:tcW w:type="dxa" w:w="1560"/>
+          </w:tcPr>
+          <w:p>
+            <w:r>
+              <w:rPr>
+                <w:b/>
+                <w:sz w:val="14"/>
+              </w:rPr>
+              <w:t>#</w:t>
+            </w:r>
+          </w:p>
+        </w:tc>
+        <w:tc>
+          <w:tcPr>
+            <w:tcW w:type="dxa" w:w="1560"/>
+          </w:tcPr>
+          <w:p>
+            <w:r>
+              <w:rPr>
+                <w:b/>
+                <w:sz w:val="14"/>
+              </w:rPr>
+              <w:t>Curve</w:t>
+            </w:r>
+          </w:p>
+        </w:tc>
+        <w:tc>
+          <w:tcPr>
+            <w:tcW w:type="dxa" w:w="1560"/>
+          </w:tcPr>
+          <w:p>
+            <w:r>
+              <w:rPr>
+                <w:b/>
+                <w:sz w:val="14"/>
+              </w:rPr>
+              <w:t>Original paper</w:t>
+            </w:r>
+          </w:p>
+        </w:tc>
+        <w:tc>
+          <w:tcPr>
+            <w:tcW w:type="dxa" w:w="1560"/>
+          </w:tcPr>
+          <w:p>
+            <w:r>
+              <w:rPr>
+                <w:b/>
+                <w:sz w:val="14"/>
+              </w:rPr>
+              <w:t>Data source</w:t>
+            </w:r>
+          </w:p>
+        </w:tc>
+        <w:tc>
+          <w:tcPr>
+            <w:tcW w:type="dxa" w:w="1560"/>
+          </w:tcPr>
+          <w:p>
+            <w:r>
+              <w:rPr>
+                <w:b/>
+                <w:sz w:val="14"/>
+              </w:rPr>
+              <w:t>N</w:t>
+            </w:r>
+          </w:p>
+        </w:tc>
+        <w:tc>
+          <w:tcPr>
+            <w:tcW w:type="dxa" w:w="1560"/>
+          </w:tcPr>
+          <w:p>
+            <w:r>
+              <w:rPr>
+                <w:b/>
+                <w:sz w:val="14"/>
+              </w:rPr>
+              <w:t>Claimed form</w:t>
+            </w:r>
+          </w:p>
+        </w:tc>
+      </w:tr>
+      <w:tr>
+        <w:tc>
+          <w:tcPr>
+            <w:tcW w:type="dxa" w:w="1560"/>
+          </w:tcPr>
+          <w:p>
+            <w:r>
+              <w:rPr>
+                <w:sz w:val="13"/>
+              </w:rPr>
+              <w:t>1</w:t>
+            </w:r>
+          </w:p>
+        </w:tc>
+        <w:tc>
+          <w:tcPr>
+            <w:tcW w:type="dxa" w:w="1560"/>
+          </w:tcPr>
+          <w:p>
+            <w:r>
+              <w:rPr>
+                <w:sz w:val="13"/>
+              </w:rPr>
+              <w:t>Phillips Curve</w:t>
+            </w:r>
+          </w:p>
+        </w:tc>
+        <w:tc>
+          <w:tcPr>
+            <w:tcW w:type="dxa" w:w="1560"/>
+          </w:tcPr>
+          <w:p>
+            <w:r>
+              <w:rPr>
+                <w:sz w:val="13"/>
+              </w:rPr>
+              <w:t>Phillips AW (1958) Economica 25:283-299</w:t>
+            </w:r>
+          </w:p>
+        </w:tc>
+        <w:tc>
+          <w:tcPr>
+            <w:tcW w:type="dxa" w:w="1560"/>
+          </w:tcPr>
+          <w:p>
+            <w:r>
+              <w:rPr>
+                <w:sz w:val="13"/>
+              </w:rPr>
+              <w:t>World Bank WDI: SL.UEM.TOTL.ZS, FP.CPI.TOTL.Z</w:t>
+            </w:r>
+          </w:p>
+        </w:tc>
+        <w:tc>
+          <w:tcPr>
+            <w:tcW w:type="dxa" w:w="1560"/>
+          </w:tcPr>
+          <w:p>
+            <w:r>
+              <w:rPr>
+                <w:sz w:val="13"/>
+              </w:rPr>
+              <w:t>WB API</w:t>
+            </w:r>
+          </w:p>
+        </w:tc>
+        <w:tc>
+          <w:tcPr>
+            <w:tcW w:type="dxa" w:w="1560"/>
+          </w:tcPr>
+          <w:p>
+            <w:r>
+              <w:rPr>
+                <w:sz w:val="13"/>
+              </w:rPr>
+              <w:t>Negative convex</w:t>
+            </w:r>
+          </w:p>
+        </w:tc>
+      </w:tr>
+      <w:tr>
+        <w:tc>
+          <w:tcPr>
+            <w:tcW w:type="dxa" w:w="1560"/>
+          </w:tcPr>
+          <w:p>
+            <w:r>
+              <w:rPr>
+                <w:sz w:val="13"/>
+              </w:rPr>
+              <w:t>2</w:t>
+            </w:r>
+          </w:p>
+        </w:tc>
+        <w:tc>
+          <w:tcPr>
+            <w:tcW w:type="dxa" w:w="1560"/>
+          </w:tcPr>
+          <w:p>
+            <w:r>
+              <w:rPr>
+                <w:sz w:val="13"/>
+              </w:rPr>
+              <w:t>Laffer Curve</w:t>
+            </w:r>
+          </w:p>
+        </w:tc>
+        <w:tc>
+          <w:tcPr>
+            <w:tcW w:type="dxa" w:w="1560"/>
+          </w:tcPr>
+          <w:p>
+            <w:r>
+              <w:rPr>
+                <w:sz w:val="13"/>
+              </w:rPr>
+              <w:t>Laffer A (1974) unpublished (napkin sket</w:t>
+            </w:r>
+          </w:p>
+        </w:tc>
+        <w:tc>
+          <w:tcPr>
+            <w:tcW w:type="dxa" w:w="1560"/>
+          </w:tcPr>
+          <w:p>
+            <w:r>
+              <w:rPr>
+                <w:sz w:val="13"/>
+              </w:rPr>
+              <w:t>OECD Revenue Statistics 2022</w:t>
+            </w:r>
+          </w:p>
+        </w:tc>
+        <w:tc>
+          <w:tcPr>
+            <w:tcW w:type="dxa" w:w="1560"/>
+          </w:tcPr>
+          <w:p>
+            <w:r>
+              <w:rPr>
+                <w:sz w:val="13"/>
+              </w:rPr>
+              <w:t>26</w:t>
+            </w:r>
+          </w:p>
+        </w:tc>
+        <w:tc>
+          <w:tcPr>
+            <w:tcW w:type="dxa" w:w="1560"/>
+          </w:tcPr>
+          <w:p>
+            <w:r>
+              <w:rPr>
+                <w:sz w:val="13"/>
+              </w:rPr>
+              <w:t>Inverted-U</w:t>
+            </w:r>
+          </w:p>
+        </w:tc>
+      </w:tr>
+      <w:tr>
+        <w:tc>
+          <w:tcPr>
+            <w:tcW w:type="dxa" w:w="1560"/>
+          </w:tcPr>
+          <w:p>
+            <w:r>
+              <w:rPr>
+                <w:sz w:val="13"/>
+              </w:rPr>
+              <w:t>3</w:t>
+            </w:r>
+          </w:p>
+        </w:tc>
+        <w:tc>
+          <w:tcPr>
+            <w:tcW w:type="dxa" w:w="1560"/>
+          </w:tcPr>
+          <w:p>
+            <w:r>
+              <w:rPr>
+                <w:sz w:val="13"/>
+              </w:rPr>
+              <w:t>Kuznets Curve</w:t>
+            </w:r>
+          </w:p>
+        </w:tc>
+        <w:tc>
+          <w:tcPr>
+            <w:tcW w:type="dxa" w:w="1560"/>
+          </w:tcPr>
+          <w:p>
+            <w:r>
+              <w:rPr>
+                <w:sz w:val="13"/>
+              </w:rPr>
+              <w:t>Kuznets S (1955) Am Econ Rev 45:1-28</w:t>
+            </w:r>
+          </w:p>
+        </w:tc>
+        <w:tc>
+          <w:tcPr>
+            <w:tcW w:type="dxa" w:w="1560"/>
+          </w:tcPr>
+          <w:p>
+            <w:r>
+              <w:rPr>
+                <w:sz w:val="13"/>
+              </w:rPr>
+              <w:t>World Bank WDI: NY.GDP.PCAP.PP.KD, SI.POV.GIN</w:t>
+            </w:r>
+          </w:p>
+        </w:tc>
+        <w:tc>
+          <w:tcPr>
+            <w:tcW w:type="dxa" w:w="1560"/>
+          </w:tcPr>
+          <w:p>
+            <w:r>
+              <w:rPr>
+                <w:sz w:val="13"/>
+              </w:rPr>
+              <w:t>WB API</w:t>
+            </w:r>
+          </w:p>
+        </w:tc>
+        <w:tc>
+          <w:tcPr>
+            <w:tcW w:type="dxa" w:w="1560"/>
+          </w:tcPr>
+          <w:p>
+            <w:r>
+              <w:rPr>
+                <w:sz w:val="13"/>
+              </w:rPr>
+              <w:t>Inverted-U</w:t>
+            </w:r>
+          </w:p>
+        </w:tc>
+      </w:tr>
+      <w:tr>
+        <w:tc>
+          <w:tcPr>
+            <w:tcW w:type="dxa" w:w="1560"/>
+          </w:tcPr>
+          <w:p>
+            <w:r>
+              <w:rPr>
+                <w:sz w:val="13"/>
+              </w:rPr>
+              <w:t>4</w:t>
+            </w:r>
+          </w:p>
+        </w:tc>
+        <w:tc>
+          <w:tcPr>
+            <w:tcW w:type="dxa" w:w="1560"/>
+          </w:tcPr>
+          <w:p>
+            <w:r>
+              <w:rPr>
+                <w:sz w:val="13"/>
+              </w:rPr>
+              <w:t>Environmental Kuznets Cur</w:t>
+            </w:r>
+          </w:p>
+        </w:tc>
+        <w:tc>
+          <w:tcPr>
+            <w:tcW w:type="dxa" w:w="1560"/>
+          </w:tcPr>
+          <w:p>
+            <w:r>
+              <w:rPr>
+                <w:sz w:val="13"/>
+              </w:rPr>
+              <w:t>Grossman GM, Krueger AB (1991) NBER WP 3</w:t>
+            </w:r>
+          </w:p>
+        </w:tc>
+        <w:tc>
+          <w:tcPr>
+            <w:tcW w:type="dxa" w:w="1560"/>
+          </w:tcPr>
+          <w:p>
+            <w:r>
+              <w:rPr>
+                <w:sz w:val="13"/>
+              </w:rPr>
+              <w:t>World Bank WDI: NY.GDP.PCAP.PP.KD, EN.ATM.CO2</w:t>
+            </w:r>
+          </w:p>
+        </w:tc>
+        <w:tc>
+          <w:tcPr>
+            <w:tcW w:type="dxa" w:w="1560"/>
+          </w:tcPr>
+          <w:p>
+            <w:r>
+              <w:rPr>
+                <w:sz w:val="13"/>
+              </w:rPr>
+              <w:t>WB API</w:t>
+            </w:r>
+          </w:p>
+        </w:tc>
+        <w:tc>
+          <w:tcPr>
+            <w:tcW w:type="dxa" w:w="1560"/>
+          </w:tcPr>
+          <w:p>
+            <w:r>
+              <w:rPr>
+                <w:sz w:val="13"/>
+              </w:rPr>
+              <w:t>Inverted-U</w:t>
+            </w:r>
+          </w:p>
+        </w:tc>
+      </w:tr>
+      <w:tr>
+        <w:tc>
+          <w:tcPr>
+            <w:tcW w:type="dxa" w:w="1560"/>
+          </w:tcPr>
+          <w:p>
+            <w:r>
+              <w:rPr>
+                <w:sz w:val="13"/>
+              </w:rPr>
+              <w:t>5</w:t>
+            </w:r>
+          </w:p>
+        </w:tc>
+        <w:tc>
+          <w:tcPr>
+            <w:tcW w:type="dxa" w:w="1560"/>
+          </w:tcPr>
+          <w:p>
+            <w:r>
+              <w:rPr>
+                <w:sz w:val="13"/>
+              </w:rPr>
+              <w:t>Beveridge Curve</w:t>
+            </w:r>
+          </w:p>
+        </w:tc>
+        <w:tc>
+          <w:tcPr>
+            <w:tcW w:type="dxa" w:w="1560"/>
+          </w:tcPr>
+          <w:p>
+            <w:r>
+              <w:rPr>
+                <w:sz w:val="13"/>
+              </w:rPr>
+              <w:t xml:space="preserve">Beveridge W (1944) Full Employment in a </w:t>
+            </w:r>
+          </w:p>
+        </w:tc>
+        <w:tc>
+          <w:tcPr>
+            <w:tcW w:type="dxa" w:w="1560"/>
+          </w:tcPr>
+          <w:p>
+            <w:r>
+              <w:rPr>
+                <w:sz w:val="13"/>
+              </w:rPr>
+              <w:t>BLS JOLTS + Current Population Survey</w:t>
+            </w:r>
+          </w:p>
+        </w:tc>
+        <w:tc>
+          <w:tcPr>
+            <w:tcW w:type="dxa" w:w="1560"/>
+          </w:tcPr>
+          <w:p>
+            <w:r>
+              <w:rPr>
+                <w:sz w:val="13"/>
+              </w:rPr>
+              <w:t>23</w:t>
+            </w:r>
+          </w:p>
+        </w:tc>
+        <w:tc>
+          <w:tcPr>
+            <w:tcW w:type="dxa" w:w="1560"/>
+          </w:tcPr>
+          <w:p>
+            <w:r>
+              <w:rPr>
+                <w:sz w:val="13"/>
+              </w:rPr>
+              <w:t>Negative convex (hyperbolic)</w:t>
+            </w:r>
+          </w:p>
+        </w:tc>
+      </w:tr>
+      <w:tr>
+        <w:tc>
+          <w:tcPr>
+            <w:tcW w:type="dxa" w:w="1560"/>
+          </w:tcPr>
+          <w:p>
+            <w:r>
+              <w:rPr>
+                <w:sz w:val="13"/>
+              </w:rPr>
+              <w:t>6</w:t>
+            </w:r>
+          </w:p>
+        </w:tc>
+        <w:tc>
+          <w:tcPr>
+            <w:tcW w:type="dxa" w:w="1560"/>
+          </w:tcPr>
+          <w:p>
+            <w:r>
+              <w:rPr>
+                <w:sz w:val="13"/>
+              </w:rPr>
+              <w:t>Okun's Law</w:t>
+            </w:r>
+          </w:p>
+        </w:tc>
+        <w:tc>
+          <w:tcPr>
+            <w:tcW w:type="dxa" w:w="1560"/>
+          </w:tcPr>
+          <w:p>
+            <w:r>
+              <w:rPr>
+                <w:sz w:val="13"/>
+              </w:rPr>
+              <w:t>Okun AM (1962) Proceedings of the Busine</w:t>
+            </w:r>
+          </w:p>
+        </w:tc>
+        <w:tc>
+          <w:tcPr>
+            <w:tcW w:type="dxa" w:w="1560"/>
+          </w:tcPr>
+          <w:p>
+            <w:r>
+              <w:rPr>
+                <w:sz w:val="13"/>
+              </w:rPr>
+              <w:t>World Bank WDI: NY.GDP.MKTP.KD.ZG, SL.UEM.TOT</w:t>
+            </w:r>
+          </w:p>
+        </w:tc>
+        <w:tc>
+          <w:tcPr>
+            <w:tcW w:type="dxa" w:w="1560"/>
+          </w:tcPr>
+          <w:p>
+            <w:r>
+              <w:rPr>
+                <w:sz w:val="13"/>
+              </w:rPr>
+              <w:t>WB API</w:t>
+            </w:r>
+          </w:p>
+        </w:tc>
+        <w:tc>
+          <w:tcPr>
+            <w:tcW w:type="dxa" w:w="1560"/>
+          </w:tcPr>
+          <w:p>
+            <w:r>
+              <w:rPr>
+                <w:sz w:val="13"/>
+              </w:rPr>
+              <w:t>Linear (nonlinear extension te</w:t>
+            </w:r>
+          </w:p>
+        </w:tc>
+      </w:tr>
+      <w:tr>
+        <w:tc>
+          <w:tcPr>
+            <w:tcW w:type="dxa" w:w="1560"/>
+          </w:tcPr>
+          <w:p>
+            <w:r>
+              <w:rPr>
+                <w:sz w:val="13"/>
+              </w:rPr>
+              <w:t>7</w:t>
+            </w:r>
+          </w:p>
+        </w:tc>
+        <w:tc>
+          <w:tcPr>
+            <w:tcW w:type="dxa" w:w="1560"/>
+          </w:tcPr>
+          <w:p>
+            <w:r>
+              <w:rPr>
+                <w:sz w:val="13"/>
+              </w:rPr>
+              <w:t>Engel Curve</w:t>
+            </w:r>
+          </w:p>
+        </w:tc>
+        <w:tc>
+          <w:tcPr>
+            <w:tcW w:type="dxa" w:w="1560"/>
+          </w:tcPr>
+          <w:p>
+            <w:r>
+              <w:rPr>
+                <w:sz w:val="13"/>
+              </w:rPr>
+              <w:t>Engel E (1857) Die Produktions- und Cons</w:t>
+            </w:r>
+          </w:p>
+        </w:tc>
+        <w:tc>
+          <w:tcPr>
+            <w:tcW w:type="dxa" w:w="1560"/>
+          </w:tcPr>
+          <w:p>
+            <w:r>
+              <w:rPr>
+                <w:sz w:val="13"/>
+              </w:rPr>
+              <w:t xml:space="preserve">World Bank WDI: NY.GDP.PCAP.PP.KD + USDA ERS </w:t>
+            </w:r>
+          </w:p>
+        </w:tc>
+        <w:tc>
+          <w:tcPr>
+            <w:tcW w:type="dxa" w:w="1560"/>
+          </w:tcPr>
+          <w:p>
+            <w:r>
+              <w:rPr>
+                <w:sz w:val="13"/>
+              </w:rPr>
+              <w:t>30</w:t>
+            </w:r>
+          </w:p>
+        </w:tc>
+        <w:tc>
+          <w:tcPr>
+            <w:tcW w:type="dxa" w:w="1560"/>
+          </w:tcPr>
+          <w:p>
+            <w:r>
+              <w:rPr>
+                <w:sz w:val="13"/>
+              </w:rPr>
+              <w:t>Concave (decreasing share)</w:t>
+            </w:r>
+          </w:p>
+        </w:tc>
+      </w:tr>
+      <w:tr>
+        <w:tc>
+          <w:tcPr>
+            <w:tcW w:type="dxa" w:w="1560"/>
+          </w:tcPr>
+          <w:p>
+            <w:r>
+              <w:rPr>
+                <w:sz w:val="13"/>
+              </w:rPr>
+              <w:t>8</w:t>
+            </w:r>
+          </w:p>
+        </w:tc>
+        <w:tc>
+          <w:tcPr>
+            <w:tcW w:type="dxa" w:w="1560"/>
+          </w:tcPr>
+          <w:p>
+            <w:r>
+              <w:rPr>
+                <w:sz w:val="13"/>
+              </w:rPr>
+              <w:t>J-Curve (Trade)</w:t>
+            </w:r>
+          </w:p>
+        </w:tc>
+        <w:tc>
+          <w:tcPr>
+            <w:tcW w:type="dxa" w:w="1560"/>
+          </w:tcPr>
+          <w:p>
+            <w:r>
+              <w:rPr>
+                <w:sz w:val="13"/>
+              </w:rPr>
+              <w:t>Magee SP (1973) The Balance of Payments.</w:t>
+            </w:r>
+          </w:p>
+        </w:tc>
+        <w:tc>
+          <w:tcPr>
+            <w:tcW w:type="dxa" w:w="1560"/>
+          </w:tcPr>
+          <w:p>
+            <w:r>
+              <w:rPr>
+                <w:sz w:val="13"/>
+              </w:rPr>
+              <w:t>IMF International Financial Statistics; Bahma</w:t>
+            </w:r>
+          </w:p>
+        </w:tc>
+        <w:tc>
+          <w:tcPr>
+            <w:tcW w:type="dxa" w:w="1560"/>
+          </w:tcPr>
+          <w:p>
+            <w:r>
+              <w:rPr>
+                <w:sz w:val="13"/>
+              </w:rPr>
+              <w:t>25</w:t>
+            </w:r>
+          </w:p>
+        </w:tc>
+        <w:tc>
+          <w:tcPr>
+            <w:tcW w:type="dxa" w:w="1560"/>
+          </w:tcPr>
+          <w:p>
+            <w:r>
+              <w:rPr>
+                <w:sz w:val="13"/>
+              </w:rPr>
+              <w:t>J-shaped (initial deterioratio</w:t>
+            </w:r>
+          </w:p>
+        </w:tc>
+      </w:tr>
+      <w:tr>
+        <w:tc>
+          <w:tcPr>
+            <w:tcW w:type="dxa" w:w="1560"/>
+          </w:tcPr>
+          <w:p>
+            <w:r>
+              <w:rPr>
+                <w:sz w:val="13"/>
+              </w:rPr>
+              <w:t>9</w:t>
+            </w:r>
+          </w:p>
+        </w:tc>
+        <w:tc>
+          <w:tcPr>
+            <w:tcW w:type="dxa" w:w="1560"/>
+          </w:tcPr>
+          <w:p>
+            <w:r>
+              <w:rPr>
+                <w:sz w:val="13"/>
+              </w:rPr>
+              <w:t>Rahn Curve</w:t>
+            </w:r>
+          </w:p>
+        </w:tc>
+        <w:tc>
+          <w:tcPr>
+            <w:tcW w:type="dxa" w:w="1560"/>
+          </w:tcPr>
+          <w:p>
+            <w:r>
+              <w:rPr>
+                <w:sz w:val="13"/>
+              </w:rPr>
+              <w:t>Rahn RW (1996) Institute for Policy Inno</w:t>
+            </w:r>
+          </w:p>
+        </w:tc>
+        <w:tc>
+          <w:tcPr>
+            <w:tcW w:type="dxa" w:w="1560"/>
+          </w:tcPr>
+          <w:p>
+            <w:r>
+              <w:rPr>
+                <w:sz w:val="13"/>
+              </w:rPr>
+              <w:t>IMF World Economic Outlook: Government expend</w:t>
+            </w:r>
+          </w:p>
+        </w:tc>
+        <w:tc>
+          <w:tcPr>
+            <w:tcW w:type="dxa" w:w="1560"/>
+          </w:tcPr>
+          <w:p>
+            <w:r>
+              <w:rPr>
+                <w:sz w:val="13"/>
+              </w:rPr>
+              <w:t>36</w:t>
+            </w:r>
+          </w:p>
+        </w:tc>
+        <w:tc>
+          <w:tcPr>
+            <w:tcW w:type="dxa" w:w="1560"/>
+          </w:tcPr>
+          <w:p>
+            <w:r>
+              <w:rPr>
+                <w:sz w:val="13"/>
+              </w:rPr>
+              <w:t>Inverted-U (peak at 15-25%)</w:t>
+            </w:r>
+          </w:p>
+        </w:tc>
+      </w:tr>
+      <w:tr>
+        <w:tc>
+          <w:tcPr>
+            <w:tcW w:type="dxa" w:w="1560"/>
+          </w:tcPr>
+          <w:p>
+            <w:r>
+              <w:rPr>
+                <w:sz w:val="13"/>
+              </w:rPr>
+              <w:t>10</w:t>
+            </w:r>
+          </w:p>
+        </w:tc>
+        <w:tc>
+          <w:tcPr>
+            <w:tcW w:type="dxa" w:w="1560"/>
+          </w:tcPr>
+          <w:p>
+            <w:r>
+              <w:rPr>
+                <w:sz w:val="13"/>
+              </w:rPr>
+              <w:t>Gravity Model of Trade</w:t>
+            </w:r>
+          </w:p>
+        </w:tc>
+        <w:tc>
+          <w:tcPr>
+            <w:tcW w:type="dxa" w:w="1560"/>
+          </w:tcPr>
+          <w:p>
+            <w:r>
+              <w:rPr>
+                <w:sz w:val="13"/>
+              </w:rPr>
+              <w:t>Tinbergen J (1962) Shaping the World Eco</w:t>
+            </w:r>
+          </w:p>
+        </w:tc>
+        <w:tc>
+          <w:tcPr>
+            <w:tcW w:type="dxa" w:w="1560"/>
+          </w:tcPr>
+          <w:p>
+            <w:r>
+              <w:rPr>
+                <w:sz w:val="13"/>
+              </w:rPr>
+              <w:t>UN COMTRADE bilateral trade data; CEPII GeoDi</w:t>
+            </w:r>
+          </w:p>
+        </w:tc>
+        <w:tc>
+          <w:tcPr>
+            <w:tcW w:type="dxa" w:w="1560"/>
+          </w:tcPr>
+          <w:p>
+            <w:r>
+              <w:rPr>
+                <w:sz w:val="13"/>
+              </w:rPr>
+              <w:t>25</w:t>
+            </w:r>
+          </w:p>
+        </w:tc>
+        <w:tc>
+          <w:tcPr>
+            <w:tcW w:type="dxa" w:w="1560"/>
+          </w:tcPr>
+          <w:p>
+            <w:r>
+              <w:rPr>
+                <w:sz w:val="13"/>
+              </w:rPr>
+              <w:t>Power law (log-linear)</w:t>
+            </w:r>
+          </w:p>
+        </w:tc>
+      </w:tr>
+      <w:tr>
+        <w:tc>
+          <w:tcPr>
+            <w:tcW w:type="dxa" w:w="1560"/>
+          </w:tcPr>
+          <w:p>
+            <w:r>
+              <w:rPr>
+                <w:sz w:val="13"/>
+              </w:rPr>
+              <w:t>11</w:t>
+            </w:r>
+          </w:p>
+        </w:tc>
+        <w:tc>
+          <w:tcPr>
+            <w:tcW w:type="dxa" w:w="1560"/>
+          </w:tcPr>
+          <w:p>
+            <w:r>
+              <w:rPr>
+                <w:sz w:val="13"/>
+              </w:rPr>
+              <w:t>Great Gatsby Curve</w:t>
+            </w:r>
+          </w:p>
+        </w:tc>
+        <w:tc>
+          <w:tcPr>
+            <w:tcW w:type="dxa" w:w="1560"/>
+          </w:tcPr>
+          <w:p>
+            <w:r>
+              <w:rPr>
+                <w:sz w:val="13"/>
+              </w:rPr>
+              <w:t>Corak M (2013) J Econ Perspect 27(3):79-</w:t>
+            </w:r>
+          </w:p>
+        </w:tc>
+        <w:tc>
+          <w:tcPr>
+            <w:tcW w:type="dxa" w:w="1560"/>
+          </w:tcPr>
+          <w:p>
+            <w:r>
+              <w:rPr>
+                <w:sz w:val="13"/>
+              </w:rPr>
+              <w:t>OECD Income Distribution Database; Corak (201</w:t>
+            </w:r>
+          </w:p>
+        </w:tc>
+        <w:tc>
+          <w:tcPr>
+            <w:tcW w:type="dxa" w:w="1560"/>
+          </w:tcPr>
+          <w:p>
+            <w:r>
+              <w:rPr>
+                <w:sz w:val="13"/>
+              </w:rPr>
+              <w:t>23</w:t>
+            </w:r>
+          </w:p>
+        </w:tc>
+        <w:tc>
+          <w:tcPr>
+            <w:tcW w:type="dxa" w:w="1560"/>
+          </w:tcPr>
+          <w:p>
+            <w:r>
+              <w:rPr>
+                <w:sz w:val="13"/>
+              </w:rPr>
+              <w:t>Positive (possibly convex)</w:t>
+            </w:r>
+          </w:p>
+        </w:tc>
+      </w:tr>
+      <w:tr>
+        <w:tc>
+          <w:tcPr>
+            <w:tcW w:type="dxa" w:w="1560"/>
+          </w:tcPr>
+          <w:p>
+            <w:r>
+              <w:rPr>
+                <w:sz w:val="13"/>
+              </w:rPr>
+              <w:t>12</w:t>
+            </w:r>
+          </w:p>
+        </w:tc>
+        <w:tc>
+          <w:tcPr>
+            <w:tcW w:type="dxa" w:w="1560"/>
+          </w:tcPr>
+          <w:p>
+            <w:r>
+              <w:rPr>
+                <w:sz w:val="13"/>
+              </w:rPr>
+              <w:t>Balassa-Samuelson Effect</w:t>
+            </w:r>
+          </w:p>
+        </w:tc>
+        <w:tc>
+          <w:tcPr>
+            <w:tcW w:type="dxa" w:w="1560"/>
+          </w:tcPr>
+          <w:p>
+            <w:r>
+              <w:rPr>
+                <w:sz w:val="13"/>
+              </w:rPr>
+              <w:t>Balassa B (1964) J Political Economy 72:</w:t>
+            </w:r>
+          </w:p>
+        </w:tc>
+        <w:tc>
+          <w:tcPr>
+            <w:tcW w:type="dxa" w:w="1560"/>
+          </w:tcPr>
+          <w:p>
+            <w:r>
+              <w:rPr>
+                <w:sz w:val="13"/>
+              </w:rPr>
+              <w:t>Penn World Table 10.01: productivity and pric</w:t>
+            </w:r>
+          </w:p>
+        </w:tc>
+        <w:tc>
+          <w:tcPr>
+            <w:tcW w:type="dxa" w:w="1560"/>
+          </w:tcPr>
+          <w:p>
+            <w:r>
+              <w:rPr>
+                <w:sz w:val="13"/>
+              </w:rPr>
+              <w:t>30</w:t>
+            </w:r>
+          </w:p>
+        </w:tc>
+        <w:tc>
+          <w:tcPr>
+            <w:tcW w:type="dxa" w:w="1560"/>
+          </w:tcPr>
+          <w:p>
+            <w:r>
+              <w:rPr>
+                <w:sz w:val="13"/>
+              </w:rPr>
+              <w:t>Positive linear/log</w:t>
+            </w:r>
+          </w:p>
+        </w:tc>
+      </w:tr>
+      <w:tr>
+        <w:tc>
+          <w:tcPr>
+            <w:tcW w:type="dxa" w:w="1560"/>
+          </w:tcPr>
+          <w:p>
+            <w:r>
+              <w:rPr>
+                <w:sz w:val="13"/>
+              </w:rPr>
+              <w:t>13</w:t>
+            </w:r>
+          </w:p>
+        </w:tc>
+        <w:tc>
+          <w:tcPr>
+            <w:tcW w:type="dxa" w:w="1560"/>
+          </w:tcPr>
+          <w:p>
+            <w:r>
+              <w:rPr>
+                <w:sz w:val="13"/>
+              </w:rPr>
+              <w:t>Preston Curve</w:t>
+            </w:r>
+          </w:p>
+        </w:tc>
+        <w:tc>
+          <w:tcPr>
+            <w:tcW w:type="dxa" w:w="1560"/>
+          </w:tcPr>
+          <w:p>
+            <w:r>
+              <w:rPr>
+                <w:sz w:val="13"/>
+              </w:rPr>
+              <w:t>Preston SH (1975) Popul Stud 29:231-248</w:t>
+            </w:r>
+          </w:p>
+        </w:tc>
+        <w:tc>
+          <w:tcPr>
+            <w:tcW w:type="dxa" w:w="1560"/>
+          </w:tcPr>
+          <w:p>
+            <w:r>
+              <w:rPr>
+                <w:sz w:val="13"/>
+              </w:rPr>
+              <w:t>World Bank WDI: NY.GDP.PCAP.PP.KD, SP.DYN.LE0</w:t>
+            </w:r>
+          </w:p>
+        </w:tc>
+        <w:tc>
+          <w:tcPr>
+            <w:tcW w:type="dxa" w:w="1560"/>
+          </w:tcPr>
+          <w:p>
+            <w:r>
+              <w:rPr>
+                <w:sz w:val="13"/>
+              </w:rPr>
+              <w:t>WB API</w:t>
+            </w:r>
+          </w:p>
+        </w:tc>
+        <w:tc>
+          <w:tcPr>
+            <w:tcW w:type="dxa" w:w="1560"/>
+          </w:tcPr>
+          <w:p>
+            <w:r>
+              <w:rPr>
+                <w:sz w:val="13"/>
+              </w:rPr>
+              <w:t>Concave (log-linear)</w:t>
+            </w:r>
+          </w:p>
+        </w:tc>
+      </w:tr>
+      <w:tr>
+        <w:tc>
+          <w:tcPr>
+            <w:tcW w:type="dxa" w:w="1560"/>
+          </w:tcPr>
+          <w:p>
+            <w:r>
+              <w:rPr>
+                <w:sz w:val="13"/>
+              </w:rPr>
+              <w:t>14</w:t>
+            </w:r>
+          </w:p>
+        </w:tc>
+        <w:tc>
+          <w:tcPr>
+            <w:tcW w:type="dxa" w:w="1560"/>
+          </w:tcPr>
+          <w:p>
+            <w:r>
+              <w:rPr>
+                <w:sz w:val="13"/>
+              </w:rPr>
+              <w:t>Easterlin Paradox</w:t>
+            </w:r>
+          </w:p>
+        </w:tc>
+        <w:tc>
+          <w:tcPr>
+            <w:tcW w:type="dxa" w:w="1560"/>
+          </w:tcPr>
+          <w:p>
+            <w:r>
+              <w:rPr>
+                <w:sz w:val="13"/>
+              </w:rPr>
+              <w:t>Easterlin RA (1974) in Nations and House</w:t>
+            </w:r>
+          </w:p>
+        </w:tc>
+        <w:tc>
+          <w:tcPr>
+            <w:tcW w:type="dxa" w:w="1560"/>
+          </w:tcPr>
+          <w:p>
+            <w:r>
+              <w:rPr>
+                <w:sz w:val="13"/>
+              </w:rPr>
+              <w:t>World Happiness Report 2023; World Bank WDI G</w:t>
+            </w:r>
+          </w:p>
+        </w:tc>
+        <w:tc>
+          <w:tcPr>
+            <w:tcW w:type="dxa" w:w="1560"/>
+          </w:tcPr>
+          <w:p>
+            <w:r>
+              <w:rPr>
+                <w:sz w:val="13"/>
+              </w:rPr>
+              <w:t>45</w:t>
+            </w:r>
+          </w:p>
+        </w:tc>
+        <w:tc>
+          <w:tcPr>
+            <w:tcW w:type="dxa" w:w="1560"/>
+          </w:tcPr>
+          <w:p>
+            <w:r>
+              <w:rPr>
+                <w:sz w:val="13"/>
+              </w:rPr>
+              <w:t>Concave/saturating</w:t>
+            </w:r>
+          </w:p>
+        </w:tc>
+      </w:tr>
+      <w:tr>
+        <w:tc>
+          <w:tcPr>
+            <w:tcW w:type="dxa" w:w="1560"/>
+          </w:tcPr>
+          <w:p>
+            <w:r>
+              <w:rPr>
+                <w:sz w:val="13"/>
+              </w:rPr>
+              <w:t>15</w:t>
+            </w:r>
+          </w:p>
+        </w:tc>
+        <w:tc>
+          <w:tcPr>
+            <w:tcW w:type="dxa" w:w="1560"/>
+          </w:tcPr>
+          <w:p>
+            <w:r>
+              <w:rPr>
+                <w:sz w:val="13"/>
+              </w:rPr>
+              <w:t>McKeown Thesis (TB Mortal</w:t>
+            </w:r>
+          </w:p>
+        </w:tc>
+        <w:tc>
+          <w:tcPr>
+            <w:tcW w:type="dxa" w:w="1560"/>
+          </w:tcPr>
+          <w:p>
+            <w:r>
+              <w:rPr>
+                <w:sz w:val="13"/>
+              </w:rPr>
+              <w:t>McKeown T (1976) The Modern Rise of Popu</w:t>
+            </w:r>
+          </w:p>
+        </w:tc>
+        <w:tc>
+          <w:tcPr>
+            <w:tcW w:type="dxa" w:w="1560"/>
+          </w:tcPr>
+          <w:p>
+            <w:r>
+              <w:rPr>
+                <w:sz w:val="13"/>
+              </w:rPr>
+              <w:t>McKeown (1976) Table 3.1; UK Office for Natio</w:t>
+            </w:r>
+          </w:p>
+        </w:tc>
+        <w:tc>
+          <w:tcPr>
+            <w:tcW w:type="dxa" w:w="1560"/>
+          </w:tcPr>
+          <w:p>
+            <w:r>
+              <w:rPr>
+                <w:sz w:val="13"/>
+              </w:rPr>
+              <w:t>15</w:t>
+            </w:r>
+          </w:p>
+        </w:tc>
+        <w:tc>
+          <w:tcPr>
+            <w:tcW w:type="dxa" w:w="1560"/>
+          </w:tcPr>
+          <w:p>
+            <w:r>
+              <w:rPr>
+                <w:sz w:val="13"/>
+              </w:rPr>
+              <w:t>Exponential decline</w:t>
+            </w:r>
+          </w:p>
+        </w:tc>
+      </w:tr>
+      <w:tr>
+        <w:tc>
+          <w:tcPr>
+            <w:tcW w:type="dxa" w:w="1560"/>
+          </w:tcPr>
+          <w:p>
+            <w:r>
+              <w:rPr>
+                <w:sz w:val="13"/>
+              </w:rPr>
+              <w:t>16</w:t>
+            </w:r>
+          </w:p>
+        </w:tc>
+        <w:tc>
+          <w:tcPr>
+            <w:tcW w:type="dxa" w:w="1560"/>
+          </w:tcPr>
+          <w:p>
+            <w:r>
+              <w:rPr>
+                <w:sz w:val="13"/>
+              </w:rPr>
+              <w:t>Linear No-Threshold (LNT)</w:t>
+            </w:r>
+          </w:p>
+        </w:tc>
+        <w:tc>
+          <w:tcPr>
+            <w:tcW w:type="dxa" w:w="1560"/>
+          </w:tcPr>
+          <w:p>
+            <w:r>
+              <w:rPr>
+                <w:sz w:val="13"/>
+              </w:rPr>
+              <w:t xml:space="preserve">ICRP (1958) Publication 1; Ozasa et al. </w:t>
+            </w:r>
+          </w:p>
+        </w:tc>
+        <w:tc>
+          <w:tcPr>
+            <w:tcW w:type="dxa" w:w="1560"/>
+          </w:tcPr>
+          <w:p>
+            <w:r>
+              <w:rPr>
+                <w:sz w:val="13"/>
+              </w:rPr>
+              <w:t xml:space="preserve">RERF Life Span Study Report 14 (Ozasa et al. </w:t>
+            </w:r>
+          </w:p>
+        </w:tc>
+        <w:tc>
+          <w:tcPr>
+            <w:tcW w:type="dxa" w:w="1560"/>
+          </w:tcPr>
+          <w:p>
+            <w:r>
+              <w:rPr>
+                <w:sz w:val="13"/>
+              </w:rPr>
+              <w:t>13</w:t>
+            </w:r>
+          </w:p>
+        </w:tc>
+        <w:tc>
+          <w:tcPr>
+            <w:tcW w:type="dxa" w:w="1560"/>
+          </w:tcPr>
+          <w:p>
+            <w:r>
+              <w:rPr>
+                <w:sz w:val="13"/>
+              </w:rPr>
+              <w:t>Linear (threshold debate)</w:t>
+            </w:r>
+          </w:p>
+        </w:tc>
+      </w:tr>
+      <w:tr>
+        <w:tc>
+          <w:tcPr>
+            <w:tcW w:type="dxa" w:w="1560"/>
+          </w:tcPr>
+          <w:p>
+            <w:r>
+              <w:rPr>
+                <w:sz w:val="13"/>
+              </w:rPr>
+              <w:t>17</w:t>
+            </w:r>
+          </w:p>
+        </w:tc>
+        <w:tc>
+          <w:tcPr>
+            <w:tcW w:type="dxa" w:w="1560"/>
+          </w:tcPr>
+          <w:p>
+            <w:r>
+              <w:rPr>
+                <w:sz w:val="13"/>
+              </w:rPr>
+              <w:t>Fries Compression of Morb</w:t>
+            </w:r>
+          </w:p>
+        </w:tc>
+        <w:tc>
+          <w:tcPr>
+            <w:tcW w:type="dxa" w:w="1560"/>
+          </w:tcPr>
+          <w:p>
+            <w:r>
+              <w:rPr>
+                <w:sz w:val="13"/>
+              </w:rPr>
+              <w:t>Fries JF (1980) N Engl J Med 303:130-135</w:t>
+            </w:r>
+          </w:p>
+        </w:tc>
+        <w:tc>
+          <w:tcPr>
+            <w:tcW w:type="dxa" w:w="1560"/>
+          </w:tcPr>
+          <w:p>
+            <w:r>
+              <w:rPr>
+                <w:sz w:val="13"/>
+              </w:rPr>
+              <w:t>GBD 2019; Crimmins &amp; Beltrán-Sánchez (2011) P</w:t>
+            </w:r>
+          </w:p>
+        </w:tc>
+        <w:tc>
+          <w:tcPr>
+            <w:tcW w:type="dxa" w:w="1560"/>
+          </w:tcPr>
+          <w:p>
+            <w:r>
+              <w:rPr>
+                <w:sz w:val="13"/>
+              </w:rPr>
+              <w:t>11</w:t>
+            </w:r>
+          </w:p>
+        </w:tc>
+        <w:tc>
+          <w:tcPr>
+            <w:tcW w:type="dxa" w:w="1560"/>
+          </w:tcPr>
+          <w:p>
+            <w:r>
+              <w:rPr>
+                <w:sz w:val="13"/>
+              </w:rPr>
+              <w:t>Compression (declining morbidi</w:t>
+            </w:r>
+          </w:p>
+        </w:tc>
+      </w:tr>
+      <w:tr>
+        <w:tc>
+          <w:tcPr>
+            <w:tcW w:type="dxa" w:w="1560"/>
+          </w:tcPr>
+          <w:p>
+            <w:r>
+              <w:rPr>
+                <w:sz w:val="13"/>
+              </w:rPr>
+              <w:t>18</w:t>
+            </w:r>
+          </w:p>
+        </w:tc>
+        <w:tc>
+          <w:tcPr>
+            <w:tcW w:type="dxa" w:w="1560"/>
+          </w:tcPr>
+          <w:p>
+            <w:r>
+              <w:rPr>
+                <w:sz w:val="13"/>
+              </w:rPr>
+              <w:t>Barker Hypothesis (U-shap</w:t>
+            </w:r>
+          </w:p>
+        </w:tc>
+        <w:tc>
+          <w:tcPr>
+            <w:tcW w:type="dxa" w:w="1560"/>
+          </w:tcPr>
+          <w:p>
+            <w:r>
+              <w:rPr>
+                <w:sz w:val="13"/>
+              </w:rPr>
+              <w:t>Barker DJP (1990) BMJ 301:1111</w:t>
+            </w:r>
+          </w:p>
+        </w:tc>
+        <w:tc>
+          <w:tcPr>
+            <w:tcW w:type="dxa" w:w="1560"/>
+          </w:tcPr>
+          <w:p>
+            <w:r>
+              <w:rPr>
+                <w:sz w:val="13"/>
+              </w:rPr>
+              <w:t xml:space="preserve">Barker et al. (1993) BMJ; Leon et al. (1998) </w:t>
+            </w:r>
+          </w:p>
+        </w:tc>
+        <w:tc>
+          <w:tcPr>
+            <w:tcW w:type="dxa" w:w="1560"/>
+          </w:tcPr>
+          <w:p>
+            <w:r>
+              <w:rPr>
+                <w:sz w:val="13"/>
+              </w:rPr>
+              <w:t>13</w:t>
+            </w:r>
+          </w:p>
+        </w:tc>
+        <w:tc>
+          <w:tcPr>
+            <w:tcW w:type="dxa" w:w="1560"/>
+          </w:tcPr>
+          <w:p>
+            <w:r>
+              <w:rPr>
+                <w:sz w:val="13"/>
+              </w:rPr>
+              <w:t>U-shaped</w:t>
+            </w:r>
+          </w:p>
+        </w:tc>
+      </w:tr>
+      <w:tr>
+        <w:tc>
+          <w:tcPr>
+            <w:tcW w:type="dxa" w:w="1560"/>
+          </w:tcPr>
+          <w:p>
+            <w:r>
+              <w:rPr>
+                <w:sz w:val="13"/>
+              </w:rPr>
+              <w:t>19</w:t>
+            </w:r>
+          </w:p>
+        </w:tc>
+        <w:tc>
+          <w:tcPr>
+            <w:tcW w:type="dxa" w:w="1560"/>
+          </w:tcPr>
+          <w:p>
+            <w:r>
+              <w:rPr>
+                <w:sz w:val="13"/>
+              </w:rPr>
+              <w:t>Omran Epidemiological Tra</w:t>
+            </w:r>
+          </w:p>
+        </w:tc>
+        <w:tc>
+          <w:tcPr>
+            <w:tcW w:type="dxa" w:w="1560"/>
+          </w:tcPr>
+          <w:p>
+            <w:r>
+              <w:rPr>
+                <w:sz w:val="13"/>
+              </w:rPr>
+              <w:t>Omran AR (1971) Milbank Mem Fund Q 49:50</w:t>
+            </w:r>
+          </w:p>
+        </w:tc>
+        <w:tc>
+          <w:tcPr>
+            <w:tcW w:type="dxa" w:w="1560"/>
+          </w:tcPr>
+          <w:p>
+            <w:r>
+              <w:rPr>
+                <w:sz w:val="13"/>
+              </w:rPr>
+              <w:t>WHO Global Health Estimates; UNDP HDI data</w:t>
+            </w:r>
+          </w:p>
+        </w:tc>
+        <w:tc>
+          <w:tcPr>
+            <w:tcW w:type="dxa" w:w="1560"/>
+          </w:tcPr>
+          <w:p>
+            <w:r>
+              <w:rPr>
+                <w:sz w:val="13"/>
+              </w:rPr>
+              <w:t>30</w:t>
+            </w:r>
+          </w:p>
+        </w:tc>
+        <w:tc>
+          <w:tcPr>
+            <w:tcW w:type="dxa" w:w="1560"/>
+          </w:tcPr>
+          <w:p>
+            <w:r>
+              <w:rPr>
+                <w:sz w:val="13"/>
+              </w:rPr>
+              <w:t>S-shaped transition</w:t>
+            </w:r>
+          </w:p>
+        </w:tc>
+      </w:tr>
+      <w:tr>
+        <w:tc>
+          <w:tcPr>
+            <w:tcW w:type="dxa" w:w="1560"/>
+          </w:tcPr>
+          <w:p>
+            <w:r>
+              <w:rPr>
+                <w:sz w:val="13"/>
+              </w:rPr>
+              <w:t>20</w:t>
+            </w:r>
+          </w:p>
+        </w:tc>
+        <w:tc>
+          <w:tcPr>
+            <w:tcW w:type="dxa" w:w="1560"/>
+          </w:tcPr>
+          <w:p>
+            <w:r>
+              <w:rPr>
+                <w:sz w:val="13"/>
+              </w:rPr>
+              <w:t>Wilkinson Curve</w:t>
+            </w:r>
+          </w:p>
+        </w:tc>
+        <w:tc>
+          <w:tcPr>
+            <w:tcW w:type="dxa" w:w="1560"/>
+          </w:tcPr>
+          <w:p>
+            <w:r>
+              <w:rPr>
+                <w:sz w:val="13"/>
+              </w:rPr>
+              <w:t>Wilkinson RG (1996) Unhealthy Societies.</w:t>
+            </w:r>
+          </w:p>
+        </w:tc>
+        <w:tc>
+          <w:tcPr>
+            <w:tcW w:type="dxa" w:w="1560"/>
+          </w:tcPr>
+          <w:p>
+            <w:r>
+              <w:rPr>
+                <w:sz w:val="13"/>
+              </w:rPr>
+              <w:t>World Bank Gini; WHO life expectancy data</w:t>
+            </w:r>
+          </w:p>
+        </w:tc>
+        <w:tc>
+          <w:tcPr>
+            <w:tcW w:type="dxa" w:w="1560"/>
+          </w:tcPr>
+          <w:p>
+            <w:r>
+              <w:rPr>
+                <w:sz w:val="13"/>
+              </w:rPr>
+              <w:t>25</w:t>
+            </w:r>
+          </w:p>
+        </w:tc>
+        <w:tc>
+          <w:tcPr>
+            <w:tcW w:type="dxa" w:w="1560"/>
+          </w:tcPr>
+          <w:p>
+            <w:r>
+              <w:rPr>
+                <w:sz w:val="13"/>
+              </w:rPr>
+              <w:t>Negative (possibly nonlinear)</w:t>
+            </w:r>
+          </w:p>
+        </w:tc>
+      </w:tr>
+      <w:tr>
+        <w:tc>
+          <w:tcPr>
+            <w:tcW w:type="dxa" w:w="1560"/>
+          </w:tcPr>
+          <w:p>
+            <w:r>
+              <w:rPr>
+                <w:sz w:val="13"/>
+              </w:rPr>
+              <w:t>21</w:t>
+            </w:r>
+          </w:p>
+        </w:tc>
+        <w:tc>
+          <w:tcPr>
+            <w:tcW w:type="dxa" w:w="1560"/>
+          </w:tcPr>
+          <w:p>
+            <w:r>
+              <w:rPr>
+                <w:sz w:val="13"/>
+              </w:rPr>
+              <w:t>BMI-Mortality J-Curve</w:t>
+            </w:r>
+          </w:p>
+        </w:tc>
+        <w:tc>
+          <w:tcPr>
+            <w:tcW w:type="dxa" w:w="1560"/>
+          </w:tcPr>
+          <w:p>
+            <w:r>
+              <w:rPr>
+                <w:sz w:val="13"/>
+              </w:rPr>
+              <w:t>Various; Global BMI Mortality Collaborat</w:t>
+            </w:r>
+          </w:p>
+        </w:tc>
+        <w:tc>
+          <w:tcPr>
+            <w:tcW w:type="dxa" w:w="1560"/>
+          </w:tcPr>
+          <w:p>
+            <w:r>
+              <w:rPr>
+                <w:sz w:val="13"/>
+              </w:rPr>
+              <w:t>Di Angelantonio et al. (2016) Lancet; Aune et</w:t>
+            </w:r>
+          </w:p>
+        </w:tc>
+        <w:tc>
+          <w:tcPr>
+            <w:tcW w:type="dxa" w:w="1560"/>
+          </w:tcPr>
+          <w:p>
+            <w:r>
+              <w:rPr>
+                <w:sz w:val="13"/>
+              </w:rPr>
+              <w:t>22</w:t>
+            </w:r>
+          </w:p>
+        </w:tc>
+        <w:tc>
+          <w:tcPr>
+            <w:tcW w:type="dxa" w:w="1560"/>
+          </w:tcPr>
+          <w:p>
+            <w:r>
+              <w:rPr>
+                <w:sz w:val="13"/>
+              </w:rPr>
+              <w:t>J-shaped (nadir at BMI 22-25)</w:t>
+            </w:r>
+          </w:p>
+        </w:tc>
+      </w:tr>
+      <w:tr>
+        <w:tc>
+          <w:tcPr>
+            <w:tcW w:type="dxa" w:w="1560"/>
+          </w:tcPr>
+          <w:p>
+            <w:r>
+              <w:rPr>
+                <w:sz w:val="13"/>
+              </w:rPr>
+              <w:t>22</w:t>
+            </w:r>
+          </w:p>
+        </w:tc>
+        <w:tc>
+          <w:tcPr>
+            <w:tcW w:type="dxa" w:w="1560"/>
+          </w:tcPr>
+          <w:p>
+            <w:r>
+              <w:rPr>
+                <w:sz w:val="13"/>
+              </w:rPr>
+              <w:t>Alcohol-Mortality J-Curve</w:t>
+            </w:r>
+          </w:p>
+        </w:tc>
+        <w:tc>
+          <w:tcPr>
+            <w:tcW w:type="dxa" w:w="1560"/>
+          </w:tcPr>
+          <w:p>
+            <w:r>
+              <w:rPr>
+                <w:sz w:val="13"/>
+              </w:rPr>
+              <w:t xml:space="preserve">Klatsky AL et al. (1981) Ann Intern Med </w:t>
+            </w:r>
+          </w:p>
+        </w:tc>
+        <w:tc>
+          <w:tcPr>
+            <w:tcW w:type="dxa" w:w="1560"/>
+          </w:tcPr>
+          <w:p>
+            <w:r>
+              <w:rPr>
+                <w:sz w:val="13"/>
+              </w:rPr>
+              <w:t>Zhao et al. (2017) J Stud Alcohol Drugs meta-</w:t>
+            </w:r>
+          </w:p>
+        </w:tc>
+        <w:tc>
+          <w:tcPr>
+            <w:tcW w:type="dxa" w:w="1560"/>
+          </w:tcPr>
+          <w:p>
+            <w:r>
+              <w:rPr>
+                <w:sz w:val="13"/>
+              </w:rPr>
+              <w:t>13</w:t>
+            </w:r>
+          </w:p>
+        </w:tc>
+        <w:tc>
+          <w:tcPr>
+            <w:tcW w:type="dxa" w:w="1560"/>
+          </w:tcPr>
+          <w:p>
+            <w:r>
+              <w:rPr>
+                <w:sz w:val="13"/>
+              </w:rPr>
+              <w:t>J-shaped (moderate drinking pr</w:t>
+            </w:r>
+          </w:p>
+        </w:tc>
+      </w:tr>
+      <w:tr>
+        <w:tc>
+          <w:tcPr>
+            <w:tcW w:type="dxa" w:w="1560"/>
+          </w:tcPr>
+          <w:p>
+            <w:r>
+              <w:rPr>
+                <w:sz w:val="13"/>
+              </w:rPr>
+              <w:t>23</w:t>
+            </w:r>
+          </w:p>
+        </w:tc>
+        <w:tc>
+          <w:tcPr>
+            <w:tcW w:type="dxa" w:w="1560"/>
+          </w:tcPr>
+          <w:p>
+            <w:r>
+              <w:rPr>
+                <w:sz w:val="13"/>
+              </w:rPr>
+              <w:t>Demographic Transition Mo</w:t>
+            </w:r>
+          </w:p>
+        </w:tc>
+        <w:tc>
+          <w:tcPr>
+            <w:tcW w:type="dxa" w:w="1560"/>
+          </w:tcPr>
+          <w:p>
+            <w:r>
+              <w:rPr>
+                <w:sz w:val="13"/>
+              </w:rPr>
+              <w:t>Notestein FW (1945) in Population: The L</w:t>
+            </w:r>
+          </w:p>
+        </w:tc>
+        <w:tc>
+          <w:tcPr>
+            <w:tcW w:type="dxa" w:w="1560"/>
+          </w:tcPr>
+          <w:p>
+            <w:r>
+              <w:rPr>
+                <w:sz w:val="13"/>
+              </w:rPr>
+              <w:t>World Bank WDI: SP.DYN.TFRT.IN; UNDP HDI</w:t>
+            </w:r>
+          </w:p>
+        </w:tc>
+        <w:tc>
+          <w:tcPr>
+            <w:tcW w:type="dxa" w:w="1560"/>
+          </w:tcPr>
+          <w:p>
+            <w:r>
+              <w:rPr>
+                <w:sz w:val="13"/>
+              </w:rPr>
+              <w:t>WB API</w:t>
+            </w:r>
+          </w:p>
+        </w:tc>
+        <w:tc>
+          <w:tcPr>
+            <w:tcW w:type="dxa" w:w="1560"/>
+          </w:tcPr>
+          <w:p>
+            <w:r>
+              <w:rPr>
+                <w:sz w:val="13"/>
+              </w:rPr>
+              <w:t>S-shaped decline</w:t>
+            </w:r>
+          </w:p>
+        </w:tc>
+      </w:tr>
+      <w:tr>
+        <w:tc>
+          <w:tcPr>
+            <w:tcW w:type="dxa" w:w="1560"/>
+          </w:tcPr>
+          <w:p>
+            <w:r>
+              <w:rPr>
+                <w:sz w:val="13"/>
+              </w:rPr>
+              <w:t>24</w:t>
+            </w:r>
+          </w:p>
+        </w:tc>
+        <w:tc>
+          <w:tcPr>
+            <w:tcW w:type="dxa" w:w="1560"/>
+          </w:tcPr>
+          <w:p>
+            <w:r>
+              <w:rPr>
+                <w:sz w:val="13"/>
+              </w:rPr>
+              <w:t>Bongaarts-Feeney Tempo Ad</w:t>
+            </w:r>
+          </w:p>
+        </w:tc>
+        <w:tc>
+          <w:tcPr>
+            <w:tcW w:type="dxa" w:w="1560"/>
+          </w:tcPr>
+          <w:p>
+            <w:r>
+              <w:rPr>
+                <w:sz w:val="13"/>
+              </w:rPr>
+              <w:t>Bongaarts J, Feeney G (1998) Popul Dev R</w:t>
+            </w:r>
+          </w:p>
+        </w:tc>
+        <w:tc>
+          <w:tcPr>
+            <w:tcW w:type="dxa" w:w="1560"/>
+          </w:tcPr>
+          <w:p>
+            <w:r>
+              <w:rPr>
+                <w:sz w:val="13"/>
+              </w:rPr>
+              <w:t>Human Fertility Database; Bongaarts &amp; Sobotka</w:t>
+            </w:r>
+          </w:p>
+        </w:tc>
+        <w:tc>
+          <w:tcPr>
+            <w:tcW w:type="dxa" w:w="1560"/>
+          </w:tcPr>
+          <w:p>
+            <w:r>
+              <w:rPr>
+                <w:sz w:val="13"/>
+              </w:rPr>
+              <w:t>26</w:t>
+            </w:r>
+          </w:p>
+        </w:tc>
+        <w:tc>
+          <w:tcPr>
+            <w:tcW w:type="dxa" w:w="1560"/>
+          </w:tcPr>
+          <w:p>
+            <w:r>
+              <w:rPr>
+                <w:sz w:val="13"/>
+              </w:rPr>
+              <w:t xml:space="preserve">Linear (tempo proportional to </w:t>
+            </w:r>
+          </w:p>
+        </w:tc>
+      </w:tr>
+      <w:tr>
+        <w:tc>
+          <w:tcPr>
+            <w:tcW w:type="dxa" w:w="1560"/>
+          </w:tcPr>
+          <w:p>
+            <w:r>
+              <w:rPr>
+                <w:sz w:val="13"/>
+              </w:rPr>
+              <w:t>25</w:t>
+            </w:r>
+          </w:p>
+        </w:tc>
+        <w:tc>
+          <w:tcPr>
+            <w:tcW w:type="dxa" w:w="1560"/>
+          </w:tcPr>
+          <w:p>
+            <w:r>
+              <w:rPr>
+                <w:sz w:val="13"/>
+              </w:rPr>
+              <w:t>Lee-Carter Mortality Mode</w:t>
+            </w:r>
+          </w:p>
+        </w:tc>
+        <w:tc>
+          <w:tcPr>
+            <w:tcW w:type="dxa" w:w="1560"/>
+          </w:tcPr>
+          <w:p>
+            <w:r>
+              <w:rPr>
+                <w:sz w:val="13"/>
+              </w:rPr>
+              <w:t>Lee RD, Carter LR (1992) J Am Stat Assoc</w:t>
+            </w:r>
+          </w:p>
+        </w:tc>
+        <w:tc>
+          <w:tcPr>
+            <w:tcW w:type="dxa" w:w="1560"/>
+          </w:tcPr>
+          <w:p>
+            <w:r>
+              <w:rPr>
+                <w:sz w:val="13"/>
+              </w:rPr>
+              <w:t>Human Mortality Database: USA period life tab</w:t>
+            </w:r>
+          </w:p>
+        </w:tc>
+        <w:tc>
+          <w:tcPr>
+            <w:tcW w:type="dxa" w:w="1560"/>
+          </w:tcPr>
+          <w:p>
+            <w:r>
+              <w:rPr>
+                <w:sz w:val="13"/>
+              </w:rPr>
+              <w:t>74</w:t>
+            </w:r>
+          </w:p>
+        </w:tc>
+        <w:tc>
+          <w:tcPr>
+            <w:tcW w:type="dxa" w:w="1560"/>
+          </w:tcPr>
+          <w:p>
+            <w:r>
+              <w:rPr>
+                <w:sz w:val="13"/>
+              </w:rPr>
+              <w:t>Linear decline (structural cha</w:t>
+            </w:r>
+          </w:p>
+        </w:tc>
+      </w:tr>
+      <w:tr>
+        <w:tc>
+          <w:tcPr>
+            <w:tcW w:type="dxa" w:w="1560"/>
+          </w:tcPr>
+          <w:p>
+            <w:r>
+              <w:rPr>
+                <w:sz w:val="13"/>
+              </w:rPr>
+              <w:t>26</w:t>
+            </w:r>
+          </w:p>
+        </w:tc>
+        <w:tc>
+          <w:tcPr>
+            <w:tcW w:type="dxa" w:w="1560"/>
+          </w:tcPr>
+          <w:p>
+            <w:r>
+              <w:rPr>
+                <w:sz w:val="13"/>
+              </w:rPr>
+              <w:t xml:space="preserve">Coale-Trussell Fertility </w:t>
+            </w:r>
+          </w:p>
+        </w:tc>
+        <w:tc>
+          <w:tcPr>
+            <w:tcW w:type="dxa" w:w="1560"/>
+          </w:tcPr>
+          <w:p>
+            <w:r>
+              <w:rPr>
+                <w:sz w:val="13"/>
+              </w:rPr>
+              <w:t>Coale AJ, Trussell TJ (1974) Popul Index</w:t>
+            </w:r>
+          </w:p>
+        </w:tc>
+        <w:tc>
+          <w:tcPr>
+            <w:tcW w:type="dxa" w:w="1560"/>
+          </w:tcPr>
+          <w:p>
+            <w:r>
+              <w:rPr>
+                <w:sz w:val="13"/>
+              </w:rPr>
+              <w:t>Coale &amp; Trussell (1974); Human Fertility Data</w:t>
+            </w:r>
+          </w:p>
+        </w:tc>
+        <w:tc>
+          <w:tcPr>
+            <w:tcW w:type="dxa" w:w="1560"/>
+          </w:tcPr>
+          <w:p>
+            <w:r>
+              <w:rPr>
+                <w:sz w:val="13"/>
+              </w:rPr>
+              <w:t>13</w:t>
+            </w:r>
+          </w:p>
+        </w:tc>
+        <w:tc>
+          <w:tcPr>
+            <w:tcW w:type="dxa" w:w="1560"/>
+          </w:tcPr>
+          <w:p>
+            <w:r>
+              <w:rPr>
+                <w:sz w:val="13"/>
+              </w:rPr>
+              <w:t>Concave decline with age</w:t>
+            </w:r>
+          </w:p>
+        </w:tc>
+      </w:tr>
+      <w:tr>
+        <w:tc>
+          <w:tcPr>
+            <w:tcW w:type="dxa" w:w="1560"/>
+          </w:tcPr>
+          <w:p>
+            <w:r>
+              <w:rPr>
+                <w:sz w:val="13"/>
+              </w:rPr>
+              <w:t>27</w:t>
+            </w:r>
+          </w:p>
+        </w:tc>
+        <w:tc>
+          <w:tcPr>
+            <w:tcW w:type="dxa" w:w="1560"/>
+          </w:tcPr>
+          <w:p>
+            <w:r>
+              <w:rPr>
+                <w:sz w:val="13"/>
+              </w:rPr>
+              <w:t>Replacement Migration Cur</w:t>
+            </w:r>
+          </w:p>
+        </w:tc>
+        <w:tc>
+          <w:tcPr>
+            <w:tcW w:type="dxa" w:w="1560"/>
+          </w:tcPr>
+          <w:p>
+            <w:r>
+              <w:rPr>
+                <w:sz w:val="13"/>
+              </w:rPr>
+              <w:t>UN Population Division (2000) Replacemen</w:t>
+            </w:r>
+          </w:p>
+        </w:tc>
+        <w:tc>
+          <w:tcPr>
+            <w:tcW w:type="dxa" w:w="1560"/>
+          </w:tcPr>
+          <w:p>
+            <w:r>
+              <w:rPr>
+                <w:sz w:val="13"/>
+              </w:rPr>
+              <w:t>UN WPP 2022; World Bank TFR data</w:t>
+            </w:r>
+          </w:p>
+        </w:tc>
+        <w:tc>
+          <w:tcPr>
+            <w:tcW w:type="dxa" w:w="1560"/>
+          </w:tcPr>
+          <w:p>
+            <w:r>
+              <w:rPr>
+                <w:sz w:val="13"/>
+              </w:rPr>
+              <w:t>25</w:t>
+            </w:r>
+          </w:p>
+        </w:tc>
+        <w:tc>
+          <w:tcPr>
+            <w:tcW w:type="dxa" w:w="1560"/>
+          </w:tcPr>
+          <w:p>
+            <w:r>
+              <w:rPr>
+                <w:sz w:val="13"/>
+              </w:rPr>
+              <w:t>Nonlinear increase</w:t>
+            </w:r>
+          </w:p>
+        </w:tc>
+      </w:tr>
+      <w:tr>
+        <w:tc>
+          <w:tcPr>
+            <w:tcW w:type="dxa" w:w="1560"/>
+          </w:tcPr>
+          <w:p>
+            <w:r>
+              <w:rPr>
+                <w:sz w:val="13"/>
+              </w:rPr>
+              <w:t>28</w:t>
+            </w:r>
+          </w:p>
+        </w:tc>
+        <w:tc>
+          <w:tcPr>
+            <w:tcW w:type="dxa" w:w="1560"/>
+          </w:tcPr>
+          <w:p>
+            <w:r>
+              <w:rPr>
+                <w:sz w:val="13"/>
+              </w:rPr>
+              <w:t>Second Demographic Transi</w:t>
+            </w:r>
+          </w:p>
+        </w:tc>
+        <w:tc>
+          <w:tcPr>
+            <w:tcW w:type="dxa" w:w="1560"/>
+          </w:tcPr>
+          <w:p>
+            <w:r>
+              <w:rPr>
+                <w:sz w:val="13"/>
+              </w:rPr>
+              <w:t>Van de Kaa DJ (1987) Popul Bull 42(1):1-</w:t>
+            </w:r>
+          </w:p>
+        </w:tc>
+        <w:tc>
+          <w:tcPr>
+            <w:tcW w:type="dxa" w:w="1560"/>
+          </w:tcPr>
+          <w:p>
+            <w:r>
+              <w:rPr>
+                <w:sz w:val="13"/>
+              </w:rPr>
+              <w:t>World Bank WDI: SP.DYN.TFRT.IN; UNDP HDI</w:t>
+            </w:r>
+          </w:p>
+        </w:tc>
+        <w:tc>
+          <w:tcPr>
+            <w:tcW w:type="dxa" w:w="1560"/>
+          </w:tcPr>
+          <w:p>
+            <w:r>
+              <w:rPr>
+                <w:sz w:val="13"/>
+              </w:rPr>
+              <w:t>30</w:t>
+            </w:r>
+          </w:p>
+        </w:tc>
+        <w:tc>
+          <w:tcPr>
+            <w:tcW w:type="dxa" w:w="1560"/>
+          </w:tcPr>
+          <w:p>
+            <w:r>
+              <w:rPr>
+                <w:sz w:val="13"/>
+              </w:rPr>
+              <w:t xml:space="preserve">J-shaped recovery at high HDI </w:t>
+            </w:r>
+          </w:p>
+        </w:tc>
+      </w:tr>
+      <w:tr>
+        <w:tc>
+          <w:tcPr>
+            <w:tcW w:type="dxa" w:w="1560"/>
+          </w:tcPr>
+          <w:p>
+            <w:r>
+              <w:rPr>
+                <w:sz w:val="13"/>
+              </w:rPr>
+              <w:t>29</w:t>
+            </w:r>
+          </w:p>
+        </w:tc>
+        <w:tc>
+          <w:tcPr>
+            <w:tcW w:type="dxa" w:w="1560"/>
+          </w:tcPr>
+          <w:p>
+            <w:r>
+              <w:rPr>
+                <w:sz w:val="13"/>
+              </w:rPr>
+              <w:t>Species-Area Curve</w:t>
+            </w:r>
+          </w:p>
+        </w:tc>
+        <w:tc>
+          <w:tcPr>
+            <w:tcW w:type="dxa" w:w="1560"/>
+          </w:tcPr>
+          <w:p>
+            <w:r>
+              <w:rPr>
+                <w:sz w:val="13"/>
+              </w:rPr>
+              <w:t>Arrhenius O (1921) J Ecol 9:95-99</w:t>
+            </w:r>
+          </w:p>
+        </w:tc>
+        <w:tc>
+          <w:tcPr>
+            <w:tcW w:type="dxa" w:w="1560"/>
+          </w:tcPr>
+          <w:p>
+            <w:r>
+              <w:rPr>
+                <w:sz w:val="13"/>
+              </w:rPr>
+              <w:t xml:space="preserve">Rosenzweig (1995) Species Diversity in Space </w:t>
+            </w:r>
+          </w:p>
+        </w:tc>
+        <w:tc>
+          <w:tcPr>
+            <w:tcW w:type="dxa" w:w="1560"/>
+          </w:tcPr>
+          <w:p>
+            <w:r>
+              <w:rPr>
+                <w:sz w:val="13"/>
+              </w:rPr>
+              <w:t>28</w:t>
+            </w:r>
+          </w:p>
+        </w:tc>
+        <w:tc>
+          <w:tcPr>
+            <w:tcW w:type="dxa" w:w="1560"/>
+          </w:tcPr>
+          <w:p>
+            <w:r>
+              <w:rPr>
+                <w:sz w:val="13"/>
+              </w:rPr>
+              <w:t>Power law S = cA^z (z ≈ 0.25)</w:t>
+            </w:r>
+          </w:p>
+        </w:tc>
+      </w:tr>
+      <w:tr>
+        <w:tc>
+          <w:tcPr>
+            <w:tcW w:type="dxa" w:w="1560"/>
+          </w:tcPr>
+          <w:p>
+            <w:r>
+              <w:rPr>
+                <w:sz w:val="13"/>
+              </w:rPr>
+              <w:t>30</w:t>
+            </w:r>
+          </w:p>
+        </w:tc>
+        <w:tc>
+          <w:tcPr>
+            <w:tcW w:type="dxa" w:w="1560"/>
+          </w:tcPr>
+          <w:p>
+            <w:r>
+              <w:rPr>
+                <w:sz w:val="13"/>
+              </w:rPr>
+              <w:t>Hubbert Peak Oil</w:t>
+            </w:r>
+          </w:p>
+        </w:tc>
+        <w:tc>
+          <w:tcPr>
+            <w:tcW w:type="dxa" w:w="1560"/>
+          </w:tcPr>
+          <w:p>
+            <w:r>
+              <w:rPr>
+                <w:sz w:val="13"/>
+              </w:rPr>
+              <w:t>Hubbert MK (1956) Nuclear Energy and the</w:t>
+            </w:r>
+          </w:p>
+        </w:tc>
+        <w:tc>
+          <w:tcPr>
+            <w:tcW w:type="dxa" w:w="1560"/>
+          </w:tcPr>
+          <w:p>
+            <w:r>
+              <w:rPr>
+                <w:sz w:val="13"/>
+              </w:rPr>
+              <w:t>US EIA Crude Oil Production data</w:t>
+            </w:r>
+          </w:p>
+        </w:tc>
+        <w:tc>
+          <w:tcPr>
+            <w:tcW w:type="dxa" w:w="1560"/>
+          </w:tcPr>
+          <w:p>
+            <w:r>
+              <w:rPr>
+                <w:sz w:val="13"/>
+              </w:rPr>
+              <w:t>24</w:t>
+            </w:r>
+          </w:p>
+        </w:tc>
+        <w:tc>
+          <w:tcPr>
+            <w:tcW w:type="dxa" w:w="1560"/>
+          </w:tcPr>
+          <w:p>
+            <w:r>
+              <w:rPr>
+                <w:sz w:val="13"/>
+              </w:rPr>
+              <w:t>Symmetric bell curve (logistic</w:t>
+            </w:r>
+          </w:p>
+        </w:tc>
+      </w:tr>
+      <w:tr>
+        <w:tc>
+          <w:tcPr>
+            <w:tcW w:type="dxa" w:w="1560"/>
+          </w:tcPr>
+          <w:p>
+            <w:r>
+              <w:rPr>
+                <w:sz w:val="13"/>
+              </w:rPr>
+              <w:t>31</w:t>
+            </w:r>
+          </w:p>
+        </w:tc>
+        <w:tc>
+          <w:tcPr>
+            <w:tcW w:type="dxa" w:w="1560"/>
+          </w:tcPr>
+          <w:p>
+            <w:r>
+              <w:rPr>
+                <w:sz w:val="13"/>
+              </w:rPr>
+              <w:t>Keeling Curve (CO2)</w:t>
+            </w:r>
+          </w:p>
+        </w:tc>
+        <w:tc>
+          <w:tcPr>
+            <w:tcW w:type="dxa" w:w="1560"/>
+          </w:tcPr>
+          <w:p>
+            <w:r>
+              <w:rPr>
+                <w:sz w:val="13"/>
+              </w:rPr>
+              <w:t>Keeling CD (1960) Tellus 12:200-203</w:t>
+            </w:r>
+          </w:p>
+        </w:tc>
+        <w:tc>
+          <w:tcPr>
+            <w:tcW w:type="dxa" w:w="1560"/>
+          </w:tcPr>
+          <w:p>
+            <w:r>
+              <w:rPr>
+                <w:sz w:val="13"/>
+              </w:rPr>
+              <w:t xml:space="preserve">NOAA Global Monitoring Laboratory: Mauna Loa </w:t>
+            </w:r>
+          </w:p>
+        </w:tc>
+        <w:tc>
+          <w:tcPr>
+            <w:tcW w:type="dxa" w:w="1560"/>
+          </w:tcPr>
+          <w:p>
+            <w:r>
+              <w:rPr>
+                <w:sz w:val="13"/>
+              </w:rPr>
+              <w:t>20</w:t>
+            </w:r>
+          </w:p>
+        </w:tc>
+        <w:tc>
+          <w:tcPr>
+            <w:tcW w:type="dxa" w:w="1560"/>
+          </w:tcPr>
+          <w:p>
+            <w:r>
+              <w:rPr>
+                <w:sz w:val="13"/>
+              </w:rPr>
+              <w:t>Accelerating (super-linear) in</w:t>
+            </w:r>
+          </w:p>
+        </w:tc>
+      </w:tr>
+      <w:tr>
+        <w:tc>
+          <w:tcPr>
+            <w:tcW w:type="dxa" w:w="1560"/>
+          </w:tcPr>
+          <w:p>
+            <w:r>
+              <w:rPr>
+                <w:sz w:val="13"/>
+              </w:rPr>
+              <w:t>32</w:t>
+            </w:r>
+          </w:p>
+        </w:tc>
+        <w:tc>
+          <w:tcPr>
+            <w:tcW w:type="dxa" w:w="1560"/>
+          </w:tcPr>
+          <w:p>
+            <w:r>
+              <w:rPr>
+                <w:sz w:val="13"/>
+              </w:rPr>
+              <w:t>HANPP</w:t>
+            </w:r>
+          </w:p>
+        </w:tc>
+        <w:tc>
+          <w:tcPr>
+            <w:tcW w:type="dxa" w:w="1560"/>
+          </w:tcPr>
+          <w:p>
+            <w:r>
+              <w:rPr>
+                <w:sz w:val="13"/>
+              </w:rPr>
+              <w:t>Vitousek PM et al. (1986) BioScience 36:</w:t>
+            </w:r>
+          </w:p>
+        </w:tc>
+        <w:tc>
+          <w:tcPr>
+            <w:tcW w:type="dxa" w:w="1560"/>
+          </w:tcPr>
+          <w:p>
+            <w:r>
+              <w:rPr>
+                <w:sz w:val="13"/>
+              </w:rPr>
+              <w:t>Haberl et al. (2007) PNAS; World Bank GDP dat</w:t>
+            </w:r>
+          </w:p>
+        </w:tc>
+        <w:tc>
+          <w:tcPr>
+            <w:tcW w:type="dxa" w:w="1560"/>
+          </w:tcPr>
+          <w:p>
+            <w:r>
+              <w:rPr>
+                <w:sz w:val="13"/>
+              </w:rPr>
+              <w:t>25</w:t>
+            </w:r>
+          </w:p>
+        </w:tc>
+        <w:tc>
+          <w:tcPr>
+            <w:tcW w:type="dxa" w:w="1560"/>
+          </w:tcPr>
+          <w:p>
+            <w:r>
+              <w:rPr>
+                <w:sz w:val="13"/>
+              </w:rPr>
+              <w:t>EKC-like inverted-U (debated)</w:t>
+            </w:r>
+          </w:p>
+        </w:tc>
+      </w:tr>
+      <w:tr>
+        <w:tc>
+          <w:tcPr>
+            <w:tcW w:type="dxa" w:w="1560"/>
+          </w:tcPr>
+          <w:p>
+            <w:r>
+              <w:rPr>
+                <w:sz w:val="13"/>
+              </w:rPr>
+              <w:t>33</w:t>
+            </w:r>
+          </w:p>
+        </w:tc>
+        <w:tc>
+          <w:tcPr>
+            <w:tcW w:type="dxa" w:w="1560"/>
+          </w:tcPr>
+          <w:p>
+            <w:r>
+              <w:rPr>
+                <w:sz w:val="13"/>
+              </w:rPr>
+              <w:t>Jevons Paradox (Energy)</w:t>
+            </w:r>
+          </w:p>
+        </w:tc>
+        <w:tc>
+          <w:tcPr>
+            <w:tcW w:type="dxa" w:w="1560"/>
+          </w:tcPr>
+          <w:p>
+            <w:r>
+              <w:rPr>
+                <w:sz w:val="13"/>
+              </w:rPr>
+              <w:t>Jevons WS (1865) The Coal Question. Macm</w:t>
+            </w:r>
+          </w:p>
+        </w:tc>
+        <w:tc>
+          <w:tcPr>
+            <w:tcW w:type="dxa" w:w="1560"/>
+          </w:tcPr>
+          <w:p>
+            <w:r>
+              <w:rPr>
+                <w:sz w:val="13"/>
+              </w:rPr>
+              <w:t>US EIA: Energy intensity and total consumptio</w:t>
+            </w:r>
+          </w:p>
+        </w:tc>
+        <w:tc>
+          <w:tcPr>
+            <w:tcW w:type="dxa" w:w="1560"/>
+          </w:tcPr>
+          <w:p>
+            <w:r>
+              <w:rPr>
+                <w:sz w:val="13"/>
+              </w:rPr>
+              <w:t>12</w:t>
+            </w:r>
+          </w:p>
+        </w:tc>
+        <w:tc>
+          <w:tcPr>
+            <w:tcW w:type="dxa" w:w="1560"/>
+          </w:tcPr>
+          <w:p>
+            <w:r>
+              <w:rPr>
+                <w:sz w:val="13"/>
+              </w:rPr>
+              <w:t xml:space="preserve">Negative (efficiency increase </w:t>
+            </w:r>
+          </w:p>
+        </w:tc>
+      </w:tr>
+      <w:tr>
+        <w:tc>
+          <w:tcPr>
+            <w:tcW w:type="dxa" w:w="1560"/>
+          </w:tcPr>
+          <w:p>
+            <w:r>
+              <w:rPr>
+                <w:sz w:val="13"/>
+              </w:rPr>
+              <w:t>34</w:t>
+            </w:r>
+          </w:p>
+        </w:tc>
+        <w:tc>
+          <w:tcPr>
+            <w:tcW w:type="dxa" w:w="1560"/>
+          </w:tcPr>
+          <w:p>
+            <w:r>
+              <w:rPr>
+                <w:sz w:val="13"/>
+              </w:rPr>
+              <w:t>Forest Transition Curve</w:t>
+            </w:r>
+          </w:p>
+        </w:tc>
+        <w:tc>
+          <w:tcPr>
+            <w:tcW w:type="dxa" w:w="1560"/>
+          </w:tcPr>
+          <w:p>
+            <w:r>
+              <w:rPr>
+                <w:sz w:val="13"/>
+              </w:rPr>
+              <w:t>Mather AS (1992) Area 24:367-379</w:t>
+            </w:r>
+          </w:p>
+        </w:tc>
+        <w:tc>
+          <w:tcPr>
+            <w:tcW w:type="dxa" w:w="1560"/>
+          </w:tcPr>
+          <w:p>
+            <w:r>
+              <w:rPr>
+                <w:sz w:val="13"/>
+              </w:rPr>
+              <w:t>World Bank WDI: NY.GDP.PCAP.PP.KD, AG.LND.FRS</w:t>
+            </w:r>
+          </w:p>
+        </w:tc>
+        <w:tc>
+          <w:tcPr>
+            <w:tcW w:type="dxa" w:w="1560"/>
+          </w:tcPr>
+          <w:p>
+            <w:r>
+              <w:rPr>
+                <w:sz w:val="13"/>
+              </w:rPr>
+              <w:t>WB API</w:t>
+            </w:r>
+          </w:p>
+        </w:tc>
+        <w:tc>
+          <w:tcPr>
+            <w:tcW w:type="dxa" w:w="1560"/>
+          </w:tcPr>
+          <w:p>
+            <w:r>
+              <w:rPr>
+                <w:sz w:val="13"/>
+              </w:rPr>
+              <w:t>U-shaped (deforestation then r</w:t>
+            </w:r>
+          </w:p>
+        </w:tc>
+      </w:tr>
+      <w:tr>
+        <w:tc>
+          <w:tcPr>
+            <w:tcW w:type="dxa" w:w="1560"/>
+          </w:tcPr>
+          <w:p>
+            <w:r>
+              <w:rPr>
+                <w:sz w:val="13"/>
+              </w:rPr>
+              <w:t>35</w:t>
+            </w:r>
+          </w:p>
+        </w:tc>
+        <w:tc>
+          <w:tcPr>
+            <w:tcW w:type="dxa" w:w="1560"/>
+          </w:tcPr>
+          <w:p>
+            <w:r>
+              <w:rPr>
+                <w:sz w:val="13"/>
+              </w:rPr>
+              <w:t>Yerkes-Dodson Curve</w:t>
+            </w:r>
+          </w:p>
+        </w:tc>
+        <w:tc>
+          <w:tcPr>
+            <w:tcW w:type="dxa" w:w="1560"/>
+          </w:tcPr>
+          <w:p>
+            <w:r>
+              <w:rPr>
+                <w:sz w:val="13"/>
+              </w:rPr>
+              <w:t>Yerkes RM, Dodson JD (1908) J Comp Neuro</w:t>
+            </w:r>
+          </w:p>
+        </w:tc>
+        <w:tc>
+          <w:tcPr>
+            <w:tcW w:type="dxa" w:w="1560"/>
+          </w:tcPr>
+          <w:p>
+            <w:r>
+              <w:rPr>
+                <w:sz w:val="13"/>
+              </w:rPr>
+              <w:t>Broadhurst (1957) replication; Diamond et al.</w:t>
+            </w:r>
+          </w:p>
+        </w:tc>
+        <w:tc>
+          <w:tcPr>
+            <w:tcW w:type="dxa" w:w="1560"/>
+          </w:tcPr>
+          <w:p>
+            <w:r>
+              <w:rPr>
+                <w:sz w:val="13"/>
+              </w:rPr>
+              <w:t>27</w:t>
+            </w:r>
+          </w:p>
+        </w:tc>
+        <w:tc>
+          <w:tcPr>
+            <w:tcW w:type="dxa" w:w="1560"/>
+          </w:tcPr>
+          <w:p>
+            <w:r>
+              <w:rPr>
+                <w:sz w:val="13"/>
+              </w:rPr>
+              <w:t>Inverted-U</w:t>
+            </w:r>
+          </w:p>
+        </w:tc>
+      </w:tr>
+      <w:tr>
+        <w:tc>
+          <w:tcPr>
+            <w:tcW w:type="dxa" w:w="1560"/>
+          </w:tcPr>
+          <w:p>
+            <w:r>
+              <w:rPr>
+                <w:sz w:val="13"/>
+              </w:rPr>
+              <w:t>36</w:t>
+            </w:r>
+          </w:p>
+        </w:tc>
+        <w:tc>
+          <w:tcPr>
+            <w:tcW w:type="dxa" w:w="1560"/>
+          </w:tcPr>
+          <w:p>
+            <w:r>
+              <w:rPr>
+                <w:sz w:val="13"/>
+              </w:rPr>
+              <w:t>Ebbinghaus Forgetting Cur</w:t>
+            </w:r>
+          </w:p>
+        </w:tc>
+        <w:tc>
+          <w:tcPr>
+            <w:tcW w:type="dxa" w:w="1560"/>
+          </w:tcPr>
+          <w:p>
+            <w:r>
+              <w:rPr>
+                <w:sz w:val="13"/>
+              </w:rPr>
+              <w:t>Ebbinghaus H (1885) Über das Gedächtnis</w:t>
+            </w:r>
+          </w:p>
+        </w:tc>
+        <w:tc>
+          <w:tcPr>
+            <w:tcW w:type="dxa" w:w="1560"/>
+          </w:tcPr>
+          <w:p>
+            <w:r>
+              <w:rPr>
+                <w:sz w:val="13"/>
+              </w:rPr>
+              <w:t>Murre &amp; Dros (2015) PLOS ONE replication; Rub</w:t>
+            </w:r>
+          </w:p>
+        </w:tc>
+        <w:tc>
+          <w:tcPr>
+            <w:tcW w:type="dxa" w:w="1560"/>
+          </w:tcPr>
+          <w:p>
+            <w:r>
+              <w:rPr>
+                <w:sz w:val="13"/>
+              </w:rPr>
+              <w:t>17</w:t>
+            </w:r>
+          </w:p>
+        </w:tc>
+        <w:tc>
+          <w:tcPr>
+            <w:tcW w:type="dxa" w:w="1560"/>
+          </w:tcPr>
+          <w:p>
+            <w:r>
+              <w:rPr>
+                <w:sz w:val="13"/>
+              </w:rPr>
+              <w:t>Exponential or power-law decay</w:t>
+            </w:r>
+          </w:p>
+        </w:tc>
+      </w:tr>
+      <w:tr>
+        <w:tc>
+          <w:tcPr>
+            <w:tcW w:type="dxa" w:w="1560"/>
+          </w:tcPr>
+          <w:p>
+            <w:r>
+              <w:rPr>
+                <w:sz w:val="13"/>
+              </w:rPr>
+              <w:t>37</w:t>
+            </w:r>
+          </w:p>
+        </w:tc>
+        <w:tc>
+          <w:tcPr>
+            <w:tcW w:type="dxa" w:w="1560"/>
+          </w:tcPr>
+          <w:p>
+            <w:r>
+              <w:rPr>
+                <w:sz w:val="13"/>
+              </w:rPr>
+              <w:t>Weber-Fechner Law</w:t>
+            </w:r>
+          </w:p>
+        </w:tc>
+        <w:tc>
+          <w:tcPr>
+            <w:tcW w:type="dxa" w:w="1560"/>
+          </w:tcPr>
+          <w:p>
+            <w:r>
+              <w:rPr>
+                <w:sz w:val="13"/>
+              </w:rPr>
+              <w:t>Fechner GT (1860) Elemente der Psychophy</w:t>
+            </w:r>
+          </w:p>
+        </w:tc>
+        <w:tc>
+          <w:tcPr>
+            <w:tcW w:type="dxa" w:w="1560"/>
+          </w:tcPr>
+          <w:p>
+            <w:r>
+              <w:rPr>
+                <w:sz w:val="13"/>
+              </w:rPr>
+              <w:t>Stevens (1961) Science; Kingdom &amp; Prins (2016</w:t>
+            </w:r>
+          </w:p>
+        </w:tc>
+        <w:tc>
+          <w:tcPr>
+            <w:tcW w:type="dxa" w:w="1560"/>
+          </w:tcPr>
+          <w:p>
+            <w:r>
+              <w:rPr>
+                <w:sz w:val="13"/>
+              </w:rPr>
+              <w:t>17</w:t>
+            </w:r>
+          </w:p>
+        </w:tc>
+        <w:tc>
+          <w:tcPr>
+            <w:tcW w:type="dxa" w:w="1560"/>
+          </w:tcPr>
+          <w:p>
+            <w:r>
+              <w:rPr>
+                <w:sz w:val="13"/>
+              </w:rPr>
+              <w:t>Logarithmic (Fechner) or power</w:t>
+            </w:r>
+          </w:p>
+        </w:tc>
+      </w:tr>
+      <w:tr>
+        <w:tc>
+          <w:tcPr>
+            <w:tcW w:type="dxa" w:w="1560"/>
+          </w:tcPr>
+          <w:p>
+            <w:r>
+              <w:rPr>
+                <w:sz w:val="13"/>
+              </w:rPr>
+              <w:t>38</w:t>
+            </w:r>
+          </w:p>
+        </w:tc>
+        <w:tc>
+          <w:tcPr>
+            <w:tcW w:type="dxa" w:w="1560"/>
+          </w:tcPr>
+          <w:p>
+            <w:r>
+              <w:rPr>
+                <w:sz w:val="13"/>
+              </w:rPr>
+              <w:t>Dunning-Kruger Effect</w:t>
+            </w:r>
+          </w:p>
+        </w:tc>
+        <w:tc>
+          <w:tcPr>
+            <w:tcW w:type="dxa" w:w="1560"/>
+          </w:tcPr>
+          <w:p>
+            <w:r>
+              <w:rPr>
+                <w:sz w:val="13"/>
+              </w:rPr>
+              <w:t>Kruger J, Dunning D (1999) J Pers Soc Ps</w:t>
+            </w:r>
+          </w:p>
+        </w:tc>
+        <w:tc>
+          <w:tcPr>
+            <w:tcW w:type="dxa" w:w="1560"/>
+          </w:tcPr>
+          <w:p>
+            <w:r>
+              <w:rPr>
+                <w:sz w:val="13"/>
+              </w:rPr>
+              <w:t>Kruger &amp; Dunning (1999) Studies 1-4; Gignac &amp;</w:t>
+            </w:r>
+          </w:p>
+        </w:tc>
+        <w:tc>
+          <w:tcPr>
+            <w:tcW w:type="dxa" w:w="1560"/>
+          </w:tcPr>
+          <w:p>
+            <w:r>
+              <w:rPr>
+                <w:sz w:val="13"/>
+              </w:rPr>
+              <w:t>18</w:t>
+            </w:r>
+          </w:p>
+        </w:tc>
+        <w:tc>
+          <w:tcPr>
+            <w:tcW w:type="dxa" w:w="1560"/>
+          </w:tcPr>
+          <w:p>
+            <w:r>
+              <w:rPr>
+                <w:sz w:val="13"/>
+              </w:rPr>
+              <w:t>Quadratic (low performers over</w:t>
+            </w:r>
+          </w:p>
+        </w:tc>
+      </w:tr>
+      <w:tr>
+        <w:tc>
+          <w:tcPr>
+            <w:tcW w:type="dxa" w:w="1560"/>
+          </w:tcPr>
+          <w:p>
+            <w:r>
+              <w:rPr>
+                <w:sz w:val="13"/>
+              </w:rPr>
+              <w:t>39</w:t>
+            </w:r>
+          </w:p>
+        </w:tc>
+        <w:tc>
+          <w:tcPr>
+            <w:tcW w:type="dxa" w:w="1560"/>
+          </w:tcPr>
+          <w:p>
+            <w:r>
+              <w:rPr>
+                <w:sz w:val="13"/>
+              </w:rPr>
+              <w:t>Happiness U-Curve (Age)</w:t>
+            </w:r>
+          </w:p>
+        </w:tc>
+        <w:tc>
+          <w:tcPr>
+            <w:tcW w:type="dxa" w:w="1560"/>
+          </w:tcPr>
+          <w:p>
+            <w:r>
+              <w:rPr>
+                <w:sz w:val="13"/>
+              </w:rPr>
+              <w:t>Blanchflower DG, Oswald AJ (2008) Soc Sc</w:t>
+            </w:r>
+          </w:p>
+        </w:tc>
+        <w:tc>
+          <w:tcPr>
+            <w:tcW w:type="dxa" w:w="1560"/>
+          </w:tcPr>
+          <w:p>
+            <w:r>
+              <w:rPr>
+                <w:sz w:val="13"/>
+              </w:rPr>
+              <w:t>Blanchflower (2021) J Popul Econ updated esti</w:t>
+            </w:r>
+          </w:p>
+        </w:tc>
+        <w:tc>
+          <w:tcPr>
+            <w:tcW w:type="dxa" w:w="1560"/>
+          </w:tcPr>
+          <w:p>
+            <w:r>
+              <w:rPr>
+                <w:sz w:val="13"/>
+              </w:rPr>
+              <w:t>26</w:t>
+            </w:r>
+          </w:p>
+        </w:tc>
+        <w:tc>
+          <w:tcPr>
+            <w:tcW w:type="dxa" w:w="1560"/>
+          </w:tcPr>
+          <w:p>
+            <w:r>
+              <w:rPr>
+                <w:sz w:val="13"/>
+              </w:rPr>
+              <w:t>U-shaped (nadir at age 47-50)</w:t>
+            </w:r>
+          </w:p>
+        </w:tc>
+      </w:tr>
+      <w:tr>
+        <w:tc>
+          <w:tcPr>
+            <w:tcW w:type="dxa" w:w="1560"/>
+          </w:tcPr>
+          <w:p>
+            <w:r>
+              <w:rPr>
+                <w:sz w:val="13"/>
+              </w:rPr>
+              <w:t>40</w:t>
+            </w:r>
+          </w:p>
+        </w:tc>
+        <w:tc>
+          <w:tcPr>
+            <w:tcW w:type="dxa" w:w="1560"/>
+          </w:tcPr>
+          <w:p>
+            <w:r>
+              <w:rPr>
+                <w:sz w:val="13"/>
+              </w:rPr>
+              <w:t>Hubble's Law</w:t>
+            </w:r>
+          </w:p>
+        </w:tc>
+        <w:tc>
+          <w:tcPr>
+            <w:tcW w:type="dxa" w:w="1560"/>
+          </w:tcPr>
+          <w:p>
+            <w:r>
+              <w:rPr>
+                <w:sz w:val="13"/>
+              </w:rPr>
+              <w:t>Hubble E (1929) Proc Natl Acad Sci 15:16</w:t>
+            </w:r>
+          </w:p>
+        </w:tc>
+        <w:tc>
+          <w:tcPr>
+            <w:tcW w:type="dxa" w:w="1560"/>
+          </w:tcPr>
+          <w:p>
+            <w:r>
+              <w:rPr>
+                <w:sz w:val="13"/>
+              </w:rPr>
+              <w:t>NASA/IPAC Extragalactic Database (NED); Freed</w:t>
+            </w:r>
+          </w:p>
+        </w:tc>
+        <w:tc>
+          <w:tcPr>
+            <w:tcW w:type="dxa" w:w="1560"/>
+          </w:tcPr>
+          <w:p>
+            <w:r>
+              <w:rPr>
+                <w:sz w:val="13"/>
+              </w:rPr>
+              <w:t>27</w:t>
+            </w:r>
+          </w:p>
+        </w:tc>
+        <w:tc>
+          <w:tcPr>
+            <w:tcW w:type="dxa" w:w="1560"/>
+          </w:tcPr>
+          <w:p>
+            <w:r>
+              <w:rPr>
+                <w:sz w:val="13"/>
+              </w:rPr>
+              <w:t>Linear (v = H₀d); nonlinear ac</w:t>
+            </w:r>
+          </w:p>
+        </w:tc>
+      </w:tr>
+      <w:tr>
+        <w:tc>
+          <w:tcPr>
+            <w:tcW w:type="dxa" w:w="1560"/>
+          </w:tcPr>
+          <w:p>
+            <w:r>
+              <w:rPr>
+                <w:sz w:val="13"/>
+              </w:rPr>
+              <w:t>41</w:t>
+            </w:r>
+          </w:p>
+        </w:tc>
+        <w:tc>
+          <w:tcPr>
+            <w:tcW w:type="dxa" w:w="1560"/>
+          </w:tcPr>
+          <w:p>
+            <w:r>
+              <w:rPr>
+                <w:sz w:val="13"/>
+              </w:rPr>
+              <w:t>Kleiber's Law</w:t>
+            </w:r>
+          </w:p>
+        </w:tc>
+        <w:tc>
+          <w:tcPr>
+            <w:tcW w:type="dxa" w:w="1560"/>
+          </w:tcPr>
+          <w:p>
+            <w:r>
+              <w:rPr>
+                <w:sz w:val="13"/>
+              </w:rPr>
+              <w:t>Kleiber M (1932) Hilgardia 6:315-353</w:t>
+            </w:r>
+          </w:p>
+        </w:tc>
+        <w:tc>
+          <w:tcPr>
+            <w:tcW w:type="dxa" w:w="1560"/>
+          </w:tcPr>
+          <w:p>
+            <w:r>
+              <w:rPr>
+                <w:sz w:val="13"/>
+              </w:rPr>
+              <w:t>McNab (2008) Physiol Biochem Zool; White et a</w:t>
+            </w:r>
+          </w:p>
+        </w:tc>
+        <w:tc>
+          <w:tcPr>
+            <w:tcW w:type="dxa" w:w="1560"/>
+          </w:tcPr>
+          <w:p>
+            <w:r>
+              <w:rPr>
+                <w:sz w:val="13"/>
+              </w:rPr>
+              <w:t>22</w:t>
+            </w:r>
+          </w:p>
+        </w:tc>
+        <w:tc>
+          <w:tcPr>
+            <w:tcW w:type="dxa" w:w="1560"/>
+          </w:tcPr>
+          <w:p>
+            <w:r>
+              <w:rPr>
+                <w:sz w:val="13"/>
+              </w:rPr>
+              <w:t>Power law B ∝ M^0.75 (3/4 scal</w:t>
+            </w:r>
+          </w:p>
+        </w:tc>
+      </w:tr>
+      <w:tr>
+        <w:tc>
+          <w:tcPr>
+            <w:tcW w:type="dxa" w:w="1560"/>
+          </w:tcPr>
+          <w:p>
+            <w:r>
+              <w:rPr>
+                <w:sz w:val="13"/>
+              </w:rPr>
+              <w:t>42</w:t>
+            </w:r>
+          </w:p>
+        </w:tc>
+        <w:tc>
+          <w:tcPr>
+            <w:tcW w:type="dxa" w:w="1560"/>
+          </w:tcPr>
+          <w:p>
+            <w:r>
+              <w:rPr>
+                <w:sz w:val="13"/>
+              </w:rPr>
+              <w:t>Gutenberg-Richter Law</w:t>
+            </w:r>
+          </w:p>
+        </w:tc>
+        <w:tc>
+          <w:tcPr>
+            <w:tcW w:type="dxa" w:w="1560"/>
+          </w:tcPr>
+          <w:p>
+            <w:r>
+              <w:rPr>
+                <w:sz w:val="13"/>
+              </w:rPr>
+              <w:t>Gutenberg B, Richter CF (1944) Bull Seis</w:t>
+            </w:r>
+          </w:p>
+        </w:tc>
+        <w:tc>
+          <w:tcPr>
+            <w:tcW w:type="dxa" w:w="1560"/>
+          </w:tcPr>
+          <w:p>
+            <w:r>
+              <w:rPr>
+                <w:sz w:val="13"/>
+              </w:rPr>
+              <w:t>USGS Earthquake Catalog (ComCat); ISC-GEM Glo</w:t>
+            </w:r>
+          </w:p>
+        </w:tc>
+        <w:tc>
+          <w:tcPr>
+            <w:tcW w:type="dxa" w:w="1560"/>
+          </w:tcPr>
+          <w:p>
+            <w:r>
+              <w:rPr>
+                <w:sz w:val="13"/>
+              </w:rPr>
+              <w:t>15</w:t>
+            </w:r>
+          </w:p>
+        </w:tc>
+        <w:tc>
+          <w:tcPr>
+            <w:tcW w:type="dxa" w:w="1560"/>
+          </w:tcPr>
+          <w:p>
+            <w:r>
+              <w:rPr>
+                <w:sz w:val="13"/>
+              </w:rPr>
+              <w:t>Log-linear (power law in energ</w:t>
+            </w:r>
+          </w:p>
+        </w:tc>
+      </w:tr>
+      <w:tr>
+        <w:tc>
+          <w:tcPr>
+            <w:tcW w:type="dxa" w:w="1560"/>
+          </w:tcPr>
+          <w:p>
+            <w:r>
+              <w:rPr>
+                <w:sz w:val="13"/>
+              </w:rPr>
+              <w:t>43</w:t>
+            </w:r>
+          </w:p>
+        </w:tc>
+        <w:tc>
+          <w:tcPr>
+            <w:tcW w:type="dxa" w:w="1560"/>
+          </w:tcPr>
+          <w:p>
+            <w:r>
+              <w:rPr>
+                <w:sz w:val="13"/>
+              </w:rPr>
+              <w:t>Moore's Law</w:t>
+            </w:r>
+          </w:p>
+        </w:tc>
+        <w:tc>
+          <w:tcPr>
+            <w:tcW w:type="dxa" w:w="1560"/>
+          </w:tcPr>
+          <w:p>
+            <w:r>
+              <w:rPr>
+                <w:sz w:val="13"/>
+              </w:rPr>
+              <w:t>Moore GE (1965) Electronics 38:114-117</w:t>
+            </w:r>
+          </w:p>
+        </w:tc>
+        <w:tc>
+          <w:tcPr>
+            <w:tcW w:type="dxa" w:w="1560"/>
+          </w:tcPr>
+          <w:p>
+            <w:r>
+              <w:rPr>
+                <w:sz w:val="13"/>
+              </w:rPr>
+              <w:t>Karl Rupp semiconductor database; Wikipedia t</w:t>
+            </w:r>
+          </w:p>
+        </w:tc>
+        <w:tc>
+          <w:tcPr>
+            <w:tcW w:type="dxa" w:w="1560"/>
+          </w:tcPr>
+          <w:p>
+            <w:r>
+              <w:rPr>
+                <w:sz w:val="13"/>
+              </w:rPr>
+              <w:t>26</w:t>
+            </w:r>
+          </w:p>
+        </w:tc>
+        <w:tc>
+          <w:tcPr>
+            <w:tcW w:type="dxa" w:w="1560"/>
+          </w:tcPr>
+          <w:p>
+            <w:r>
+              <w:rPr>
+                <w:sz w:val="13"/>
+              </w:rPr>
+              <w:t>Exponential (linear in log sca</w:t>
+            </w:r>
+          </w:p>
+        </w:tc>
+      </w:tr>
+      <w:tr>
+        <w:tc>
+          <w:tcPr>
+            <w:tcW w:type="dxa" w:w="1560"/>
+          </w:tcPr>
+          <w:p>
+            <w:r>
+              <w:rPr>
+                <w:sz w:val="13"/>
+              </w:rPr>
+              <w:t>44</w:t>
+            </w:r>
+          </w:p>
+        </w:tc>
+        <w:tc>
+          <w:tcPr>
+            <w:tcW w:type="dxa" w:w="1560"/>
+          </w:tcPr>
+          <w:p>
+            <w:r>
+              <w:rPr>
+                <w:sz w:val="13"/>
+              </w:rPr>
+              <w:t>Lipset Hypothesis</w:t>
+            </w:r>
+          </w:p>
+        </w:tc>
+        <w:tc>
+          <w:tcPr>
+            <w:tcW w:type="dxa" w:w="1560"/>
+          </w:tcPr>
+          <w:p>
+            <w:r>
+              <w:rPr>
+                <w:sz w:val="13"/>
+              </w:rPr>
+              <w:t>Lipset SM (1959) Am Polit Sci Rev 53:69-</w:t>
+            </w:r>
+          </w:p>
+        </w:tc>
+        <w:tc>
+          <w:tcPr>
+            <w:tcW w:type="dxa" w:w="1560"/>
+          </w:tcPr>
+          <w:p>
+            <w:r>
+              <w:rPr>
+                <w:sz w:val="13"/>
+              </w:rPr>
+              <w:t>V-Dem Dataset v13; World Bank WDI GDP per cap</w:t>
+            </w:r>
+          </w:p>
+        </w:tc>
+        <w:tc>
+          <w:tcPr>
+            <w:tcW w:type="dxa" w:w="1560"/>
+          </w:tcPr>
+          <w:p>
+            <w:r>
+              <w:rPr>
+                <w:sz w:val="13"/>
+              </w:rPr>
+              <w:t>45</w:t>
+            </w:r>
+          </w:p>
+        </w:tc>
+        <w:tc>
+          <w:tcPr>
+            <w:tcW w:type="dxa" w:w="1560"/>
+          </w:tcPr>
+          <w:p>
+            <w:r>
+              <w:rPr>
+                <w:sz w:val="13"/>
+              </w:rPr>
+              <w:t>Positive (possibly S-shaped or</w:t>
+            </w:r>
+          </w:p>
+        </w:tc>
+      </w:tr>
+      <w:tr>
+        <w:tc>
+          <w:tcPr>
+            <w:tcW w:type="dxa" w:w="1560"/>
+          </w:tcPr>
+          <w:p>
+            <w:r>
+              <w:rPr>
+                <w:sz w:val="13"/>
+              </w:rPr>
+              <w:t>45</w:t>
+            </w:r>
+          </w:p>
+        </w:tc>
+        <w:tc>
+          <w:tcPr>
+            <w:tcW w:type="dxa" w:w="1560"/>
+          </w:tcPr>
+          <w:p>
+            <w:r>
+              <w:rPr>
+                <w:sz w:val="13"/>
+              </w:rPr>
+              <w:t>Duverger's Law</w:t>
+            </w:r>
+          </w:p>
+        </w:tc>
+        <w:tc>
+          <w:tcPr>
+            <w:tcW w:type="dxa" w:w="1560"/>
+          </w:tcPr>
+          <w:p>
+            <w:r>
+              <w:rPr>
+                <w:sz w:val="13"/>
+              </w:rPr>
+              <w:t>Duverger M (1954) Political Parties. Wil</w:t>
+            </w:r>
+          </w:p>
+        </w:tc>
+        <w:tc>
+          <w:tcPr>
+            <w:tcW w:type="dxa" w:w="1560"/>
+          </w:tcPr>
+          <w:p>
+            <w:r>
+              <w:rPr>
+                <w:sz w:val="13"/>
+              </w:rPr>
+              <w:t>Gallagher &amp; Mitchell (2005) Politics of Elect</w:t>
+            </w:r>
+          </w:p>
+        </w:tc>
+        <w:tc>
+          <w:tcPr>
+            <w:tcW w:type="dxa" w:w="1560"/>
+          </w:tcPr>
+          <w:p>
+            <w:r>
+              <w:rPr>
+                <w:sz w:val="13"/>
+              </w:rPr>
+              <w:t>30</w:t>
+            </w:r>
+          </w:p>
+        </w:tc>
+        <w:tc>
+          <w:tcPr>
+            <w:tcW w:type="dxa" w:w="1560"/>
+          </w:tcPr>
+          <w:p>
+            <w:r>
+              <w:rPr>
+                <w:sz w:val="13"/>
+              </w:rPr>
+              <w:t>Positive log-linear</w:t>
+            </w:r>
+          </w:p>
+        </w:tc>
+      </w:tr>
+      <w:tr>
+        <w:tc>
+          <w:tcPr>
+            <w:tcW w:type="dxa" w:w="1560"/>
+          </w:tcPr>
+          <w:p>
+            <w:r>
+              <w:rPr>
+                <w:sz w:val="13"/>
+              </w:rPr>
+              <w:t>46</w:t>
+            </w:r>
+          </w:p>
+        </w:tc>
+        <w:tc>
+          <w:tcPr>
+            <w:tcW w:type="dxa" w:w="1560"/>
+          </w:tcPr>
+          <w:p>
+            <w:r>
+              <w:rPr>
+                <w:sz w:val="13"/>
+              </w:rPr>
+              <w:t>Zipf's Law (US Cities)</w:t>
+            </w:r>
+          </w:p>
+        </w:tc>
+        <w:tc>
+          <w:tcPr>
+            <w:tcW w:type="dxa" w:w="1560"/>
+          </w:tcPr>
+          <w:p>
+            <w:r>
+              <w:rPr>
+                <w:sz w:val="13"/>
+              </w:rPr>
+              <w:t>Zipf GK (1949) Human Behavior and the Pr</w:t>
+            </w:r>
+          </w:p>
+        </w:tc>
+        <w:tc>
+          <w:tcPr>
+            <w:tcW w:type="dxa" w:w="1560"/>
+          </w:tcPr>
+          <w:p>
+            <w:r>
+              <w:rPr>
+                <w:sz w:val="13"/>
+              </w:rPr>
+              <w:t>US Census Bureau 2020 Census: Incorporated Pl</w:t>
+            </w:r>
+          </w:p>
+        </w:tc>
+        <w:tc>
+          <w:tcPr>
+            <w:tcW w:type="dxa" w:w="1560"/>
+          </w:tcPr>
+          <w:p>
+            <w:r>
+              <w:rPr>
+                <w:sz w:val="13"/>
+              </w:rPr>
+              <w:t>50</w:t>
+            </w:r>
+          </w:p>
+        </w:tc>
+        <w:tc>
+          <w:tcPr>
+            <w:tcW w:type="dxa" w:w="1560"/>
+          </w:tcPr>
+          <w:p>
+            <w:r>
+              <w:rPr>
+                <w:sz w:val="13"/>
+              </w:rPr>
+              <w:t>Power law (exponent ≈ -1)</w:t>
+            </w:r>
+          </w:p>
+        </w:tc>
+      </w:tr>
+      <w:tr>
+        <w:tc>
+          <w:tcPr>
+            <w:tcW w:type="dxa" w:w="1560"/>
+          </w:tcPr>
+          <w:p>
+            <w:r>
+              <w:rPr>
+                <w:sz w:val="13"/>
+              </w:rPr>
+              <w:t>47</w:t>
+            </w:r>
+          </w:p>
+        </w:tc>
+        <w:tc>
+          <w:tcPr>
+            <w:tcW w:type="dxa" w:w="1560"/>
+          </w:tcPr>
+          <w:p>
+            <w:r>
+              <w:rPr>
+                <w:sz w:val="13"/>
+              </w:rPr>
+              <w:t>Crime-Temperature Curve</w:t>
+            </w:r>
+          </w:p>
+        </w:tc>
+        <w:tc>
+          <w:tcPr>
+            <w:tcW w:type="dxa" w:w="1560"/>
+          </w:tcPr>
+          <w:p>
+            <w:r>
+              <w:rPr>
+                <w:sz w:val="13"/>
+              </w:rPr>
+              <w:t>Anderson CA (1987) J Pers Soc Psychol 52</w:t>
+            </w:r>
+          </w:p>
+        </w:tc>
+        <w:tc>
+          <w:tcPr>
+            <w:tcW w:type="dxa" w:w="1560"/>
+          </w:tcPr>
+          <w:p>
+            <w:r>
+              <w:rPr>
+                <w:sz w:val="13"/>
+              </w:rPr>
+              <w:t>FBI UCR data; NOAA climate normals; Ranson (2</w:t>
+            </w:r>
+          </w:p>
+        </w:tc>
+        <w:tc>
+          <w:tcPr>
+            <w:tcW w:type="dxa" w:w="1560"/>
+          </w:tcPr>
+          <w:p>
+            <w:r>
+              <w:rPr>
+                <w:sz w:val="13"/>
+              </w:rPr>
+              <w:t>16</w:t>
+            </w:r>
+          </w:p>
+        </w:tc>
+        <w:tc>
+          <w:tcPr>
+            <w:tcW w:type="dxa" w:w="1560"/>
+          </w:tcPr>
+          <w:p>
+            <w:r>
+              <w:rPr>
+                <w:sz w:val="13"/>
+              </w:rPr>
+              <w:t>Nonlinear (inverted-U at extre</w:t>
+            </w:r>
+          </w:p>
+        </w:tc>
+      </w:tr>
+      <w:tr>
+        <w:tc>
+          <w:tcPr>
+            <w:tcW w:type="dxa" w:w="1560"/>
+          </w:tcPr>
+          <w:p>
+            <w:r>
+              <w:rPr>
+                <w:sz w:val="13"/>
+              </w:rPr>
+              <w:t>48</w:t>
+            </w:r>
+          </w:p>
+        </w:tc>
+        <w:tc>
+          <w:tcPr>
+            <w:tcW w:type="dxa" w:w="1560"/>
+          </w:tcPr>
+          <w:p>
+            <w:r>
+              <w:rPr>
+                <w:sz w:val="13"/>
+              </w:rPr>
+              <w:t>Putnam Social Capital</w:t>
+            </w:r>
+          </w:p>
+        </w:tc>
+        <w:tc>
+          <w:tcPr>
+            <w:tcW w:type="dxa" w:w="1560"/>
+          </w:tcPr>
+          <w:p>
+            <w:r>
+              <w:rPr>
+                <w:sz w:val="13"/>
+              </w:rPr>
+              <w:t xml:space="preserve">Putnam RD (2000) Bowling Alone. Simon &amp; </w:t>
+            </w:r>
+          </w:p>
+        </w:tc>
+        <w:tc>
+          <w:tcPr>
+            <w:tcW w:type="dxa" w:w="1560"/>
+          </w:tcPr>
+          <w:p>
+            <w:r>
+              <w:rPr>
+                <w:sz w:val="13"/>
+              </w:rPr>
+              <w:t>World Values Survey Wave 7; Eurobarometer tru</w:t>
+            </w:r>
+          </w:p>
+        </w:tc>
+        <w:tc>
+          <w:tcPr>
+            <w:tcW w:type="dxa" w:w="1560"/>
+          </w:tcPr>
+          <w:p>
+            <w:r>
+              <w:rPr>
+                <w:sz w:val="13"/>
+              </w:rPr>
+              <w:t>25</w:t>
+            </w:r>
+          </w:p>
+        </w:tc>
+        <w:tc>
+          <w:tcPr>
+            <w:tcW w:type="dxa" w:w="1560"/>
+          </w:tcPr>
+          <w:p>
+            <w:r>
+              <w:rPr>
+                <w:sz w:val="13"/>
+              </w:rPr>
+              <w:t>Negative (possibly nonlinear)</w:t>
+            </w:r>
+          </w:p>
+        </w:tc>
+      </w:tr>
+      <w:tr>
+        <w:tc>
+          <w:tcPr>
+            <w:tcW w:type="dxa" w:w="1560"/>
+          </w:tcPr>
+          <w:p>
+            <w:r>
+              <w:rPr>
+                <w:sz w:val="13"/>
+              </w:rPr>
+              <w:t>49</w:t>
+            </w:r>
+          </w:p>
+        </w:tc>
+        <w:tc>
+          <w:tcPr>
+            <w:tcW w:type="dxa" w:w="1560"/>
+          </w:tcPr>
+          <w:p>
+            <w:r>
+              <w:rPr>
+                <w:sz w:val="13"/>
+              </w:rPr>
+              <w:t>Mitscherlich Yield Curve</w:t>
+            </w:r>
+          </w:p>
+        </w:tc>
+        <w:tc>
+          <w:tcPr>
+            <w:tcW w:type="dxa" w:w="1560"/>
+          </w:tcPr>
+          <w:p>
+            <w:r>
+              <w:rPr>
+                <w:sz w:val="13"/>
+              </w:rPr>
+              <w:t>Mitscherlich EA (1909) Landwirtschaftlic</w:t>
+            </w:r>
+          </w:p>
+        </w:tc>
+        <w:tc>
+          <w:tcPr>
+            <w:tcW w:type="dxa" w:w="1560"/>
+          </w:tcPr>
+          <w:p>
+            <w:r>
+              <w:rPr>
+                <w:sz w:val="13"/>
+              </w:rPr>
+              <w:t xml:space="preserve">Cerrato &amp; Blackmer (1990) Agron J; USDA NASS </w:t>
+            </w:r>
+          </w:p>
+        </w:tc>
+        <w:tc>
+          <w:tcPr>
+            <w:tcW w:type="dxa" w:w="1560"/>
+          </w:tcPr>
+          <w:p>
+            <w:r>
+              <w:rPr>
+                <w:sz w:val="13"/>
+              </w:rPr>
+              <w:t>18</w:t>
+            </w:r>
+          </w:p>
+        </w:tc>
+        <w:tc>
+          <w:tcPr>
+            <w:tcW w:type="dxa" w:w="1560"/>
+          </w:tcPr>
+          <w:p>
+            <w:r>
+              <w:rPr>
+                <w:sz w:val="13"/>
+              </w:rPr>
+              <w:t>Diminishing returns (asymptoti</w:t>
+            </w:r>
+          </w:p>
+        </w:tc>
+      </w:tr>
+      <w:tr>
+        <w:tc>
+          <w:tcPr>
+            <w:tcW w:type="dxa" w:w="1560"/>
+          </w:tcPr>
+          <w:p>
+            <w:r>
+              <w:rPr>
+                <w:sz w:val="13"/>
+              </w:rPr>
+              <w:t>50</w:t>
+            </w:r>
+          </w:p>
+        </w:tc>
+        <w:tc>
+          <w:tcPr>
+            <w:tcW w:type="dxa" w:w="1560"/>
+          </w:tcPr>
+          <w:p>
+            <w:r>
+              <w:rPr>
+                <w:sz w:val="13"/>
+              </w:rPr>
+              <w:t>Green Revolution Yield Cu</w:t>
+            </w:r>
+          </w:p>
+        </w:tc>
+        <w:tc>
+          <w:tcPr>
+            <w:tcW w:type="dxa" w:w="1560"/>
+          </w:tcPr>
+          <w:p>
+            <w:r>
+              <w:rPr>
+                <w:sz w:val="13"/>
+              </w:rPr>
+              <w:t>Borlaug NE (1960s) various; Evenson &amp; Go</w:t>
+            </w:r>
+          </w:p>
+        </w:tc>
+        <w:tc>
+          <w:tcPr>
+            <w:tcW w:type="dxa" w:w="1560"/>
+          </w:tcPr>
+          <w:p>
+            <w:r>
+              <w:rPr>
+                <w:sz w:val="13"/>
+              </w:rPr>
+              <w:t>World Bank WDI: AG.YLD.CREL.KG (Global cereal</w:t>
+            </w:r>
+          </w:p>
+        </w:tc>
+        <w:tc>
+          <w:tcPr>
+            <w:tcW w:type="dxa" w:w="1560"/>
+          </w:tcPr>
+          <w:p>
+            <w:r>
+              <w:rPr>
+                <w:sz w:val="13"/>
+              </w:rPr>
+              <w:t>WB API</w:t>
+            </w:r>
+          </w:p>
+        </w:tc>
+        <w:tc>
+          <w:tcPr>
+            <w:tcW w:type="dxa" w:w="1560"/>
+          </w:tcPr>
+          <w:p>
+            <w:r>
+              <w:rPr>
+                <w:sz w:val="13"/>
+              </w:rPr>
+              <w:t>S-shaped (logistic growth with</w:t>
+            </w:r>
+          </w:p>
+        </w:tc>
+      </w:tr>
+      <w:tr>
+        <w:tc>
+          <w:tcPr>
+            <w:tcW w:type="dxa" w:w="1560"/>
+          </w:tcPr>
+          <w:p>
+            <w:r>
+              <w:rPr>
+                <w:sz w:val="13"/>
+              </w:rPr>
+              <w:t>51</w:t>
+            </w:r>
+          </w:p>
+        </w:tc>
+        <w:tc>
+          <w:tcPr>
+            <w:tcW w:type="dxa" w:w="1560"/>
+          </w:tcPr>
+          <w:p>
+            <w:r>
+              <w:rPr>
+                <w:sz w:val="13"/>
+              </w:rPr>
+              <w:t>Micronutrient U-shape (Vi</w:t>
+            </w:r>
+          </w:p>
+        </w:tc>
+        <w:tc>
+          <w:tcPr>
+            <w:tcW w:type="dxa" w:w="1560"/>
+          </w:tcPr>
+          <w:p>
+            <w:r>
+              <w:rPr>
+                <w:sz w:val="13"/>
+              </w:rPr>
+              <w:t>Durup et al. (2012) J Clin Endocrinol Me</w:t>
+            </w:r>
+          </w:p>
+        </w:tc>
+        <w:tc>
+          <w:tcPr>
+            <w:tcW w:type="dxa" w:w="1560"/>
+          </w:tcPr>
+          <w:p>
+            <w:r>
+              <w:rPr>
+                <w:sz w:val="13"/>
+              </w:rPr>
+              <w:t>Durup et al. (2012); Garland et al. (2014) An</w:t>
+            </w:r>
+          </w:p>
+        </w:tc>
+        <w:tc>
+          <w:tcPr>
+            <w:tcW w:type="dxa" w:w="1560"/>
+          </w:tcPr>
+          <w:p>
+            <w:r>
+              <w:rPr>
+                <w:sz w:val="13"/>
+              </w:rPr>
+              <w:t>19</w:t>
+            </w:r>
+          </w:p>
+        </w:tc>
+        <w:tc>
+          <w:tcPr>
+            <w:tcW w:type="dxa" w:w="1560"/>
+          </w:tcPr>
+          <w:p>
+            <w:r>
+              <w:rPr>
+                <w:sz w:val="13"/>
+              </w:rPr>
+              <w:t>U-shaped (deficiency and exces</w:t>
+            </w:r>
+          </w:p>
+        </w:tc>
+      </w:tr>
+      <w:tr>
+        <w:tc>
+          <w:tcPr>
+            <w:tcW w:type="dxa" w:w="1560"/>
+          </w:tcPr>
+          <w:p>
+            <w:r>
+              <w:rPr>
+                <w:sz w:val="13"/>
+              </w:rPr>
+              <w:t>52</w:t>
+            </w:r>
+          </w:p>
+        </w:tc>
+        <w:tc>
+          <w:tcPr>
+            <w:tcW w:type="dxa" w:w="1560"/>
+          </w:tcPr>
+          <w:p>
+            <w:r>
+              <w:rPr>
+                <w:sz w:val="13"/>
+              </w:rPr>
+              <w:t>Body Weight Set-Point</w:t>
+            </w:r>
+          </w:p>
+        </w:tc>
+        <w:tc>
+          <w:tcPr>
+            <w:tcW w:type="dxa" w:w="1560"/>
+          </w:tcPr>
+          <w:p>
+            <w:r>
+              <w:rPr>
+                <w:sz w:val="13"/>
+              </w:rPr>
+              <w:t xml:space="preserve">Keesey RE, Hirvonen MD (1997) Am J Clin </w:t>
+            </w:r>
+          </w:p>
+        </w:tc>
+        <w:tc>
+          <w:tcPr>
+            <w:tcW w:type="dxa" w:w="1560"/>
+          </w:tcPr>
+          <w:p>
+            <w:r>
+              <w:rPr>
+                <w:sz w:val="13"/>
+              </w:rPr>
+              <w:t>Hall et al. (2011) Lancet mathematical model;</w:t>
+            </w:r>
+          </w:p>
+        </w:tc>
+        <w:tc>
+          <w:tcPr>
+            <w:tcW w:type="dxa" w:w="1560"/>
+          </w:tcPr>
+          <w:p>
+            <w:r>
+              <w:rPr>
+                <w:sz w:val="13"/>
+              </w:rPr>
+              <w:t>16</w:t>
+            </w:r>
+          </w:p>
+        </w:tc>
+        <w:tc>
+          <w:tcPr>
+            <w:tcW w:type="dxa" w:w="1560"/>
+          </w:tcPr>
+          <w:p>
+            <w:r>
+              <w:rPr>
+                <w:sz w:val="13"/>
+              </w:rPr>
+              <w:t>Nonlinear (resistance to weigh</w:t>
+            </w:r>
+          </w:p>
+        </w:tc>
+      </w:tr>
+    </w:tbl>
     <w:sectPr>
       <w:pgSz w:w="12240" w:h="15840"/>
       <w:pgMar w:top="1440" w:right="1440" w:bottom="1440" w:left="1440" w:header="720" w:footer="720" w:gutter="0"/>

--- a/canonical_curves_reexamination/manuscript_canonical_curves_en.docx
+++ b/canonical_curves_reexamination/manuscript_canonical_curves_en.docx
@@ -524,7 +524,7 @@
         <w:t xml:space="preserve">Public health. </w:t>
       </w:r>
       <w:r>
-        <w:t>Public health curves showed the highest robustness rate (7/10 robust). The BMI-Mortality J-curve, Alcohol-Mortality J-curve, and Barker Hypothesis U-shape all survived rigorous testing. The Preston Curve with real World Bank data (N=247) showed no significant nonlinearity (p=0.864), consistent with a log-linear relationship.</w:t>
+        <w:t>Public health curves showed the highest robustness rate (7/10 robust). The BMI-Mortality J-curve, Alcohol-Mortality J-curve, and Barker Hypothesis U-shape all survived rigorous testing. The Preston Curve with real World Bank data (N=199) showed no significant nonlinearity (p=0.972), consistent with a log-linear relationship.</w:t>
       </w:r>
     </w:p>
     <w:p>
@@ -535,7 +535,7 @@
         <w:t xml:space="preserve">Demography. </w:t>
       </w:r>
       <w:r>
-        <w:t>Of 6 curves, 3 showed robust nonlinearity, 2 were non-significant, and 1 were outlier-dependent. The Demographic Transition model (N=247) was classified as robust nonlinear (p=3.3e-10). The Lee-Carter mortality model and Coale-Trussell fertility schedule demonstrated robust nonlinearity.</w:t>
+        <w:t>Of 6 curves, 3 showed robust nonlinearity, 2 were non-significant, and 1 were outlier-dependent. The Demographic Transition model (N=199) was classified as robust nonlinear (p=3.6e-09). The Lee-Carter mortality model and Coale-Trussell fertility schedule demonstrated robust nonlinearity.</w:t>
       </w:r>
     </w:p>
     <w:p>
@@ -546,7 +546,7 @@
         <w:t xml:space="preserve">Environmental science. </w:t>
       </w:r>
       <w:r>
-        <w:t>Of 6 curves, 1 showed robust nonlinearity (Keeling Curve), 4 were non-significant, and 1 were outlier-dependent. The Forest Transition Curve with real data (N=242) was non-significant (p=0.188).</w:t>
+        <w:t>Of 6 curves, 1 showed robust nonlinearity (Keeling Curve), 4 were non-significant, and 1 were outlier-dependent. The Forest Transition Curve with real data (N=194) was non-significant (p=0.143).</w:t>
       </w:r>
     </w:p>
     <w:p>
@@ -1938,33 +1938,33 @@
               <w:rPr>
                 <w:sz w:val="14"/>
               </w:rPr>
-              <w:t>247</w:t>
-            </w:r>
-          </w:p>
-        </w:tc>
-        <w:tc>
-          <w:tcPr>
-            <w:tcW w:type="dxa" w:w="1337"/>
-          </w:tcPr>
-          <w:p>
-            <w:r>
-              <w:rPr>
-                <w:sz w:val="14"/>
-              </w:rPr>
-              <w:t>0.8638</w:t>
-            </w:r>
-          </w:p>
-        </w:tc>
-        <w:tc>
-          <w:tcPr>
-            <w:tcW w:type="dxa" w:w="1337"/>
-          </w:tcPr>
-          <w:p>
-            <w:r>
-              <w:rPr>
-                <w:sz w:val="14"/>
-              </w:rPr>
-              <w:t>0.7258</w:t>
+              <w:t>199</w:t>
+            </w:r>
+          </w:p>
+        </w:tc>
+        <w:tc>
+          <w:tcPr>
+            <w:tcW w:type="dxa" w:w="1337"/>
+          </w:tcPr>
+          <w:p>
+            <w:r>
+              <w:rPr>
+                <w:sz w:val="14"/>
+              </w:rPr>
+              <w:t>0.9716</w:t>
+            </w:r>
+          </w:p>
+        </w:tc>
+        <w:tc>
+          <w:tcPr>
+            <w:tcW w:type="dxa" w:w="1337"/>
+          </w:tcPr>
+          <w:p>
+            <w:r>
+              <w:rPr>
+                <w:sz w:val="14"/>
+              </w:rPr>
+              <w:t>0.9453</w:t>
             </w:r>
           </w:p>
         </w:tc>
@@ -2868,33 +2868,33 @@
               <w:rPr>
                 <w:sz w:val="14"/>
               </w:rPr>
-              <w:t>247</w:t>
-            </w:r>
-          </w:p>
-        </w:tc>
-        <w:tc>
-          <w:tcPr>
-            <w:tcW w:type="dxa" w:w="1337"/>
-          </w:tcPr>
-          <w:p>
-            <w:r>
-              <w:rPr>
-                <w:sz w:val="14"/>
-              </w:rPr>
-              <w:t>3.3e-10</w:t>
-            </w:r>
-          </w:p>
-        </w:tc>
-        <w:tc>
-          <w:tcPr>
-            <w:tcW w:type="dxa" w:w="1337"/>
-          </w:tcPr>
-          <w:p>
-            <w:r>
-              <w:rPr>
-                <w:sz w:val="14"/>
-              </w:rPr>
-              <w:t>3.6e-08</w:t>
+              <w:t>199</w:t>
+            </w:r>
+          </w:p>
+        </w:tc>
+        <w:tc>
+          <w:tcPr>
+            <w:tcW w:type="dxa" w:w="1337"/>
+          </w:tcPr>
+          <w:p>
+            <w:r>
+              <w:rPr>
+                <w:sz w:val="14"/>
+              </w:rPr>
+              <w:t>3.6e-09</w:t>
+            </w:r>
+          </w:p>
+        </w:tc>
+        <w:tc>
+          <w:tcPr>
+            <w:tcW w:type="dxa" w:w="1337"/>
+          </w:tcPr>
+          <w:p>
+            <w:r>
+              <w:rPr>
+                <w:sz w:val="14"/>
+              </w:rPr>
+              <w:t>2.7e-07</w:t>
             </w:r>
           </w:p>
         </w:tc>
@@ -3333,46 +3333,46 @@
               <w:rPr>
                 <w:sz w:val="14"/>
               </w:rPr>
-              <w:t>133</w:t>
-            </w:r>
-          </w:p>
-        </w:tc>
-        <w:tc>
-          <w:tcPr>
-            <w:tcW w:type="dxa" w:w="1337"/>
-          </w:tcPr>
-          <w:p>
-            <w:r>
-              <w:rPr>
-                <w:sz w:val="14"/>
-              </w:rPr>
-              <w:t>0.5667</w:t>
-            </w:r>
-          </w:p>
-        </w:tc>
-        <w:tc>
-          <w:tcPr>
-            <w:tcW w:type="dxa" w:w="1337"/>
-          </w:tcPr>
-          <w:p>
-            <w:r>
-              <w:rPr>
-                <w:sz w:val="14"/>
-              </w:rPr>
-              <w:t>0.8272</w:t>
-            </w:r>
-          </w:p>
-        </w:tc>
-        <w:tc>
-          <w:tcPr>
-            <w:tcW w:type="dxa" w:w="1337"/>
-          </w:tcPr>
-          <w:p>
-            <w:r>
-              <w:rPr>
-                <w:sz w:val="14"/>
-              </w:rPr>
-              <w:t>log</w:t>
+              <w:t>109</w:t>
+            </w:r>
+          </w:p>
+        </w:tc>
+        <w:tc>
+          <w:tcPr>
+            <w:tcW w:type="dxa" w:w="1337"/>
+          </w:tcPr>
+          <w:p>
+            <w:r>
+              <w:rPr>
+                <w:sz w:val="14"/>
+              </w:rPr>
+              <w:t>0.6336</w:t>
+            </w:r>
+          </w:p>
+        </w:tc>
+        <w:tc>
+          <w:tcPr>
+            <w:tcW w:type="dxa" w:w="1337"/>
+          </w:tcPr>
+          <w:p>
+            <w:r>
+              <w:rPr>
+                <w:sz w:val="14"/>
+              </w:rPr>
+              <w:t>0.9187</w:t>
+            </w:r>
+          </w:p>
+        </w:tc>
+        <w:tc>
+          <w:tcPr>
+            <w:tcW w:type="dxa" w:w="1337"/>
+          </w:tcPr>
+          <w:p>
+            <w:r>
+              <w:rPr>
+                <w:sz w:val="14"/>
+              </w:rPr>
+              <w:t>linear</w:t>
             </w:r>
           </w:p>
         </w:tc>
@@ -3891,46 +3891,46 @@
               <w:rPr>
                 <w:sz w:val="14"/>
               </w:rPr>
-              <w:t>242</w:t>
-            </w:r>
-          </w:p>
-        </w:tc>
-        <w:tc>
-          <w:tcPr>
-            <w:tcW w:type="dxa" w:w="1337"/>
-          </w:tcPr>
-          <w:p>
-            <w:r>
-              <w:rPr>
-                <w:sz w:val="14"/>
-              </w:rPr>
-              <w:t>0.1880</w:t>
-            </w:r>
-          </w:p>
-        </w:tc>
-        <w:tc>
-          <w:tcPr>
-            <w:tcW w:type="dxa" w:w="1337"/>
-          </w:tcPr>
-          <w:p>
-            <w:r>
-              <w:rPr>
-                <w:sz w:val="14"/>
-              </w:rPr>
-              <w:t>0.0512</w:t>
-            </w:r>
-          </w:p>
-        </w:tc>
-        <w:tc>
-          <w:tcPr>
-            <w:tcW w:type="dxa" w:w="1337"/>
-          </w:tcPr>
-          <w:p>
-            <w:r>
-              <w:rPr>
-                <w:sz w:val="14"/>
-              </w:rPr>
-              <w:t>log</w:t>
+              <w:t>194</w:t>
+            </w:r>
+          </w:p>
+        </w:tc>
+        <w:tc>
+          <w:tcPr>
+            <w:tcW w:type="dxa" w:w="1337"/>
+          </w:tcPr>
+          <w:p>
+            <w:r>
+              <w:rPr>
+                <w:sz w:val="14"/>
+              </w:rPr>
+              <w:t>0.1428</w:t>
+            </w:r>
+          </w:p>
+        </w:tc>
+        <w:tc>
+          <w:tcPr>
+            <w:tcW w:type="dxa" w:w="1337"/>
+          </w:tcPr>
+          <w:p>
+            <w:r>
+              <w:rPr>
+                <w:sz w:val="14"/>
+              </w:rPr>
+              <w:t>0.0429</w:t>
+            </w:r>
+          </w:p>
+        </w:tc>
+        <w:tc>
+          <w:tcPr>
+            <w:tcW w:type="dxa" w:w="1337"/>
+          </w:tcPr>
+          <w:p>
+            <w:r>
+              <w:rPr>
+                <w:sz w:val="14"/>
+              </w:rPr>
+              <w:t>linear</w:t>
             </w:r>
           </w:p>
         </w:tc>

--- a/canonical_curves_reexamination/manuscript_canonical_curves_en.docx
+++ b/canonical_curves_reexamination/manuscript_canonical_curves_en.docx
@@ -3465,7 +3465,7 @@
               <w:rPr>
                 <w:sz w:val="14"/>
               </w:rPr>
-              <w:t>log</w:t>
+              <w:t>quadratic</w:t>
             </w:r>
           </w:p>
         </w:tc>
